--- a/docs/release-3/SW Detailed Level Design.docx
+++ b/docs/release-3/SW Detailed Level Design.docx
@@ -661,7 +661,6 @@
         <w:rPr>
           <w:color w:val="008000"/>
         </w:rPr>
-        <w:lastRenderedPageBreak/>
         <w:t>This document represents Detailed Level Design (DLD). It describes the detailed system design and implementation plan in alignment with Agile principles. The DLD is updated incrementally with each release to reflect system evolution.</w:t>
       </w:r>
     </w:p>
@@ -784,18 +783,15 @@
           <w:rPr>
             <w:noProof/>
           </w:rPr>
-        </w:r>
-        <w:r>
-          <w:rPr>
-            <w:noProof/>
-          </w:rPr>
           <w:fldChar w:fldCharType="separate"/>
         </w:r>
         <w:r>
           <w:rPr>
+            <w:b/>
+            <w:bCs w:val="0"/>
             <w:noProof/>
           </w:rPr>
-          <w:t>5</w:t>
+          <w:t>Error! Bookmark not defined.</w:t>
         </w:r>
         <w:r>
           <w:rPr>
@@ -874,18 +870,15 @@
           <w:rPr>
             <w:noProof/>
           </w:rPr>
-        </w:r>
-        <w:r>
-          <w:rPr>
-            <w:noProof/>
-          </w:rPr>
           <w:fldChar w:fldCharType="separate"/>
         </w:r>
         <w:r>
           <w:rPr>
+            <w:b/>
+            <w:bCs w:val="0"/>
             <w:noProof/>
           </w:rPr>
-          <w:t>6</w:t>
+          <w:t>Error! Bookmark not defined.</w:t>
         </w:r>
         <w:r>
           <w:rPr>
@@ -963,18 +956,15 @@
           <w:rPr>
             <w:noProof/>
           </w:rPr>
-        </w:r>
-        <w:r>
-          <w:rPr>
-            <w:noProof/>
-          </w:rPr>
           <w:fldChar w:fldCharType="separate"/>
         </w:r>
         <w:r>
           <w:rPr>
+            <w:b/>
+            <w:bCs w:val="0"/>
             <w:noProof/>
           </w:rPr>
-          <w:t>6</w:t>
+          <w:t>Error! Bookmark not defined.</w:t>
         </w:r>
         <w:r>
           <w:rPr>
@@ -1052,18 +1042,15 @@
           <w:rPr>
             <w:noProof/>
           </w:rPr>
-        </w:r>
-        <w:r>
-          <w:rPr>
-            <w:noProof/>
-          </w:rPr>
           <w:fldChar w:fldCharType="separate"/>
         </w:r>
         <w:r>
           <w:rPr>
+            <w:b/>
+            <w:bCs w:val="0"/>
             <w:noProof/>
           </w:rPr>
-          <w:t>6</w:t>
+          <w:t>Error! Bookmark not defined.</w:t>
         </w:r>
         <w:r>
           <w:rPr>
@@ -1128,18 +1115,15 @@
           <w:rPr>
             <w:noProof/>
           </w:rPr>
-        </w:r>
-        <w:r>
-          <w:rPr>
-            <w:noProof/>
-          </w:rPr>
           <w:fldChar w:fldCharType="separate"/>
         </w:r>
         <w:r>
           <w:rPr>
+            <w:b/>
+            <w:bCs w:val="0"/>
             <w:noProof/>
           </w:rPr>
-          <w:t>6</w:t>
+          <w:t>Error! Bookmark not defined.</w:t>
         </w:r>
         <w:r>
           <w:rPr>
@@ -1204,18 +1188,15 @@
           <w:rPr>
             <w:noProof/>
           </w:rPr>
-        </w:r>
-        <w:r>
-          <w:rPr>
-            <w:noProof/>
-          </w:rPr>
           <w:fldChar w:fldCharType="separate"/>
         </w:r>
         <w:r>
           <w:rPr>
+            <w:b/>
+            <w:bCs w:val="0"/>
             <w:noProof/>
           </w:rPr>
-          <w:t>7</w:t>
+          <w:t>Error! Bookmark not defined.</w:t>
         </w:r>
         <w:r>
           <w:rPr>
@@ -1280,18 +1261,15 @@
           <w:rPr>
             <w:noProof/>
           </w:rPr>
-        </w:r>
-        <w:r>
-          <w:rPr>
-            <w:noProof/>
-          </w:rPr>
           <w:fldChar w:fldCharType="separate"/>
         </w:r>
         <w:r>
           <w:rPr>
+            <w:b/>
+            <w:bCs w:val="0"/>
             <w:noProof/>
           </w:rPr>
-          <w:t>7</w:t>
+          <w:t>Error! Bookmark not defined.</w:t>
         </w:r>
         <w:r>
           <w:rPr>
@@ -1348,18 +1326,15 @@
           <w:rPr>
             <w:noProof/>
           </w:rPr>
-        </w:r>
-        <w:r>
-          <w:rPr>
-            <w:noProof/>
-          </w:rPr>
           <w:fldChar w:fldCharType="separate"/>
         </w:r>
         <w:r>
           <w:rPr>
+            <w:b/>
+            <w:bCs w:val="0"/>
             <w:noProof/>
           </w:rPr>
-          <w:t>7</w:t>
+          <w:t>Error! Bookmark not defined.</w:t>
         </w:r>
         <w:r>
           <w:rPr>
@@ -1424,18 +1399,15 @@
           <w:rPr>
             <w:noProof/>
           </w:rPr>
-        </w:r>
-        <w:r>
-          <w:rPr>
-            <w:noProof/>
-          </w:rPr>
           <w:fldChar w:fldCharType="separate"/>
         </w:r>
         <w:r>
           <w:rPr>
+            <w:b/>
+            <w:bCs w:val="0"/>
             <w:noProof/>
           </w:rPr>
-          <w:t>7</w:t>
+          <w:t>Error! Bookmark not defined.</w:t>
         </w:r>
         <w:r>
           <w:rPr>
@@ -1500,18 +1472,15 @@
           <w:rPr>
             <w:noProof/>
           </w:rPr>
-        </w:r>
-        <w:r>
-          <w:rPr>
-            <w:noProof/>
-          </w:rPr>
           <w:fldChar w:fldCharType="separate"/>
         </w:r>
         <w:r>
           <w:rPr>
+            <w:b/>
+            <w:bCs w:val="0"/>
             <w:noProof/>
           </w:rPr>
-          <w:t>7</w:t>
+          <w:t>Error! Bookmark not defined.</w:t>
         </w:r>
         <w:r>
           <w:rPr>
@@ -1568,18 +1537,15 @@
           <w:rPr>
             <w:noProof/>
           </w:rPr>
-        </w:r>
-        <w:r>
-          <w:rPr>
-            <w:noProof/>
-          </w:rPr>
           <w:fldChar w:fldCharType="separate"/>
         </w:r>
         <w:r>
           <w:rPr>
+            <w:b/>
+            <w:bCs w:val="0"/>
             <w:noProof/>
           </w:rPr>
-          <w:t>8</w:t>
+          <w:t>Error! Bookmark not defined.</w:t>
         </w:r>
         <w:r>
           <w:rPr>
@@ -1651,18 +1617,15 @@
           <w:rPr>
             <w:noProof/>
           </w:rPr>
-        </w:r>
-        <w:r>
-          <w:rPr>
-            <w:noProof/>
-          </w:rPr>
           <w:fldChar w:fldCharType="separate"/>
         </w:r>
         <w:r>
           <w:rPr>
+            <w:b/>
+            <w:bCs w:val="0"/>
             <w:noProof/>
           </w:rPr>
-          <w:t>8</w:t>
+          <w:t>Error! Bookmark not defined.</w:t>
         </w:r>
         <w:r>
           <w:rPr>
@@ -1730,7 +1693,7 @@
           <w:rPr>
             <w:noProof/>
           </w:rPr>
-          <w:t>9</w:t>
+          <w:t>13</w:t>
         </w:r>
         <w:r>
           <w:rPr>
@@ -1798,7 +1761,7 @@
           <w:rPr>
             <w:noProof/>
           </w:rPr>
-          <w:t>9</w:t>
+          <w:t>14</w:t>
         </w:r>
         <w:r>
           <w:rPr>
@@ -1866,7 +1829,7 @@
           <w:rPr>
             <w:noProof/>
           </w:rPr>
-          <w:t>9</w:t>
+          <w:t>15</w:t>
         </w:r>
         <w:r>
           <w:rPr>
@@ -1899,21 +1862,7 @@
             <w:rStyle w:val="Hyperlink"/>
             <w:noProof/>
           </w:rPr>
-          <w:t>16. Revisio</w:t>
-        </w:r>
-        <w:r>
-          <w:rPr>
-            <w:rStyle w:val="Hyperlink"/>
-            <w:noProof/>
-          </w:rPr>
-          <w:t>n</w:t>
-        </w:r>
-        <w:r>
-          <w:rPr>
-            <w:rStyle w:val="Hyperlink"/>
-            <w:noProof/>
-          </w:rPr>
-          <w:t xml:space="preserve"> History</w:t>
+          <w:t>16. Revision History</w:t>
         </w:r>
         <w:r>
           <w:rPr>
@@ -1948,7 +1897,7 @@
           <w:rPr>
             <w:noProof/>
           </w:rPr>
-          <w:t>9</w:t>
+          <w:t>16</w:t>
         </w:r>
         <w:r>
           <w:rPr>
@@ -2039,6 +1988,7 @@
         </w:rPr>
       </w:pPr>
       <w:r>
+        <w:lastRenderedPageBreak/>
         <w:br w:type="page"/>
       </w:r>
     </w:p>
@@ -3355,77 +3305,7 @@
         <w:rPr>
           <w:lang w:val="et-EE"/>
         </w:rPr>
-        <w:t xml:space="preserve"> </w:t>
-      </w:r>
-      <w:proofErr w:type="spellStart"/>
-      <w:r>
-        <w:rPr>
-          <w:lang w:val="et-EE"/>
-        </w:rPr>
-        <w:t>ConsoleUI</w:t>
-      </w:r>
-      <w:proofErr w:type="spellEnd"/>
-      <w:r>
-        <w:rPr>
-          <w:lang w:val="et-EE"/>
-        </w:rPr>
-        <w:t xml:space="preserve"> — </w:t>
-      </w:r>
-      <w:proofErr w:type="spellStart"/>
-      <w:r>
-        <w:rPr>
-          <w:lang w:val="et-EE"/>
-        </w:rPr>
-        <w:t>console</w:t>
-      </w:r>
-      <w:proofErr w:type="spellEnd"/>
-      <w:r>
-        <w:rPr>
-          <w:lang w:val="et-EE"/>
-        </w:rPr>
-        <w:t xml:space="preserve"> </w:t>
-      </w:r>
-      <w:proofErr w:type="spellStart"/>
-      <w:r>
-        <w:rPr>
-          <w:lang w:val="et-EE"/>
-        </w:rPr>
-        <w:t>interaction</w:t>
-      </w:r>
-      <w:proofErr w:type="spellEnd"/>
-      <w:r>
-        <w:rPr>
-          <w:lang w:val="et-EE"/>
-        </w:rPr>
-        <w:t xml:space="preserve"> &amp; </w:t>
-      </w:r>
-      <w:proofErr w:type="spellStart"/>
-      <w:r>
-        <w:rPr>
-          <w:lang w:val="et-EE"/>
-        </w:rPr>
-        <w:t>formatting</w:t>
-      </w:r>
-      <w:proofErr w:type="spellEnd"/>
-      <w:r>
-        <w:rPr>
-          <w:lang w:val="et-EE"/>
-        </w:rPr>
-        <w:t xml:space="preserve"> </w:t>
-      </w:r>
-      <w:proofErr w:type="spellStart"/>
-      <w:r>
-        <w:rPr>
-          <w:lang w:val="et-EE"/>
-        </w:rPr>
-        <w:t>only</w:t>
-      </w:r>
-      <w:proofErr w:type="spellEnd"/>
-      <w:r>
-        <w:rPr>
-          <w:lang w:val="et-EE"/>
-        </w:rPr>
-        <w:t>.</w:t>
+        <w:t xml:space="preserve"> ConsoleUI — console interaction &amp; formatting only.</w:t>
       </w:r>
     </w:p>
     <w:p>
@@ -3451,63 +3331,7 @@
         <w:rPr>
           <w:lang w:val="et-EE"/>
         </w:rPr>
-        <w:t xml:space="preserve"> ExchangeManager — </w:t>
-      </w:r>
-      <w:proofErr w:type="spellStart"/>
-      <w:r>
-        <w:rPr>
-          <w:lang w:val="et-EE"/>
-        </w:rPr>
-        <w:t>coordinates</w:t>
-      </w:r>
-      <w:proofErr w:type="spellEnd"/>
-      <w:r>
-        <w:rPr>
-          <w:lang w:val="et-EE"/>
-        </w:rPr>
-        <w:t xml:space="preserve"> </w:t>
-      </w:r>
-      <w:proofErr w:type="spellStart"/>
-      <w:r>
-        <w:rPr>
-          <w:lang w:val="et-EE"/>
-        </w:rPr>
-        <w:t>conversion</w:t>
-      </w:r>
-      <w:proofErr w:type="spellEnd"/>
-      <w:r>
-        <w:rPr>
-          <w:lang w:val="et-EE"/>
-        </w:rPr>
-        <w:t xml:space="preserve">, reserve </w:t>
-      </w:r>
-      <w:proofErr w:type="spellStart"/>
-      <w:r>
-        <w:rPr>
-          <w:lang w:val="et-EE"/>
-        </w:rPr>
-        <w:t>checks</w:t>
-      </w:r>
-      <w:proofErr w:type="spellEnd"/>
-      <w:r>
-        <w:rPr>
-          <w:lang w:val="et-EE"/>
-        </w:rPr>
-        <w:t xml:space="preserve">, and </w:t>
-      </w:r>
-      <w:proofErr w:type="spellStart"/>
-      <w:r>
-        <w:rPr>
-          <w:lang w:val="et-EE"/>
-        </w:rPr>
-        <w:t>reporting</w:t>
-      </w:r>
-      <w:proofErr w:type="spellEnd"/>
-      <w:r>
-        <w:rPr>
-          <w:lang w:val="et-EE"/>
-        </w:rPr>
-        <w:t>.</w:t>
+        <w:t xml:space="preserve"> ExchangeManager — coordinates conversion, reserve checks, and reporting.</w:t>
       </w:r>
     </w:p>
     <w:p>
@@ -3521,231 +3345,26 @@
           <w:lang w:val="et-EE"/>
         </w:rPr>
       </w:pPr>
-      <w:proofErr w:type="spellStart"/>
       <w:r>
         <w:rPr>
           <w:b/>
           <w:bCs/>
           <w:lang w:val="et-EE"/>
         </w:rPr>
-        <w:t>Data</w:t>
-      </w:r>
-      <w:proofErr w:type="spellEnd"/>
-      <w:r>
-        <w:rPr>
-          <w:b/>
-          <w:bCs/>
-          <w:lang w:val="et-EE"/>
-        </w:rPr>
-        <w:t>:</w:t>
+        <w:t>Data:</w:t>
       </w:r>
       <w:r>
         <w:rPr>
           <w:lang w:val="et-EE"/>
         </w:rPr>
-        <w:t xml:space="preserve"> </w:t>
-      </w:r>
-      <w:proofErr w:type="spellStart"/>
-      <w:r>
-        <w:rPr>
-          <w:lang w:val="et-EE"/>
-        </w:rPr>
-        <w:t>ICurrencyRepository</w:t>
-      </w:r>
-      <w:proofErr w:type="spellEnd"/>
-      <w:r>
-        <w:rPr>
-          <w:lang w:val="et-EE"/>
-        </w:rPr>
-        <w:t xml:space="preserve"> / </w:t>
-      </w:r>
-      <w:proofErr w:type="spellStart"/>
-      <w:r>
-        <w:rPr>
-          <w:lang w:val="et-EE"/>
-        </w:rPr>
-        <w:t>CurrencyRepository</w:t>
-      </w:r>
-      <w:proofErr w:type="spellEnd"/>
-      <w:r>
-        <w:rPr>
-          <w:lang w:val="et-EE"/>
-        </w:rPr>
-        <w:t xml:space="preserve"> — in-</w:t>
-      </w:r>
-      <w:proofErr w:type="spellStart"/>
-      <w:r>
-        <w:rPr>
-          <w:lang w:val="et-EE"/>
-        </w:rPr>
-        <w:t>memory</w:t>
-      </w:r>
-      <w:proofErr w:type="spellEnd"/>
-      <w:r>
-        <w:rPr>
-          <w:lang w:val="et-EE"/>
-        </w:rPr>
-        <w:t xml:space="preserve"> </w:t>
-      </w:r>
-      <w:proofErr w:type="spellStart"/>
-      <w:r>
-        <w:rPr>
-          <w:lang w:val="et-EE"/>
-        </w:rPr>
-        <w:t>balances</w:t>
-      </w:r>
-      <w:proofErr w:type="spellEnd"/>
-      <w:r>
-        <w:rPr>
-          <w:lang w:val="et-EE"/>
-        </w:rPr>
-        <w:t xml:space="preserve"> &amp; </w:t>
-      </w:r>
-      <w:proofErr w:type="spellStart"/>
-      <w:r>
-        <w:rPr>
-          <w:lang w:val="et-EE"/>
-        </w:rPr>
-        <w:t>exchange</w:t>
-      </w:r>
-      <w:proofErr w:type="spellEnd"/>
-      <w:r>
-        <w:rPr>
-          <w:lang w:val="et-EE"/>
-        </w:rPr>
-        <w:t xml:space="preserve"> </w:t>
-      </w:r>
-      <w:proofErr w:type="spellStart"/>
-      <w:r>
-        <w:rPr>
-          <w:lang w:val="et-EE"/>
-        </w:rPr>
-        <w:t>rates</w:t>
-      </w:r>
-      <w:proofErr w:type="spellEnd"/>
-      <w:r>
-        <w:rPr>
-          <w:lang w:val="et-EE"/>
-        </w:rPr>
-        <w:t>.</w:t>
+        <w:t xml:space="preserve"> ICurrencyRepository / CurrencyRepository — in-memory balances &amp; exchange rates.</w:t>
       </w:r>
       <w:r>
         <w:rPr>
           <w:lang w:val="et-EE"/>
         </w:rPr>
         <w:br/>
-      </w:r>
-      <w:proofErr w:type="spellStart"/>
-      <w:r>
-        <w:rPr>
-          <w:lang w:val="et-EE"/>
-        </w:rPr>
-        <w:t>Principles</w:t>
-      </w:r>
-      <w:proofErr w:type="spellEnd"/>
-      <w:r>
-        <w:rPr>
-          <w:lang w:val="et-EE"/>
-        </w:rPr>
-        <w:t xml:space="preserve">: </w:t>
-      </w:r>
-      <w:proofErr w:type="spellStart"/>
-      <w:r>
-        <w:rPr>
-          <w:lang w:val="et-EE"/>
-        </w:rPr>
-        <w:t>Separation</w:t>
-      </w:r>
-      <w:proofErr w:type="spellEnd"/>
-      <w:r>
-        <w:rPr>
-          <w:lang w:val="et-EE"/>
-        </w:rPr>
-        <w:t xml:space="preserve"> of </w:t>
-      </w:r>
-      <w:proofErr w:type="spellStart"/>
-      <w:r>
-        <w:rPr>
-          <w:lang w:val="et-EE"/>
-        </w:rPr>
-        <w:t>Concerns</w:t>
-      </w:r>
-      <w:proofErr w:type="spellEnd"/>
-      <w:r>
-        <w:rPr>
-          <w:lang w:val="et-EE"/>
-        </w:rPr>
-        <w:t xml:space="preserve">, SRP, DIP, </w:t>
-      </w:r>
-      <w:proofErr w:type="spellStart"/>
-      <w:r>
-        <w:rPr>
-          <w:lang w:val="et-EE"/>
-        </w:rPr>
-        <w:t>encapsulation</w:t>
-      </w:r>
-      <w:proofErr w:type="spellEnd"/>
-      <w:r>
-        <w:rPr>
-          <w:lang w:val="et-EE"/>
-        </w:rPr>
-        <w:t xml:space="preserve"> </w:t>
-      </w:r>
-      <w:proofErr w:type="spellStart"/>
-      <w:r>
-        <w:rPr>
-          <w:lang w:val="et-EE"/>
-        </w:rPr>
-        <w:t>via</w:t>
-      </w:r>
-      <w:proofErr w:type="spellEnd"/>
-      <w:r>
-        <w:rPr>
-          <w:lang w:val="et-EE"/>
-        </w:rPr>
-        <w:t xml:space="preserve"> </w:t>
-      </w:r>
-      <w:proofErr w:type="spellStart"/>
-      <w:r>
-        <w:rPr>
-          <w:lang w:val="et-EE"/>
-        </w:rPr>
-        <w:t>header</w:t>
-      </w:r>
-      <w:proofErr w:type="spellEnd"/>
-      <w:r>
-        <w:rPr>
-          <w:lang w:val="et-EE"/>
-        </w:rPr>
-        <w:t>/</w:t>
-      </w:r>
-      <w:proofErr w:type="spellStart"/>
-      <w:r>
-        <w:rPr>
-          <w:lang w:val="et-EE"/>
-        </w:rPr>
-        <w:t>source</w:t>
-      </w:r>
-      <w:proofErr w:type="spellEnd"/>
-      <w:r>
-        <w:rPr>
-          <w:lang w:val="et-EE"/>
-        </w:rPr>
-        <w:t xml:space="preserve"> </w:t>
-      </w:r>
-      <w:proofErr w:type="spellStart"/>
-      <w:r>
-        <w:rPr>
-          <w:lang w:val="et-EE"/>
-        </w:rPr>
-        <w:t>split</w:t>
-      </w:r>
-      <w:proofErr w:type="spellEnd"/>
-      <w:r>
-        <w:rPr>
-          <w:lang w:val="et-EE"/>
-        </w:rPr>
-        <w:t>.</w:t>
+        <w:t>Principles: Separation of Concerns, SRP, DIP, encapsulation via header/source split.</w:t>
       </w:r>
     </w:p>
     <w:p/>
@@ -3894,7 +3513,6 @@
                 <w:lang w:val="et-EE" w:eastAsia="et-EE" w:bidi="ar-SA"/>
               </w:rPr>
             </w:pPr>
-            <w:proofErr w:type="spellStart"/>
             <w:r>
               <w:rPr>
                 <w:rFonts w:ascii="Aptos Narrow" w:eastAsia="Times New Roman" w:hAnsi="Aptos Narrow" w:cs="Times New Roman"/>
@@ -3905,7 +3523,6 @@
               </w:rPr>
               <w:t>Class</w:t>
             </w:r>
-            <w:proofErr w:type="spellEnd"/>
           </w:p>
         </w:tc>
         <w:tc>
@@ -3933,7 +3550,6 @@
                 <w:lang w:val="et-EE" w:eastAsia="et-EE" w:bidi="ar-SA"/>
               </w:rPr>
             </w:pPr>
-            <w:proofErr w:type="spellStart"/>
             <w:r>
               <w:rPr>
                 <w:rFonts w:ascii="Aptos Narrow" w:eastAsia="Times New Roman" w:hAnsi="Aptos Narrow" w:cs="Times New Roman"/>
@@ -3944,7 +3560,6 @@
               </w:rPr>
               <w:t>Type</w:t>
             </w:r>
-            <w:proofErr w:type="spellEnd"/>
           </w:p>
         </w:tc>
         <w:tc>
@@ -3972,7 +3587,6 @@
                 <w:lang w:val="et-EE" w:eastAsia="et-EE" w:bidi="ar-SA"/>
               </w:rPr>
             </w:pPr>
-            <w:proofErr w:type="spellStart"/>
             <w:r>
               <w:rPr>
                 <w:rFonts w:ascii="Aptos Narrow" w:eastAsia="Times New Roman" w:hAnsi="Aptos Narrow" w:cs="Times New Roman"/>
@@ -3983,7 +3597,6 @@
               </w:rPr>
               <w:t>Description</w:t>
             </w:r>
-            <w:proofErr w:type="spellEnd"/>
           </w:p>
         </w:tc>
         <w:tc>
@@ -4011,7 +3624,6 @@
                 <w:lang w:val="et-EE" w:eastAsia="et-EE" w:bidi="ar-SA"/>
               </w:rPr>
             </w:pPr>
-            <w:proofErr w:type="spellStart"/>
             <w:r>
               <w:rPr>
                 <w:rFonts w:ascii="Aptos Narrow" w:eastAsia="Times New Roman" w:hAnsi="Aptos Narrow" w:cs="Times New Roman"/>
@@ -4022,7 +3634,6 @@
               </w:rPr>
               <w:t>Attributes</w:t>
             </w:r>
-            <w:proofErr w:type="spellEnd"/>
           </w:p>
         </w:tc>
         <w:tc>
@@ -4050,7 +3661,6 @@
                 <w:lang w:val="et-EE" w:eastAsia="et-EE" w:bidi="ar-SA"/>
               </w:rPr>
             </w:pPr>
-            <w:proofErr w:type="spellStart"/>
             <w:r>
               <w:rPr>
                 <w:rFonts w:ascii="Aptos Narrow" w:eastAsia="Times New Roman" w:hAnsi="Aptos Narrow" w:cs="Times New Roman"/>
@@ -4061,7 +3671,6 @@
               </w:rPr>
               <w:t>Methods</w:t>
             </w:r>
-            <w:proofErr w:type="spellEnd"/>
           </w:p>
         </w:tc>
       </w:tr>
@@ -4092,7 +3701,6 @@
                 <w:lang w:val="et-EE" w:eastAsia="et-EE" w:bidi="ar-SA"/>
               </w:rPr>
             </w:pPr>
-            <w:proofErr w:type="spellStart"/>
             <w:r>
               <w:rPr>
                 <w:rFonts w:ascii="Aptos Narrow" w:eastAsia="Times New Roman" w:hAnsi="Aptos Narrow" w:cs="Times New Roman"/>
@@ -4101,7 +3709,6 @@
               </w:rPr>
               <w:t>ConsoleUI</w:t>
             </w:r>
-            <w:proofErr w:type="spellEnd"/>
           </w:p>
         </w:tc>
         <w:tc>
@@ -4159,77 +3766,13 @@
                 <w:lang w:val="et-EE" w:eastAsia="et-EE" w:bidi="ar-SA"/>
               </w:rPr>
             </w:pPr>
-            <w:proofErr w:type="spellStart"/>
             <w:r>
               <w:rPr>
                 <w:rFonts w:ascii="Aptos Narrow" w:eastAsia="Times New Roman" w:hAnsi="Aptos Narrow" w:cs="Times New Roman"/>
                 <w:color w:val="000000"/>
                 <w:lang w:val="et-EE" w:eastAsia="et-EE" w:bidi="ar-SA"/>
               </w:rPr>
-              <w:t>Console</w:t>
-            </w:r>
-            <w:proofErr w:type="spellEnd"/>
-            <w:r>
-              <w:rPr>
-                <w:rFonts w:ascii="Aptos Narrow" w:eastAsia="Times New Roman" w:hAnsi="Aptos Narrow" w:cs="Times New Roman"/>
-                <w:color w:val="000000"/>
-                <w:lang w:val="et-EE" w:eastAsia="et-EE" w:bidi="ar-SA"/>
-              </w:rPr>
-              <w:t xml:space="preserve"> I/O and </w:t>
-            </w:r>
-            <w:proofErr w:type="spellStart"/>
-            <w:r>
-              <w:rPr>
-                <w:rFonts w:ascii="Aptos Narrow" w:eastAsia="Times New Roman" w:hAnsi="Aptos Narrow" w:cs="Times New Roman"/>
-                <w:color w:val="000000"/>
-                <w:lang w:val="et-EE" w:eastAsia="et-EE" w:bidi="ar-SA"/>
-              </w:rPr>
-              <w:t>formatting</w:t>
-            </w:r>
-            <w:proofErr w:type="spellEnd"/>
-            <w:r>
-              <w:rPr>
-                <w:rFonts w:ascii="Aptos Narrow" w:eastAsia="Times New Roman" w:hAnsi="Aptos Narrow" w:cs="Times New Roman"/>
-                <w:color w:val="000000"/>
-                <w:lang w:val="et-EE" w:eastAsia="et-EE" w:bidi="ar-SA"/>
-              </w:rPr>
-              <w:t xml:space="preserve">; no </w:t>
-            </w:r>
-            <w:proofErr w:type="spellStart"/>
-            <w:r>
-              <w:rPr>
-                <w:rFonts w:ascii="Aptos Narrow" w:eastAsia="Times New Roman" w:hAnsi="Aptos Narrow" w:cs="Times New Roman"/>
-                <w:color w:val="000000"/>
-                <w:lang w:val="et-EE" w:eastAsia="et-EE" w:bidi="ar-SA"/>
-              </w:rPr>
-              <w:t>business</w:t>
-            </w:r>
-            <w:proofErr w:type="spellEnd"/>
-            <w:r>
-              <w:rPr>
-                <w:rFonts w:ascii="Aptos Narrow" w:eastAsia="Times New Roman" w:hAnsi="Aptos Narrow" w:cs="Times New Roman"/>
-                <w:color w:val="000000"/>
-                <w:lang w:val="et-EE" w:eastAsia="et-EE" w:bidi="ar-SA"/>
-              </w:rPr>
-              <w:t xml:space="preserve"> </w:t>
-            </w:r>
-            <w:proofErr w:type="spellStart"/>
-            <w:r>
-              <w:rPr>
-                <w:rFonts w:ascii="Aptos Narrow" w:eastAsia="Times New Roman" w:hAnsi="Aptos Narrow" w:cs="Times New Roman"/>
-                <w:color w:val="000000"/>
-                <w:lang w:val="et-EE" w:eastAsia="et-EE" w:bidi="ar-SA"/>
-              </w:rPr>
-              <w:t>logic</w:t>
-            </w:r>
-            <w:proofErr w:type="spellEnd"/>
-            <w:r>
-              <w:rPr>
-                <w:rFonts w:ascii="Aptos Narrow" w:eastAsia="Times New Roman" w:hAnsi="Aptos Narrow" w:cs="Times New Roman"/>
-                <w:color w:val="000000"/>
-                <w:lang w:val="et-EE" w:eastAsia="et-EE" w:bidi="ar-SA"/>
-              </w:rPr>
-              <w:t>.</w:t>
+              <w:t>Console I/O and formatting; no business logic.</w:t>
             </w:r>
           </w:p>
         </w:tc>
@@ -4279,59 +3822,13 @@
                 <w:lang w:val="et-EE" w:eastAsia="et-EE" w:bidi="ar-SA"/>
               </w:rPr>
             </w:pPr>
-            <w:proofErr w:type="spellStart"/>
             <w:r>
               <w:rPr>
                 <w:rFonts w:ascii="Aptos Narrow" w:eastAsia="Times New Roman" w:hAnsi="Aptos Narrow" w:cs="Times New Roman"/>
                 <w:color w:val="000000"/>
                 <w:lang w:val="et-EE" w:eastAsia="et-EE" w:bidi="ar-SA"/>
               </w:rPr>
-              <w:t>run</w:t>
-            </w:r>
-            <w:proofErr w:type="spellEnd"/>
-            <w:r>
-              <w:rPr>
-                <w:rFonts w:ascii="Aptos Narrow" w:eastAsia="Times New Roman" w:hAnsi="Aptos Narrow" w:cs="Times New Roman"/>
-                <w:color w:val="000000"/>
-                <w:lang w:val="et-EE" w:eastAsia="et-EE" w:bidi="ar-SA"/>
-              </w:rPr>
-              <w:t xml:space="preserve">(), </w:t>
-            </w:r>
-            <w:proofErr w:type="spellStart"/>
-            <w:r>
-              <w:rPr>
-                <w:rFonts w:ascii="Aptos Narrow" w:eastAsia="Times New Roman" w:hAnsi="Aptos Narrow" w:cs="Times New Roman"/>
-                <w:color w:val="000000"/>
-                <w:lang w:val="et-EE" w:eastAsia="et-EE" w:bidi="ar-SA"/>
-              </w:rPr>
-              <w:t>parseCurrency</w:t>
-            </w:r>
-            <w:proofErr w:type="spellEnd"/>
-            <w:r>
-              <w:rPr>
-                <w:rFonts w:ascii="Aptos Narrow" w:eastAsia="Times New Roman" w:hAnsi="Aptos Narrow" w:cs="Times New Roman"/>
-                <w:color w:val="000000"/>
-                <w:lang w:val="et-EE" w:eastAsia="et-EE" w:bidi="ar-SA"/>
-              </w:rPr>
-              <w:t xml:space="preserve">(s), </w:t>
-            </w:r>
-            <w:proofErr w:type="spellStart"/>
-            <w:r>
-              <w:rPr>
-                <w:rFonts w:ascii="Aptos Narrow" w:eastAsia="Times New Roman" w:hAnsi="Aptos Narrow" w:cs="Times New Roman"/>
-                <w:color w:val="000000"/>
-                <w:lang w:val="et-EE" w:eastAsia="et-EE" w:bidi="ar-SA"/>
-              </w:rPr>
-              <w:t>showMenu</w:t>
-            </w:r>
-            <w:proofErr w:type="spellEnd"/>
-            <w:r>
-              <w:rPr>
-                <w:rFonts w:ascii="Aptos Narrow" w:eastAsia="Times New Roman" w:hAnsi="Aptos Narrow" w:cs="Times New Roman"/>
-                <w:color w:val="000000"/>
-                <w:lang w:val="et-EE" w:eastAsia="et-EE" w:bidi="ar-SA"/>
-              </w:rPr>
-              <w:t>()</w:t>
+              <w:t>run(), parseCurrency(s), showMenu()</w:t>
             </w:r>
           </w:p>
         </w:tc>
@@ -4425,95 +3922,13 @@
                 <w:lang w:val="et-EE" w:eastAsia="et-EE" w:bidi="ar-SA"/>
               </w:rPr>
             </w:pPr>
-            <w:proofErr w:type="spellStart"/>
             <w:r>
               <w:rPr>
                 <w:rFonts w:ascii="Aptos Narrow" w:eastAsia="Times New Roman" w:hAnsi="Aptos Narrow" w:cs="Times New Roman"/>
                 <w:color w:val="000000"/>
                 <w:lang w:val="et-EE" w:eastAsia="et-EE" w:bidi="ar-SA"/>
               </w:rPr>
-              <w:t>Coordinates</w:t>
-            </w:r>
-            <w:proofErr w:type="spellEnd"/>
-            <w:r>
-              <w:rPr>
-                <w:rFonts w:ascii="Aptos Narrow" w:eastAsia="Times New Roman" w:hAnsi="Aptos Narrow" w:cs="Times New Roman"/>
-                <w:color w:val="000000"/>
-                <w:lang w:val="et-EE" w:eastAsia="et-EE" w:bidi="ar-SA"/>
-              </w:rPr>
-              <w:t xml:space="preserve"> </w:t>
-            </w:r>
-            <w:proofErr w:type="spellStart"/>
-            <w:r>
-              <w:rPr>
-                <w:rFonts w:ascii="Aptos Narrow" w:eastAsia="Times New Roman" w:hAnsi="Aptos Narrow" w:cs="Times New Roman"/>
-                <w:color w:val="000000"/>
-                <w:lang w:val="et-EE" w:eastAsia="et-EE" w:bidi="ar-SA"/>
-              </w:rPr>
-              <w:t>exchange</w:t>
-            </w:r>
-            <w:proofErr w:type="spellEnd"/>
-            <w:r>
-              <w:rPr>
-                <w:rFonts w:ascii="Aptos Narrow" w:eastAsia="Times New Roman" w:hAnsi="Aptos Narrow" w:cs="Times New Roman"/>
-                <w:color w:val="000000"/>
-                <w:lang w:val="et-EE" w:eastAsia="et-EE" w:bidi="ar-SA"/>
-              </w:rPr>
-              <w:t xml:space="preserve">; </w:t>
-            </w:r>
-            <w:proofErr w:type="spellStart"/>
-            <w:r>
-              <w:rPr>
-                <w:rFonts w:ascii="Aptos Narrow" w:eastAsia="Times New Roman" w:hAnsi="Aptos Narrow" w:cs="Times New Roman"/>
-                <w:color w:val="000000"/>
-                <w:lang w:val="et-EE" w:eastAsia="et-EE" w:bidi="ar-SA"/>
-              </w:rPr>
-              <w:t>checks</w:t>
-            </w:r>
-            <w:proofErr w:type="spellEnd"/>
-            <w:r>
-              <w:rPr>
-                <w:rFonts w:ascii="Aptos Narrow" w:eastAsia="Times New Roman" w:hAnsi="Aptos Narrow" w:cs="Times New Roman"/>
-                <w:color w:val="000000"/>
-                <w:lang w:val="et-EE" w:eastAsia="et-EE" w:bidi="ar-SA"/>
-              </w:rPr>
-              <w:t xml:space="preserve"> reserve; </w:t>
-            </w:r>
-            <w:proofErr w:type="spellStart"/>
-            <w:r>
-              <w:rPr>
-                <w:rFonts w:ascii="Aptos Narrow" w:eastAsia="Times New Roman" w:hAnsi="Aptos Narrow" w:cs="Times New Roman"/>
-                <w:color w:val="000000"/>
-                <w:lang w:val="et-EE" w:eastAsia="et-EE" w:bidi="ar-SA"/>
-              </w:rPr>
-              <w:t>updates</w:t>
-            </w:r>
-            <w:proofErr w:type="spellEnd"/>
-            <w:r>
-              <w:rPr>
-                <w:rFonts w:ascii="Aptos Narrow" w:eastAsia="Times New Roman" w:hAnsi="Aptos Narrow" w:cs="Times New Roman"/>
-                <w:color w:val="000000"/>
-                <w:lang w:val="et-EE" w:eastAsia="et-EE" w:bidi="ar-SA"/>
-              </w:rPr>
-              <w:t xml:space="preserve"> </w:t>
-            </w:r>
-            <w:proofErr w:type="spellStart"/>
-            <w:r>
-              <w:rPr>
-                <w:rFonts w:ascii="Aptos Narrow" w:eastAsia="Times New Roman" w:hAnsi="Aptos Narrow" w:cs="Times New Roman"/>
-                <w:color w:val="000000"/>
-                <w:lang w:val="et-EE" w:eastAsia="et-EE" w:bidi="ar-SA"/>
-              </w:rPr>
-              <w:t>report</w:t>
-            </w:r>
-            <w:proofErr w:type="spellEnd"/>
-            <w:r>
-              <w:rPr>
-                <w:rFonts w:ascii="Aptos Narrow" w:eastAsia="Times New Roman" w:hAnsi="Aptos Narrow" w:cs="Times New Roman"/>
-                <w:color w:val="000000"/>
-                <w:lang w:val="et-EE" w:eastAsia="et-EE" w:bidi="ar-SA"/>
-              </w:rPr>
-              <w:t>.</w:t>
+              <w:t>Coordinates exchange; checks reserve; updates report.</w:t>
             </w:r>
           </w:p>
         </w:tc>
@@ -4538,113 +3953,13 @@
                 <w:lang w:val="et-EE" w:eastAsia="et-EE" w:bidi="ar-SA"/>
               </w:rPr>
             </w:pPr>
-            <w:proofErr w:type="spellStart"/>
             <w:r>
               <w:rPr>
                 <w:rFonts w:ascii="Aptos Narrow" w:eastAsia="Times New Roman" w:hAnsi="Aptos Narrow" w:cs="Times New Roman"/>
                 <w:color w:val="000000"/>
                 <w:lang w:val="et-EE" w:eastAsia="et-EE" w:bidi="ar-SA"/>
               </w:rPr>
-              <w:t>repo</w:t>
-            </w:r>
-            <w:proofErr w:type="spellEnd"/>
-            <w:r>
-              <w:rPr>
-                <w:rFonts w:ascii="Aptos Narrow" w:eastAsia="Times New Roman" w:hAnsi="Aptos Narrow" w:cs="Times New Roman"/>
-                <w:color w:val="000000"/>
-                <w:lang w:val="et-EE" w:eastAsia="et-EE" w:bidi="ar-SA"/>
-              </w:rPr>
-              <w:t xml:space="preserve">_: </w:t>
-            </w:r>
-            <w:proofErr w:type="spellStart"/>
-            <w:r>
-              <w:rPr>
-                <w:rFonts w:ascii="Aptos Narrow" w:eastAsia="Times New Roman" w:hAnsi="Aptos Narrow" w:cs="Times New Roman"/>
-                <w:color w:val="000000"/>
-                <w:lang w:val="et-EE" w:eastAsia="et-EE" w:bidi="ar-SA"/>
-              </w:rPr>
-              <w:t>ICurrencyRepository</w:t>
-            </w:r>
-            <w:proofErr w:type="spellEnd"/>
-            <w:r>
-              <w:rPr>
-                <w:rFonts w:ascii="Aptos Narrow" w:eastAsia="Times New Roman" w:hAnsi="Aptos Narrow" w:cs="Times New Roman"/>
-                <w:color w:val="000000"/>
-                <w:lang w:val="et-EE" w:eastAsia="et-EE" w:bidi="ar-SA"/>
-              </w:rPr>
-              <w:t xml:space="preserve">&amp;, </w:t>
-            </w:r>
-            <w:proofErr w:type="spellStart"/>
-            <w:r>
-              <w:rPr>
-                <w:rFonts w:ascii="Aptos Narrow" w:eastAsia="Times New Roman" w:hAnsi="Aptos Narrow" w:cs="Times New Roman"/>
-                <w:color w:val="000000"/>
-                <w:lang w:val="et-EE" w:eastAsia="et-EE" w:bidi="ar-SA"/>
-              </w:rPr>
-              <w:t>clock</w:t>
-            </w:r>
-            <w:proofErr w:type="spellEnd"/>
-            <w:r>
-              <w:rPr>
-                <w:rFonts w:ascii="Aptos Narrow" w:eastAsia="Times New Roman" w:hAnsi="Aptos Narrow" w:cs="Times New Roman"/>
-                <w:color w:val="000000"/>
-                <w:lang w:val="et-EE" w:eastAsia="et-EE" w:bidi="ar-SA"/>
-              </w:rPr>
-              <w:t xml:space="preserve">_: </w:t>
-            </w:r>
-            <w:proofErr w:type="spellStart"/>
-            <w:r>
-              <w:rPr>
-                <w:rFonts w:ascii="Aptos Narrow" w:eastAsia="Times New Roman" w:hAnsi="Aptos Narrow" w:cs="Times New Roman"/>
-                <w:color w:val="000000"/>
-                <w:lang w:val="et-EE" w:eastAsia="et-EE" w:bidi="ar-SA"/>
-              </w:rPr>
-              <w:t>IClock</w:t>
-            </w:r>
-            <w:proofErr w:type="spellEnd"/>
-            <w:r>
-              <w:rPr>
-                <w:rFonts w:ascii="Aptos Narrow" w:eastAsia="Times New Roman" w:hAnsi="Aptos Narrow" w:cs="Times New Roman"/>
-                <w:color w:val="000000"/>
-                <w:lang w:val="et-EE" w:eastAsia="et-EE" w:bidi="ar-SA"/>
-              </w:rPr>
-              <w:t xml:space="preserve">&amp;, </w:t>
-            </w:r>
-            <w:proofErr w:type="spellStart"/>
-            <w:r>
-              <w:rPr>
-                <w:rFonts w:ascii="Aptos Narrow" w:eastAsia="Times New Roman" w:hAnsi="Aptos Narrow" w:cs="Times New Roman"/>
-                <w:color w:val="000000"/>
-                <w:lang w:val="et-EE" w:eastAsia="et-EE" w:bidi="ar-SA"/>
-              </w:rPr>
-              <w:t>report</w:t>
-            </w:r>
-            <w:proofErr w:type="spellEnd"/>
-            <w:r>
-              <w:rPr>
-                <w:rFonts w:ascii="Aptos Narrow" w:eastAsia="Times New Roman" w:hAnsi="Aptos Narrow" w:cs="Times New Roman"/>
-                <w:color w:val="000000"/>
-                <w:lang w:val="et-EE" w:eastAsia="et-EE" w:bidi="ar-SA"/>
-              </w:rPr>
-              <w:t xml:space="preserve">_: </w:t>
-            </w:r>
-            <w:proofErr w:type="spellStart"/>
-            <w:r>
-              <w:rPr>
-                <w:rFonts w:ascii="Aptos Narrow" w:eastAsia="Times New Roman" w:hAnsi="Aptos Narrow" w:cs="Times New Roman"/>
-                <w:color w:val="000000"/>
-                <w:lang w:val="et-EE" w:eastAsia="et-EE" w:bidi="ar-SA"/>
-              </w:rPr>
-              <w:t>Report</w:t>
-            </w:r>
-            <w:proofErr w:type="spellEnd"/>
-            <w:r>
-              <w:rPr>
-                <w:rFonts w:ascii="Aptos Narrow" w:eastAsia="Times New Roman" w:hAnsi="Aptos Narrow" w:cs="Times New Roman"/>
-                <w:color w:val="000000"/>
-                <w:lang w:val="et-EE" w:eastAsia="et-EE" w:bidi="ar-SA"/>
-              </w:rPr>
-              <w:t>&amp;</w:t>
+              <w:t>repo_: ICurrencyRepository&amp;, clock_: IClock&amp;, report_: Report&amp;</w:t>
             </w:r>
           </w:p>
         </w:tc>
@@ -4669,106 +3984,14 @@
                 <w:lang w:val="et-EE" w:eastAsia="et-EE" w:bidi="ar-SA"/>
               </w:rPr>
             </w:pPr>
-            <w:proofErr w:type="spellStart"/>
             <w:r>
               <w:rPr>
                 <w:rFonts w:ascii="Aptos Narrow" w:eastAsia="Times New Roman" w:hAnsi="Aptos Narrow" w:cs="Times New Roman"/>
                 <w:color w:val="000000"/>
                 <w:lang w:val="et-EE" w:eastAsia="et-EE" w:bidi="ar-SA"/>
               </w:rPr>
-              <w:t>processExchange</w:t>
-            </w:r>
-            <w:proofErr w:type="spellEnd"/>
-            <w:r>
-              <w:rPr>
-                <w:rFonts w:ascii="Aptos Narrow" w:eastAsia="Times New Roman" w:hAnsi="Aptos Narrow" w:cs="Times New Roman"/>
-                <w:color w:val="000000"/>
-                <w:lang w:val="et-EE" w:eastAsia="et-EE" w:bidi="ar-SA"/>
-              </w:rPr>
-              <w:t>(</w:t>
-            </w:r>
-            <w:proofErr w:type="spellStart"/>
-            <w:r>
-              <w:rPr>
-                <w:rFonts w:ascii="Aptos Narrow" w:eastAsia="Times New Roman" w:hAnsi="Aptos Narrow" w:cs="Times New Roman"/>
-                <w:color w:val="000000"/>
-                <w:lang w:val="et-EE" w:eastAsia="et-EE" w:bidi="ar-SA"/>
-              </w:rPr>
-              <w:t>txId</w:t>
-            </w:r>
-            <w:proofErr w:type="spellEnd"/>
-            <w:r>
-              <w:rPr>
-                <w:rFonts w:ascii="Aptos Narrow" w:eastAsia="Times New Roman" w:hAnsi="Aptos Narrow" w:cs="Times New Roman"/>
-                <w:color w:val="000000"/>
-                <w:lang w:val="et-EE" w:eastAsia="et-EE" w:bidi="ar-SA"/>
-              </w:rPr>
-              <w:t xml:space="preserve">, </w:t>
-            </w:r>
-            <w:proofErr w:type="spellStart"/>
-            <w:r>
-              <w:rPr>
-                <w:rFonts w:ascii="Aptos Narrow" w:eastAsia="Times New Roman" w:hAnsi="Aptos Narrow" w:cs="Times New Roman"/>
-                <w:color w:val="000000"/>
-                <w:lang w:val="et-EE" w:eastAsia="et-EE" w:bidi="ar-SA"/>
-              </w:rPr>
-              <w:t>fromC</w:t>
-            </w:r>
-            <w:proofErr w:type="spellEnd"/>
-            <w:r>
-              <w:rPr>
-                <w:rFonts w:ascii="Aptos Narrow" w:eastAsia="Times New Roman" w:hAnsi="Aptos Narrow" w:cs="Times New Roman"/>
-                <w:color w:val="000000"/>
-                <w:lang w:val="et-EE" w:eastAsia="et-EE" w:bidi="ar-SA"/>
-              </w:rPr>
-              <w:t xml:space="preserve">, </w:t>
-            </w:r>
-            <w:proofErr w:type="spellStart"/>
-            <w:r>
-              <w:rPr>
-                <w:rFonts w:ascii="Aptos Narrow" w:eastAsia="Times New Roman" w:hAnsi="Aptos Narrow" w:cs="Times New Roman"/>
-                <w:color w:val="000000"/>
-                <w:lang w:val="et-EE" w:eastAsia="et-EE" w:bidi="ar-SA"/>
-              </w:rPr>
-              <w:t>fromA</w:t>
-            </w:r>
-            <w:proofErr w:type="spellEnd"/>
-            <w:r>
-              <w:rPr>
-                <w:rFonts w:ascii="Aptos Narrow" w:eastAsia="Times New Roman" w:hAnsi="Aptos Narrow" w:cs="Times New Roman"/>
-                <w:color w:val="000000"/>
-                <w:lang w:val="et-EE" w:eastAsia="et-EE" w:bidi="ar-SA"/>
-              </w:rPr>
-              <w:t xml:space="preserve">, </w:t>
-            </w:r>
-            <w:proofErr w:type="spellStart"/>
-            <w:r>
-              <w:rPr>
-                <w:rFonts w:ascii="Aptos Narrow" w:eastAsia="Times New Roman" w:hAnsi="Aptos Narrow" w:cs="Times New Roman"/>
-                <w:color w:val="000000"/>
-                <w:lang w:val="et-EE" w:eastAsia="et-EE" w:bidi="ar-SA"/>
-              </w:rPr>
-              <w:t>toC</w:t>
-            </w:r>
-            <w:proofErr w:type="spellEnd"/>
-            <w:r>
-              <w:rPr>
-                <w:rFonts w:ascii="Aptos Narrow" w:eastAsia="Times New Roman" w:hAnsi="Aptos Narrow" w:cs="Times New Roman"/>
-                <w:color w:val="000000"/>
-                <w:lang w:val="et-EE" w:eastAsia="et-EE" w:bidi="ar-SA"/>
-              </w:rPr>
-              <w:t xml:space="preserve">): </w:t>
-            </w:r>
-            <w:proofErr w:type="spellStart"/>
-            <w:r>
-              <w:rPr>
-                <w:rFonts w:ascii="Aptos Narrow" w:eastAsia="Times New Roman" w:hAnsi="Aptos Narrow" w:cs="Times New Roman"/>
-                <w:color w:val="000000"/>
-                <w:lang w:val="et-EE" w:eastAsia="et-EE" w:bidi="ar-SA"/>
-              </w:rPr>
-              <w:t>Transaction</w:t>
-            </w:r>
-            <w:proofErr w:type="spellEnd"/>
+              <w:t>processExchange(txId, fromC, fromA, toC): Transaction</w:t>
+            </w:r>
           </w:p>
         </w:tc>
       </w:tr>
@@ -4799,7 +4022,6 @@
                 <w:lang w:val="et-EE" w:eastAsia="et-EE" w:bidi="ar-SA"/>
               </w:rPr>
             </w:pPr>
-            <w:proofErr w:type="spellStart"/>
             <w:r>
               <w:rPr>
                 <w:rFonts w:ascii="Aptos Narrow" w:eastAsia="Times New Roman" w:hAnsi="Aptos Narrow" w:cs="Times New Roman"/>
@@ -4808,7 +4030,6 @@
               </w:rPr>
               <w:t>ICurrencyRepository</w:t>
             </w:r>
-            <w:proofErr w:type="spellEnd"/>
           </w:p>
         </w:tc>
         <w:tc>
@@ -4834,7 +4055,6 @@
                 <w:lang w:val="et-EE" w:eastAsia="et-EE" w:bidi="ar-SA"/>
               </w:rPr>
             </w:pPr>
-            <w:proofErr w:type="spellStart"/>
             <w:r>
               <w:rPr>
                 <w:rFonts w:ascii="Aptos Narrow" w:eastAsia="Times New Roman" w:hAnsi="Aptos Narrow" w:cs="Times New Roman"/>
@@ -4843,7 +4063,6 @@
               </w:rPr>
               <w:t>Interface</w:t>
             </w:r>
-            <w:proofErr w:type="spellEnd"/>
           </w:p>
         </w:tc>
         <w:tc>
@@ -4868,113 +4087,13 @@
                 <w:lang w:val="et-EE" w:eastAsia="et-EE" w:bidi="ar-SA"/>
               </w:rPr>
             </w:pPr>
-            <w:proofErr w:type="spellStart"/>
             <w:r>
               <w:rPr>
                 <w:rFonts w:ascii="Aptos Narrow" w:eastAsia="Times New Roman" w:hAnsi="Aptos Narrow" w:cs="Times New Roman"/>
                 <w:color w:val="000000"/>
                 <w:lang w:val="et-EE" w:eastAsia="et-EE" w:bidi="ar-SA"/>
               </w:rPr>
-              <w:t>Abstracts</w:t>
-            </w:r>
-            <w:proofErr w:type="spellEnd"/>
-            <w:r>
-              <w:rPr>
-                <w:rFonts w:ascii="Aptos Narrow" w:eastAsia="Times New Roman" w:hAnsi="Aptos Narrow" w:cs="Times New Roman"/>
-                <w:color w:val="000000"/>
-                <w:lang w:val="et-EE" w:eastAsia="et-EE" w:bidi="ar-SA"/>
-              </w:rPr>
-              <w:t xml:space="preserve"> </w:t>
-            </w:r>
-            <w:proofErr w:type="spellStart"/>
-            <w:r>
-              <w:rPr>
-                <w:rFonts w:ascii="Aptos Narrow" w:eastAsia="Times New Roman" w:hAnsi="Aptos Narrow" w:cs="Times New Roman"/>
-                <w:color w:val="000000"/>
-                <w:lang w:val="et-EE" w:eastAsia="et-EE" w:bidi="ar-SA"/>
-              </w:rPr>
-              <w:t>data</w:t>
-            </w:r>
-            <w:proofErr w:type="spellEnd"/>
-            <w:r>
-              <w:rPr>
-                <w:rFonts w:ascii="Aptos Narrow" w:eastAsia="Times New Roman" w:hAnsi="Aptos Narrow" w:cs="Times New Roman"/>
-                <w:color w:val="000000"/>
-                <w:lang w:val="et-EE" w:eastAsia="et-EE" w:bidi="ar-SA"/>
-              </w:rPr>
-              <w:t xml:space="preserve"> </w:t>
-            </w:r>
-            <w:proofErr w:type="spellStart"/>
-            <w:r>
-              <w:rPr>
-                <w:rFonts w:ascii="Aptos Narrow" w:eastAsia="Times New Roman" w:hAnsi="Aptos Narrow" w:cs="Times New Roman"/>
-                <w:color w:val="000000"/>
-                <w:lang w:val="et-EE" w:eastAsia="et-EE" w:bidi="ar-SA"/>
-              </w:rPr>
-              <w:t>access</w:t>
-            </w:r>
-            <w:proofErr w:type="spellEnd"/>
-            <w:r>
-              <w:rPr>
-                <w:rFonts w:ascii="Aptos Narrow" w:eastAsia="Times New Roman" w:hAnsi="Aptos Narrow" w:cs="Times New Roman"/>
-                <w:color w:val="000000"/>
-                <w:lang w:val="et-EE" w:eastAsia="et-EE" w:bidi="ar-SA"/>
-              </w:rPr>
-              <w:t xml:space="preserve"> </w:t>
-            </w:r>
-            <w:proofErr w:type="spellStart"/>
-            <w:r>
-              <w:rPr>
-                <w:rFonts w:ascii="Aptos Narrow" w:eastAsia="Times New Roman" w:hAnsi="Aptos Narrow" w:cs="Times New Roman"/>
-                <w:color w:val="000000"/>
-                <w:lang w:val="et-EE" w:eastAsia="et-EE" w:bidi="ar-SA"/>
-              </w:rPr>
-              <w:t>for</w:t>
-            </w:r>
-            <w:proofErr w:type="spellEnd"/>
-            <w:r>
-              <w:rPr>
-                <w:rFonts w:ascii="Aptos Narrow" w:eastAsia="Times New Roman" w:hAnsi="Aptos Narrow" w:cs="Times New Roman"/>
-                <w:color w:val="000000"/>
-                <w:lang w:val="et-EE" w:eastAsia="et-EE" w:bidi="ar-SA"/>
-              </w:rPr>
-              <w:t xml:space="preserve"> </w:t>
-            </w:r>
-            <w:proofErr w:type="spellStart"/>
-            <w:r>
-              <w:rPr>
-                <w:rFonts w:ascii="Aptos Narrow" w:eastAsia="Times New Roman" w:hAnsi="Aptos Narrow" w:cs="Times New Roman"/>
-                <w:color w:val="000000"/>
-                <w:lang w:val="et-EE" w:eastAsia="et-EE" w:bidi="ar-SA"/>
-              </w:rPr>
-              <w:t>rates</w:t>
-            </w:r>
-            <w:proofErr w:type="spellEnd"/>
-            <w:r>
-              <w:rPr>
-                <w:rFonts w:ascii="Aptos Narrow" w:eastAsia="Times New Roman" w:hAnsi="Aptos Narrow" w:cs="Times New Roman"/>
-                <w:color w:val="000000"/>
-                <w:lang w:val="et-EE" w:eastAsia="et-EE" w:bidi="ar-SA"/>
-              </w:rPr>
-              <w:t>/</w:t>
-            </w:r>
-            <w:proofErr w:type="spellStart"/>
-            <w:r>
-              <w:rPr>
-                <w:rFonts w:ascii="Aptos Narrow" w:eastAsia="Times New Roman" w:hAnsi="Aptos Narrow" w:cs="Times New Roman"/>
-                <w:color w:val="000000"/>
-                <w:lang w:val="et-EE" w:eastAsia="et-EE" w:bidi="ar-SA"/>
-              </w:rPr>
-              <w:t>balances</w:t>
-            </w:r>
-            <w:proofErr w:type="spellEnd"/>
-            <w:r>
-              <w:rPr>
-                <w:rFonts w:ascii="Aptos Narrow" w:eastAsia="Times New Roman" w:hAnsi="Aptos Narrow" w:cs="Times New Roman"/>
-                <w:color w:val="000000"/>
-                <w:lang w:val="et-EE" w:eastAsia="et-EE" w:bidi="ar-SA"/>
-              </w:rPr>
-              <w:t>.</w:t>
+              <w:t>Abstracts data access for rates/balances.</w:t>
             </w:r>
           </w:p>
         </w:tc>
@@ -5024,131 +4143,13 @@
                 <w:lang w:val="et-EE" w:eastAsia="et-EE" w:bidi="ar-SA"/>
               </w:rPr>
             </w:pPr>
-            <w:proofErr w:type="spellStart"/>
             <w:r>
               <w:rPr>
                 <w:rFonts w:ascii="Aptos Narrow" w:eastAsia="Times New Roman" w:hAnsi="Aptos Narrow" w:cs="Times New Roman"/>
                 <w:color w:val="000000"/>
                 <w:lang w:val="et-EE" w:eastAsia="et-EE" w:bidi="ar-SA"/>
               </w:rPr>
-              <w:t>getRate</w:t>
-            </w:r>
-            <w:proofErr w:type="spellEnd"/>
-            <w:r>
-              <w:rPr>
-                <w:rFonts w:ascii="Aptos Narrow" w:eastAsia="Times New Roman" w:hAnsi="Aptos Narrow" w:cs="Times New Roman"/>
-                <w:color w:val="000000"/>
-                <w:lang w:val="et-EE" w:eastAsia="et-EE" w:bidi="ar-SA"/>
-              </w:rPr>
-              <w:t>(</w:t>
-            </w:r>
-            <w:proofErr w:type="spellStart"/>
-            <w:r>
-              <w:rPr>
-                <w:rFonts w:ascii="Aptos Narrow" w:eastAsia="Times New Roman" w:hAnsi="Aptos Narrow" w:cs="Times New Roman"/>
-                <w:color w:val="000000"/>
-                <w:lang w:val="et-EE" w:eastAsia="et-EE" w:bidi="ar-SA"/>
-              </w:rPr>
-              <w:t>from,to</w:t>
-            </w:r>
-            <w:proofErr w:type="spellEnd"/>
-            <w:r>
-              <w:rPr>
-                <w:rFonts w:ascii="Aptos Narrow" w:eastAsia="Times New Roman" w:hAnsi="Aptos Narrow" w:cs="Times New Roman"/>
-                <w:color w:val="000000"/>
-                <w:lang w:val="et-EE" w:eastAsia="et-EE" w:bidi="ar-SA"/>
-              </w:rPr>
-              <w:t xml:space="preserve">), </w:t>
-            </w:r>
-            <w:proofErr w:type="spellStart"/>
-            <w:r>
-              <w:rPr>
-                <w:rFonts w:ascii="Aptos Narrow" w:eastAsia="Times New Roman" w:hAnsi="Aptos Narrow" w:cs="Times New Roman"/>
-                <w:color w:val="000000"/>
-                <w:lang w:val="et-EE" w:eastAsia="et-EE" w:bidi="ar-SA"/>
-              </w:rPr>
-              <w:t>getBalance</w:t>
-            </w:r>
-            <w:proofErr w:type="spellEnd"/>
-            <w:r>
-              <w:rPr>
-                <w:rFonts w:ascii="Aptos Narrow" w:eastAsia="Times New Roman" w:hAnsi="Aptos Narrow" w:cs="Times New Roman"/>
-                <w:color w:val="000000"/>
-                <w:lang w:val="et-EE" w:eastAsia="et-EE" w:bidi="ar-SA"/>
-              </w:rPr>
-              <w:t xml:space="preserve">(c), </w:t>
-            </w:r>
-            <w:proofErr w:type="spellStart"/>
-            <w:r>
-              <w:rPr>
-                <w:rFonts w:ascii="Aptos Narrow" w:eastAsia="Times New Roman" w:hAnsi="Aptos Narrow" w:cs="Times New Roman"/>
-                <w:color w:val="000000"/>
-                <w:lang w:val="et-EE" w:eastAsia="et-EE" w:bidi="ar-SA"/>
-              </w:rPr>
-              <w:t>setBalance</w:t>
-            </w:r>
-            <w:proofErr w:type="spellEnd"/>
-            <w:r>
-              <w:rPr>
-                <w:rFonts w:ascii="Aptos Narrow" w:eastAsia="Times New Roman" w:hAnsi="Aptos Narrow" w:cs="Times New Roman"/>
-                <w:color w:val="000000"/>
-                <w:lang w:val="et-EE" w:eastAsia="et-EE" w:bidi="ar-SA"/>
-              </w:rPr>
-              <w:t>(</w:t>
-            </w:r>
-            <w:proofErr w:type="spellStart"/>
-            <w:r>
-              <w:rPr>
-                <w:rFonts w:ascii="Aptos Narrow" w:eastAsia="Times New Roman" w:hAnsi="Aptos Narrow" w:cs="Times New Roman"/>
-                <w:color w:val="000000"/>
-                <w:lang w:val="et-EE" w:eastAsia="et-EE" w:bidi="ar-SA"/>
-              </w:rPr>
-              <w:t>c,amt</w:t>
-            </w:r>
-            <w:proofErr w:type="spellEnd"/>
-            <w:r>
-              <w:rPr>
-                <w:rFonts w:ascii="Aptos Narrow" w:eastAsia="Times New Roman" w:hAnsi="Aptos Narrow" w:cs="Times New Roman"/>
-                <w:color w:val="000000"/>
-                <w:lang w:val="et-EE" w:eastAsia="et-EE" w:bidi="ar-SA"/>
-              </w:rPr>
-              <w:t xml:space="preserve">), </w:t>
-            </w:r>
-            <w:proofErr w:type="spellStart"/>
-            <w:r>
-              <w:rPr>
-                <w:rFonts w:ascii="Aptos Narrow" w:eastAsia="Times New Roman" w:hAnsi="Aptos Narrow" w:cs="Times New Roman"/>
-                <w:color w:val="000000"/>
-                <w:lang w:val="et-EE" w:eastAsia="et-EE" w:bidi="ar-SA"/>
-              </w:rPr>
-              <w:t>applyExchange</w:t>
-            </w:r>
-            <w:proofErr w:type="spellEnd"/>
-            <w:r>
-              <w:rPr>
-                <w:rFonts w:ascii="Aptos Narrow" w:eastAsia="Times New Roman" w:hAnsi="Aptos Narrow" w:cs="Times New Roman"/>
-                <w:color w:val="000000"/>
-                <w:lang w:val="et-EE" w:eastAsia="et-EE" w:bidi="ar-SA"/>
-              </w:rPr>
-              <w:t>(</w:t>
-            </w:r>
-            <w:proofErr w:type="spellStart"/>
-            <w:r>
-              <w:rPr>
-                <w:rFonts w:ascii="Aptos Narrow" w:eastAsia="Times New Roman" w:hAnsi="Aptos Narrow" w:cs="Times New Roman"/>
-                <w:color w:val="000000"/>
-                <w:lang w:val="et-EE" w:eastAsia="et-EE" w:bidi="ar-SA"/>
-              </w:rPr>
-              <w:t>fromC,fromA,toC,toA</w:t>
-            </w:r>
-            <w:proofErr w:type="spellEnd"/>
-            <w:r>
-              <w:rPr>
-                <w:rFonts w:ascii="Aptos Narrow" w:eastAsia="Times New Roman" w:hAnsi="Aptos Narrow" w:cs="Times New Roman"/>
-                <w:color w:val="000000"/>
-                <w:lang w:val="et-EE" w:eastAsia="et-EE" w:bidi="ar-SA"/>
-              </w:rPr>
-              <w:t>)</w:t>
+              <w:t>getRate(from,to), getBalance(c), setBalance(c,amt), applyExchange(fromC,fromA,toC,toA)</w:t>
             </w:r>
           </w:p>
         </w:tc>
@@ -5179,7 +4180,6 @@
                 <w:lang w:val="et-EE" w:eastAsia="et-EE" w:bidi="ar-SA"/>
               </w:rPr>
             </w:pPr>
-            <w:proofErr w:type="spellStart"/>
             <w:r>
               <w:rPr>
                 <w:rFonts w:ascii="Aptos Narrow" w:eastAsia="Times New Roman" w:hAnsi="Aptos Narrow" w:cs="Times New Roman"/>
@@ -5188,7 +4188,6 @@
               </w:rPr>
               <w:t>CurrencyRepository</w:t>
             </w:r>
-            <w:proofErr w:type="spellEnd"/>
           </w:p>
         </w:tc>
         <w:tc>
@@ -5213,7 +4212,6 @@
                 <w:lang w:val="et-EE" w:eastAsia="et-EE" w:bidi="ar-SA"/>
               </w:rPr>
             </w:pPr>
-            <w:proofErr w:type="spellStart"/>
             <w:r>
               <w:rPr>
                 <w:rFonts w:ascii="Aptos Narrow" w:eastAsia="Times New Roman" w:hAnsi="Aptos Narrow" w:cs="Times New Roman"/>
@@ -5222,7 +4220,6 @@
               </w:rPr>
               <w:t>Data</w:t>
             </w:r>
-            <w:proofErr w:type="spellEnd"/>
           </w:p>
         </w:tc>
         <w:tc>
@@ -5252,97 +4249,7 @@
                 <w:color w:val="000000"/>
                 <w:lang w:val="et-EE" w:eastAsia="et-EE" w:bidi="ar-SA"/>
               </w:rPr>
-              <w:t>In-</w:t>
-            </w:r>
-            <w:proofErr w:type="spellStart"/>
-            <w:r>
-              <w:rPr>
-                <w:rFonts w:ascii="Aptos Narrow" w:eastAsia="Times New Roman" w:hAnsi="Aptos Narrow" w:cs="Times New Roman"/>
-                <w:color w:val="000000"/>
-                <w:lang w:val="et-EE" w:eastAsia="et-EE" w:bidi="ar-SA"/>
-              </w:rPr>
-              <w:t>memory</w:t>
-            </w:r>
-            <w:proofErr w:type="spellEnd"/>
-            <w:r>
-              <w:rPr>
-                <w:rFonts w:ascii="Aptos Narrow" w:eastAsia="Times New Roman" w:hAnsi="Aptos Narrow" w:cs="Times New Roman"/>
-                <w:color w:val="000000"/>
-                <w:lang w:val="et-EE" w:eastAsia="et-EE" w:bidi="ar-SA"/>
-              </w:rPr>
-              <w:t xml:space="preserve"> </w:t>
-            </w:r>
-            <w:proofErr w:type="spellStart"/>
-            <w:r>
-              <w:rPr>
-                <w:rFonts w:ascii="Aptos Narrow" w:eastAsia="Times New Roman" w:hAnsi="Aptos Narrow" w:cs="Times New Roman"/>
-                <w:color w:val="000000"/>
-                <w:lang w:val="et-EE" w:eastAsia="et-EE" w:bidi="ar-SA"/>
-              </w:rPr>
-              <w:t>balances</w:t>
-            </w:r>
-            <w:proofErr w:type="spellEnd"/>
-            <w:r>
-              <w:rPr>
-                <w:rFonts w:ascii="Aptos Narrow" w:eastAsia="Times New Roman" w:hAnsi="Aptos Narrow" w:cs="Times New Roman"/>
-                <w:color w:val="000000"/>
-                <w:lang w:val="et-EE" w:eastAsia="et-EE" w:bidi="ar-SA"/>
-              </w:rPr>
-              <w:t xml:space="preserve"> &amp; </w:t>
-            </w:r>
-            <w:proofErr w:type="spellStart"/>
-            <w:r>
-              <w:rPr>
-                <w:rFonts w:ascii="Aptos Narrow" w:eastAsia="Times New Roman" w:hAnsi="Aptos Narrow" w:cs="Times New Roman"/>
-                <w:color w:val="000000"/>
-                <w:lang w:val="et-EE" w:eastAsia="et-EE" w:bidi="ar-SA"/>
-              </w:rPr>
-              <w:t>rates</w:t>
-            </w:r>
-            <w:proofErr w:type="spellEnd"/>
-            <w:r>
-              <w:rPr>
-                <w:rFonts w:ascii="Aptos Narrow" w:eastAsia="Times New Roman" w:hAnsi="Aptos Narrow" w:cs="Times New Roman"/>
-                <w:color w:val="000000"/>
-                <w:lang w:val="et-EE" w:eastAsia="et-EE" w:bidi="ar-SA"/>
-              </w:rPr>
-              <w:t xml:space="preserve">; </w:t>
-            </w:r>
-            <w:proofErr w:type="spellStart"/>
-            <w:r>
-              <w:rPr>
-                <w:rFonts w:ascii="Aptos Narrow" w:eastAsia="Times New Roman" w:hAnsi="Aptos Narrow" w:cs="Times New Roman"/>
-                <w:color w:val="000000"/>
-                <w:lang w:val="et-EE" w:eastAsia="et-EE" w:bidi="ar-SA"/>
-              </w:rPr>
-              <w:t>implements</w:t>
-            </w:r>
-            <w:proofErr w:type="spellEnd"/>
-            <w:r>
-              <w:rPr>
-                <w:rFonts w:ascii="Aptos Narrow" w:eastAsia="Times New Roman" w:hAnsi="Aptos Narrow" w:cs="Times New Roman"/>
-                <w:color w:val="000000"/>
-                <w:lang w:val="et-EE" w:eastAsia="et-EE" w:bidi="ar-SA"/>
-              </w:rPr>
-              <w:t xml:space="preserve"> </w:t>
-            </w:r>
-            <w:proofErr w:type="spellStart"/>
-            <w:r>
-              <w:rPr>
-                <w:rFonts w:ascii="Aptos Narrow" w:eastAsia="Times New Roman" w:hAnsi="Aptos Narrow" w:cs="Times New Roman"/>
-                <w:color w:val="000000"/>
-                <w:lang w:val="et-EE" w:eastAsia="et-EE" w:bidi="ar-SA"/>
-              </w:rPr>
-              <w:t>interface</w:t>
-            </w:r>
-            <w:proofErr w:type="spellEnd"/>
-            <w:r>
-              <w:rPr>
-                <w:rFonts w:ascii="Aptos Narrow" w:eastAsia="Times New Roman" w:hAnsi="Aptos Narrow" w:cs="Times New Roman"/>
-                <w:color w:val="000000"/>
-                <w:lang w:val="et-EE" w:eastAsia="et-EE" w:bidi="ar-SA"/>
-              </w:rPr>
-              <w:t>.</w:t>
+              <w:t>In-memory balances &amp; rates; implements interface.</w:t>
             </w:r>
           </w:p>
         </w:tc>
@@ -5367,59 +4274,13 @@
                 <w:lang w:val="et-EE" w:eastAsia="et-EE" w:bidi="ar-SA"/>
               </w:rPr>
             </w:pPr>
-            <w:proofErr w:type="spellStart"/>
             <w:r>
               <w:rPr>
                 <w:rFonts w:ascii="Aptos Narrow" w:eastAsia="Times New Roman" w:hAnsi="Aptos Narrow" w:cs="Times New Roman"/>
                 <w:color w:val="000000"/>
                 <w:lang w:val="et-EE" w:eastAsia="et-EE" w:bidi="ar-SA"/>
               </w:rPr>
-              <w:t>balances</w:t>
-            </w:r>
-            <w:proofErr w:type="spellEnd"/>
-            <w:r>
-              <w:rPr>
-                <w:rFonts w:ascii="Aptos Narrow" w:eastAsia="Times New Roman" w:hAnsi="Aptos Narrow" w:cs="Times New Roman"/>
-                <w:color w:val="000000"/>
-                <w:lang w:val="et-EE" w:eastAsia="et-EE" w:bidi="ar-SA"/>
-              </w:rPr>
-              <w:t xml:space="preserve">_, </w:t>
-            </w:r>
-            <w:proofErr w:type="spellStart"/>
-            <w:r>
-              <w:rPr>
-                <w:rFonts w:ascii="Aptos Narrow" w:eastAsia="Times New Roman" w:hAnsi="Aptos Narrow" w:cs="Times New Roman"/>
-                <w:color w:val="000000"/>
-                <w:lang w:val="et-EE" w:eastAsia="et-EE" w:bidi="ar-SA"/>
-              </w:rPr>
-              <w:t>rates</w:t>
-            </w:r>
-            <w:proofErr w:type="spellEnd"/>
-            <w:r>
-              <w:rPr>
-                <w:rFonts w:ascii="Aptos Narrow" w:eastAsia="Times New Roman" w:hAnsi="Aptos Narrow" w:cs="Times New Roman"/>
-                <w:color w:val="000000"/>
-                <w:lang w:val="et-EE" w:eastAsia="et-EE" w:bidi="ar-SA"/>
-              </w:rPr>
-              <w:t xml:space="preserve">_, </w:t>
-            </w:r>
-            <w:proofErr w:type="spellStart"/>
-            <w:r>
-              <w:rPr>
-                <w:rFonts w:ascii="Aptos Narrow" w:eastAsia="Times New Roman" w:hAnsi="Aptos Narrow" w:cs="Times New Roman"/>
-                <w:color w:val="000000"/>
-                <w:lang w:val="et-EE" w:eastAsia="et-EE" w:bidi="ar-SA"/>
-              </w:rPr>
-              <w:t>low_threshold</w:t>
-            </w:r>
-            <w:proofErr w:type="spellEnd"/>
-            <w:r>
-              <w:rPr>
-                <w:rFonts w:ascii="Aptos Narrow" w:eastAsia="Times New Roman" w:hAnsi="Aptos Narrow" w:cs="Times New Roman"/>
-                <w:color w:val="000000"/>
-                <w:lang w:val="et-EE" w:eastAsia="et-EE" w:bidi="ar-SA"/>
-              </w:rPr>
-              <w:t>_</w:t>
+              <w:t>balances_, rates_, low_threshold_</w:t>
             </w:r>
           </w:p>
         </w:tc>
@@ -5444,113 +4305,13 @@
                 <w:lang w:val="et-EE" w:eastAsia="et-EE" w:bidi="ar-SA"/>
               </w:rPr>
             </w:pPr>
-            <w:proofErr w:type="spellStart"/>
             <w:r>
               <w:rPr>
                 <w:rFonts w:ascii="Aptos Narrow" w:eastAsia="Times New Roman" w:hAnsi="Aptos Narrow" w:cs="Times New Roman"/>
                 <w:color w:val="000000"/>
                 <w:lang w:val="et-EE" w:eastAsia="et-EE" w:bidi="ar-SA"/>
               </w:rPr>
-              <w:t>getRate</w:t>
-            </w:r>
-            <w:proofErr w:type="spellEnd"/>
-            <w:r>
-              <w:rPr>
-                <w:rFonts w:ascii="Aptos Narrow" w:eastAsia="Times New Roman" w:hAnsi="Aptos Narrow" w:cs="Times New Roman"/>
-                <w:color w:val="000000"/>
-                <w:lang w:val="et-EE" w:eastAsia="et-EE" w:bidi="ar-SA"/>
-              </w:rPr>
-              <w:t xml:space="preserve">(), </w:t>
-            </w:r>
-            <w:proofErr w:type="spellStart"/>
-            <w:r>
-              <w:rPr>
-                <w:rFonts w:ascii="Aptos Narrow" w:eastAsia="Times New Roman" w:hAnsi="Aptos Narrow" w:cs="Times New Roman"/>
-                <w:color w:val="000000"/>
-                <w:lang w:val="et-EE" w:eastAsia="et-EE" w:bidi="ar-SA"/>
-              </w:rPr>
-              <w:t>getBalance</w:t>
-            </w:r>
-            <w:proofErr w:type="spellEnd"/>
-            <w:r>
-              <w:rPr>
-                <w:rFonts w:ascii="Aptos Narrow" w:eastAsia="Times New Roman" w:hAnsi="Aptos Narrow" w:cs="Times New Roman"/>
-                <w:color w:val="000000"/>
-                <w:lang w:val="et-EE" w:eastAsia="et-EE" w:bidi="ar-SA"/>
-              </w:rPr>
-              <w:t xml:space="preserve">(), </w:t>
-            </w:r>
-            <w:proofErr w:type="spellStart"/>
-            <w:r>
-              <w:rPr>
-                <w:rFonts w:ascii="Aptos Narrow" w:eastAsia="Times New Roman" w:hAnsi="Aptos Narrow" w:cs="Times New Roman"/>
-                <w:color w:val="000000"/>
-                <w:lang w:val="et-EE" w:eastAsia="et-EE" w:bidi="ar-SA"/>
-              </w:rPr>
-              <w:t>setBalance</w:t>
-            </w:r>
-            <w:proofErr w:type="spellEnd"/>
-            <w:r>
-              <w:rPr>
-                <w:rFonts w:ascii="Aptos Narrow" w:eastAsia="Times New Roman" w:hAnsi="Aptos Narrow" w:cs="Times New Roman"/>
-                <w:color w:val="000000"/>
-                <w:lang w:val="et-EE" w:eastAsia="et-EE" w:bidi="ar-SA"/>
-              </w:rPr>
-              <w:t xml:space="preserve">(), </w:t>
-            </w:r>
-            <w:proofErr w:type="spellStart"/>
-            <w:r>
-              <w:rPr>
-                <w:rFonts w:ascii="Aptos Narrow" w:eastAsia="Times New Roman" w:hAnsi="Aptos Narrow" w:cs="Times New Roman"/>
-                <w:color w:val="000000"/>
-                <w:lang w:val="et-EE" w:eastAsia="et-EE" w:bidi="ar-SA"/>
-              </w:rPr>
-              <w:t>applyExchange</w:t>
-            </w:r>
-            <w:proofErr w:type="spellEnd"/>
-            <w:r>
-              <w:rPr>
-                <w:rFonts w:ascii="Aptos Narrow" w:eastAsia="Times New Roman" w:hAnsi="Aptos Narrow" w:cs="Times New Roman"/>
-                <w:color w:val="000000"/>
-                <w:lang w:val="et-EE" w:eastAsia="et-EE" w:bidi="ar-SA"/>
-              </w:rPr>
-              <w:t xml:space="preserve">(), </w:t>
-            </w:r>
-            <w:proofErr w:type="spellStart"/>
-            <w:r>
-              <w:rPr>
-                <w:rFonts w:ascii="Aptos Narrow" w:eastAsia="Times New Roman" w:hAnsi="Aptos Narrow" w:cs="Times New Roman"/>
-                <w:color w:val="000000"/>
-                <w:lang w:val="et-EE" w:eastAsia="et-EE" w:bidi="ar-SA"/>
-              </w:rPr>
-              <w:t>is_low</w:t>
-            </w:r>
-            <w:proofErr w:type="spellEnd"/>
-            <w:r>
-              <w:rPr>
-                <w:rFonts w:ascii="Aptos Narrow" w:eastAsia="Times New Roman" w:hAnsi="Aptos Narrow" w:cs="Times New Roman"/>
-                <w:color w:val="000000"/>
-                <w:lang w:val="et-EE" w:eastAsia="et-EE" w:bidi="ar-SA"/>
-              </w:rPr>
-              <w:t xml:space="preserve">(c), </w:t>
-            </w:r>
-            <w:proofErr w:type="spellStart"/>
-            <w:r>
-              <w:rPr>
-                <w:rFonts w:ascii="Aptos Narrow" w:eastAsia="Times New Roman" w:hAnsi="Aptos Narrow" w:cs="Times New Roman"/>
-                <w:color w:val="000000"/>
-                <w:lang w:val="et-EE" w:eastAsia="et-EE" w:bidi="ar-SA"/>
-              </w:rPr>
-              <w:t>seedSampleRates</w:t>
-            </w:r>
-            <w:proofErr w:type="spellEnd"/>
-            <w:r>
-              <w:rPr>
-                <w:rFonts w:ascii="Aptos Narrow" w:eastAsia="Times New Roman" w:hAnsi="Aptos Narrow" w:cs="Times New Roman"/>
-                <w:color w:val="000000"/>
-                <w:lang w:val="et-EE" w:eastAsia="et-EE" w:bidi="ar-SA"/>
-              </w:rPr>
-              <w:t>()</w:t>
+              <w:t>getRate(), getBalance(), setBalance(), applyExchange(), is_low(c), seedSampleRates()</w:t>
             </w:r>
           </w:p>
         </w:tc>
@@ -5582,7 +4343,6 @@
                 <w:lang w:val="et-EE" w:eastAsia="et-EE" w:bidi="ar-SA"/>
               </w:rPr>
             </w:pPr>
-            <w:proofErr w:type="spellStart"/>
             <w:r>
               <w:rPr>
                 <w:rFonts w:ascii="Aptos Narrow" w:eastAsia="Times New Roman" w:hAnsi="Aptos Narrow" w:cs="Times New Roman"/>
@@ -5591,7 +4351,6 @@
               </w:rPr>
               <w:t>Transaction</w:t>
             </w:r>
-            <w:proofErr w:type="spellEnd"/>
           </w:p>
         </w:tc>
         <w:tc>
@@ -5617,7 +4376,6 @@
                 <w:lang w:val="et-EE" w:eastAsia="et-EE" w:bidi="ar-SA"/>
               </w:rPr>
             </w:pPr>
-            <w:proofErr w:type="spellStart"/>
             <w:r>
               <w:rPr>
                 <w:rFonts w:ascii="Aptos Narrow" w:eastAsia="Times New Roman" w:hAnsi="Aptos Narrow" w:cs="Times New Roman"/>
@@ -5626,7 +4384,6 @@
               </w:rPr>
               <w:t>Domain</w:t>
             </w:r>
-            <w:proofErr w:type="spellEnd"/>
           </w:p>
         </w:tc>
         <w:tc>
@@ -5651,95 +4408,13 @@
                 <w:lang w:val="et-EE" w:eastAsia="et-EE" w:bidi="ar-SA"/>
               </w:rPr>
             </w:pPr>
-            <w:proofErr w:type="spellStart"/>
             <w:r>
               <w:rPr>
                 <w:rFonts w:ascii="Aptos Narrow" w:eastAsia="Times New Roman" w:hAnsi="Aptos Narrow" w:cs="Times New Roman"/>
                 <w:color w:val="000000"/>
                 <w:lang w:val="et-EE" w:eastAsia="et-EE" w:bidi="ar-SA"/>
               </w:rPr>
-              <w:t>Immutable</w:t>
-            </w:r>
-            <w:proofErr w:type="spellEnd"/>
-            <w:r>
-              <w:rPr>
-                <w:rFonts w:ascii="Aptos Narrow" w:eastAsia="Times New Roman" w:hAnsi="Aptos Narrow" w:cs="Times New Roman"/>
-                <w:color w:val="000000"/>
-                <w:lang w:val="et-EE" w:eastAsia="et-EE" w:bidi="ar-SA"/>
-              </w:rPr>
-              <w:t xml:space="preserve"> </w:t>
-            </w:r>
-            <w:proofErr w:type="spellStart"/>
-            <w:r>
-              <w:rPr>
-                <w:rFonts w:ascii="Aptos Narrow" w:eastAsia="Times New Roman" w:hAnsi="Aptos Narrow" w:cs="Times New Roman"/>
-                <w:color w:val="000000"/>
-                <w:lang w:val="et-EE" w:eastAsia="et-EE" w:bidi="ar-SA"/>
-              </w:rPr>
-              <w:t>exchange</w:t>
-            </w:r>
-            <w:proofErr w:type="spellEnd"/>
-            <w:r>
-              <w:rPr>
-                <w:rFonts w:ascii="Aptos Narrow" w:eastAsia="Times New Roman" w:hAnsi="Aptos Narrow" w:cs="Times New Roman"/>
-                <w:color w:val="000000"/>
-                <w:lang w:val="et-EE" w:eastAsia="et-EE" w:bidi="ar-SA"/>
-              </w:rPr>
-              <w:t xml:space="preserve"> </w:t>
-            </w:r>
-            <w:proofErr w:type="spellStart"/>
-            <w:r>
-              <w:rPr>
-                <w:rFonts w:ascii="Aptos Narrow" w:eastAsia="Times New Roman" w:hAnsi="Aptos Narrow" w:cs="Times New Roman"/>
-                <w:color w:val="000000"/>
-                <w:lang w:val="et-EE" w:eastAsia="et-EE" w:bidi="ar-SA"/>
-              </w:rPr>
-              <w:t>record</w:t>
-            </w:r>
-            <w:proofErr w:type="spellEnd"/>
-            <w:r>
-              <w:rPr>
-                <w:rFonts w:ascii="Aptos Narrow" w:eastAsia="Times New Roman" w:hAnsi="Aptos Narrow" w:cs="Times New Roman"/>
-                <w:color w:val="000000"/>
-                <w:lang w:val="et-EE" w:eastAsia="et-EE" w:bidi="ar-SA"/>
-              </w:rPr>
-              <w:t xml:space="preserve"> w/ </w:t>
-            </w:r>
-            <w:proofErr w:type="spellStart"/>
-            <w:r>
-              <w:rPr>
-                <w:rFonts w:ascii="Aptos Narrow" w:eastAsia="Times New Roman" w:hAnsi="Aptos Narrow" w:cs="Times New Roman"/>
-                <w:color w:val="000000"/>
-                <w:lang w:val="et-EE" w:eastAsia="et-EE" w:bidi="ar-SA"/>
-              </w:rPr>
-              <w:t>computed</w:t>
-            </w:r>
-            <w:proofErr w:type="spellEnd"/>
-            <w:r>
-              <w:rPr>
-                <w:rFonts w:ascii="Aptos Narrow" w:eastAsia="Times New Roman" w:hAnsi="Aptos Narrow" w:cs="Times New Roman"/>
-                <w:color w:val="000000"/>
-                <w:lang w:val="et-EE" w:eastAsia="et-EE" w:bidi="ar-SA"/>
-              </w:rPr>
-              <w:t xml:space="preserve"> </w:t>
-            </w:r>
-            <w:proofErr w:type="spellStart"/>
-            <w:r>
-              <w:rPr>
-                <w:rFonts w:ascii="Aptos Narrow" w:eastAsia="Times New Roman" w:hAnsi="Aptos Narrow" w:cs="Times New Roman"/>
-                <w:color w:val="000000"/>
-                <w:lang w:val="et-EE" w:eastAsia="et-EE" w:bidi="ar-SA"/>
-              </w:rPr>
-              <w:t>to-amount</w:t>
-            </w:r>
-            <w:proofErr w:type="spellEnd"/>
-            <w:r>
-              <w:rPr>
-                <w:rFonts w:ascii="Aptos Narrow" w:eastAsia="Times New Roman" w:hAnsi="Aptos Narrow" w:cs="Times New Roman"/>
-                <w:color w:val="000000"/>
-                <w:lang w:val="et-EE" w:eastAsia="et-EE" w:bidi="ar-SA"/>
-              </w:rPr>
-              <w:t>.</w:t>
+              <w:t>Immutable exchange record w/ computed to-amount.</w:t>
             </w:r>
           </w:p>
         </w:tc>
@@ -5765,131 +4440,13 @@
                 <w:lang w:val="et-EE" w:eastAsia="et-EE" w:bidi="ar-SA"/>
               </w:rPr>
             </w:pPr>
-            <w:proofErr w:type="spellStart"/>
             <w:r>
               <w:rPr>
                 <w:rFonts w:ascii="Aptos Narrow" w:eastAsia="Times New Roman" w:hAnsi="Aptos Narrow" w:cs="Times New Roman"/>
                 <w:color w:val="000000"/>
                 <w:lang w:val="et-EE" w:eastAsia="et-EE" w:bidi="ar-SA"/>
               </w:rPr>
-              <w:t>tx_id</w:t>
-            </w:r>
-            <w:proofErr w:type="spellEnd"/>
-            <w:r>
-              <w:rPr>
-                <w:rFonts w:ascii="Aptos Narrow" w:eastAsia="Times New Roman" w:hAnsi="Aptos Narrow" w:cs="Times New Roman"/>
-                <w:color w:val="000000"/>
-                <w:lang w:val="et-EE" w:eastAsia="et-EE" w:bidi="ar-SA"/>
-              </w:rPr>
-              <w:t xml:space="preserve">_, </w:t>
-            </w:r>
-            <w:proofErr w:type="spellStart"/>
-            <w:r>
-              <w:rPr>
-                <w:rFonts w:ascii="Aptos Narrow" w:eastAsia="Times New Roman" w:hAnsi="Aptos Narrow" w:cs="Times New Roman"/>
-                <w:color w:val="000000"/>
-                <w:lang w:val="et-EE" w:eastAsia="et-EE" w:bidi="ar-SA"/>
-              </w:rPr>
-              <w:t>timestamp</w:t>
-            </w:r>
-            <w:proofErr w:type="spellEnd"/>
-            <w:r>
-              <w:rPr>
-                <w:rFonts w:ascii="Aptos Narrow" w:eastAsia="Times New Roman" w:hAnsi="Aptos Narrow" w:cs="Times New Roman"/>
-                <w:color w:val="000000"/>
-                <w:lang w:val="et-EE" w:eastAsia="et-EE" w:bidi="ar-SA"/>
-              </w:rPr>
-              <w:t xml:space="preserve">_, </w:t>
-            </w:r>
-            <w:proofErr w:type="spellStart"/>
-            <w:r>
-              <w:rPr>
-                <w:rFonts w:ascii="Aptos Narrow" w:eastAsia="Times New Roman" w:hAnsi="Aptos Narrow" w:cs="Times New Roman"/>
-                <w:color w:val="000000"/>
-                <w:lang w:val="et-EE" w:eastAsia="et-EE" w:bidi="ar-SA"/>
-              </w:rPr>
-              <w:t>from_currency</w:t>
-            </w:r>
-            <w:proofErr w:type="spellEnd"/>
-            <w:r>
-              <w:rPr>
-                <w:rFonts w:ascii="Aptos Narrow" w:eastAsia="Times New Roman" w:hAnsi="Aptos Narrow" w:cs="Times New Roman"/>
-                <w:color w:val="000000"/>
-                <w:lang w:val="et-EE" w:eastAsia="et-EE" w:bidi="ar-SA"/>
-              </w:rPr>
-              <w:t xml:space="preserve">_, </w:t>
-            </w:r>
-            <w:proofErr w:type="spellStart"/>
-            <w:r>
-              <w:rPr>
-                <w:rFonts w:ascii="Aptos Narrow" w:eastAsia="Times New Roman" w:hAnsi="Aptos Narrow" w:cs="Times New Roman"/>
-                <w:color w:val="000000"/>
-                <w:lang w:val="et-EE" w:eastAsia="et-EE" w:bidi="ar-SA"/>
-              </w:rPr>
-              <w:t>from_amount</w:t>
-            </w:r>
-            <w:proofErr w:type="spellEnd"/>
-            <w:r>
-              <w:rPr>
-                <w:rFonts w:ascii="Aptos Narrow" w:eastAsia="Times New Roman" w:hAnsi="Aptos Narrow" w:cs="Times New Roman"/>
-                <w:color w:val="000000"/>
-                <w:lang w:val="et-EE" w:eastAsia="et-EE" w:bidi="ar-SA"/>
-              </w:rPr>
-              <w:t xml:space="preserve">_, </w:t>
-            </w:r>
-            <w:proofErr w:type="spellStart"/>
-            <w:r>
-              <w:rPr>
-                <w:rFonts w:ascii="Aptos Narrow" w:eastAsia="Times New Roman" w:hAnsi="Aptos Narrow" w:cs="Times New Roman"/>
-                <w:color w:val="000000"/>
-                <w:lang w:val="et-EE" w:eastAsia="et-EE" w:bidi="ar-SA"/>
-              </w:rPr>
-              <w:t>to_currency</w:t>
-            </w:r>
-            <w:proofErr w:type="spellEnd"/>
-            <w:r>
-              <w:rPr>
-                <w:rFonts w:ascii="Aptos Narrow" w:eastAsia="Times New Roman" w:hAnsi="Aptos Narrow" w:cs="Times New Roman"/>
-                <w:color w:val="000000"/>
-                <w:lang w:val="et-EE" w:eastAsia="et-EE" w:bidi="ar-SA"/>
-              </w:rPr>
-              <w:t xml:space="preserve">_, </w:t>
-            </w:r>
-            <w:proofErr w:type="spellStart"/>
-            <w:r>
-              <w:rPr>
-                <w:rFonts w:ascii="Aptos Narrow" w:eastAsia="Times New Roman" w:hAnsi="Aptos Narrow" w:cs="Times New Roman"/>
-                <w:color w:val="000000"/>
-                <w:lang w:val="et-EE" w:eastAsia="et-EE" w:bidi="ar-SA"/>
-              </w:rPr>
-              <w:t>to_amount</w:t>
-            </w:r>
-            <w:proofErr w:type="spellEnd"/>
-            <w:r>
-              <w:rPr>
-                <w:rFonts w:ascii="Aptos Narrow" w:eastAsia="Times New Roman" w:hAnsi="Aptos Narrow" w:cs="Times New Roman"/>
-                <w:color w:val="000000"/>
-                <w:lang w:val="et-EE" w:eastAsia="et-EE" w:bidi="ar-SA"/>
-              </w:rPr>
-              <w:t xml:space="preserve">_, </w:t>
-            </w:r>
-            <w:proofErr w:type="spellStart"/>
-            <w:r>
-              <w:rPr>
-                <w:rFonts w:ascii="Aptos Narrow" w:eastAsia="Times New Roman" w:hAnsi="Aptos Narrow" w:cs="Times New Roman"/>
-                <w:color w:val="000000"/>
-                <w:lang w:val="et-EE" w:eastAsia="et-EE" w:bidi="ar-SA"/>
-              </w:rPr>
-              <w:t>rate</w:t>
-            </w:r>
-            <w:proofErr w:type="spellEnd"/>
-            <w:r>
-              <w:rPr>
-                <w:rFonts w:ascii="Aptos Narrow" w:eastAsia="Times New Roman" w:hAnsi="Aptos Narrow" w:cs="Times New Roman"/>
-                <w:color w:val="000000"/>
-                <w:lang w:val="et-EE" w:eastAsia="et-EE" w:bidi="ar-SA"/>
-              </w:rPr>
-              <w:t>_</w:t>
+              <w:t>tx_id_, timestamp_, from_currency_, from_amount_, to_currency_, to_amount_, rate_</w:t>
             </w:r>
           </w:p>
         </w:tc>
@@ -5915,70 +4472,14 @@
                 <w:lang w:val="et-EE" w:eastAsia="et-EE" w:bidi="ar-SA"/>
               </w:rPr>
             </w:pPr>
-            <w:proofErr w:type="spellStart"/>
             <w:r>
               <w:rPr>
                 <w:rFonts w:ascii="Aptos Narrow" w:eastAsia="Times New Roman" w:hAnsi="Aptos Narrow" w:cs="Times New Roman"/>
                 <w:color w:val="000000"/>
                 <w:lang w:val="et-EE" w:eastAsia="et-EE" w:bidi="ar-SA"/>
               </w:rPr>
-              <w:t>static</w:t>
-            </w:r>
-            <w:proofErr w:type="spellEnd"/>
-            <w:r>
-              <w:rPr>
-                <w:rFonts w:ascii="Aptos Narrow" w:eastAsia="Times New Roman" w:hAnsi="Aptos Narrow" w:cs="Times New Roman"/>
-                <w:color w:val="000000"/>
-                <w:lang w:val="et-EE" w:eastAsia="et-EE" w:bidi="ar-SA"/>
-              </w:rPr>
-              <w:t xml:space="preserve"> </w:t>
-            </w:r>
-            <w:proofErr w:type="spellStart"/>
-            <w:r>
-              <w:rPr>
-                <w:rFonts w:ascii="Aptos Narrow" w:eastAsia="Times New Roman" w:hAnsi="Aptos Narrow" w:cs="Times New Roman"/>
-                <w:color w:val="000000"/>
-                <w:lang w:val="et-EE" w:eastAsia="et-EE" w:bidi="ar-SA"/>
-              </w:rPr>
-              <w:t>make</w:t>
-            </w:r>
-            <w:proofErr w:type="spellEnd"/>
-            <w:r>
-              <w:rPr>
-                <w:rFonts w:ascii="Aptos Narrow" w:eastAsia="Times New Roman" w:hAnsi="Aptos Narrow" w:cs="Times New Roman"/>
-                <w:color w:val="000000"/>
-                <w:lang w:val="et-EE" w:eastAsia="et-EE" w:bidi="ar-SA"/>
-              </w:rPr>
-              <w:t>(</w:t>
-            </w:r>
-            <w:proofErr w:type="spellStart"/>
-            <w:r>
-              <w:rPr>
-                <w:rFonts w:ascii="Aptos Narrow" w:eastAsia="Times New Roman" w:hAnsi="Aptos Narrow" w:cs="Times New Roman"/>
-                <w:color w:val="000000"/>
-                <w:lang w:val="et-EE" w:eastAsia="et-EE" w:bidi="ar-SA"/>
-              </w:rPr>
-              <w:t>id,ts,fromC,fromA,toC,rate</w:t>
-            </w:r>
-            <w:proofErr w:type="spellEnd"/>
-            <w:r>
-              <w:rPr>
-                <w:rFonts w:ascii="Aptos Narrow" w:eastAsia="Times New Roman" w:hAnsi="Aptos Narrow" w:cs="Times New Roman"/>
-                <w:color w:val="000000"/>
-                <w:lang w:val="et-EE" w:eastAsia="et-EE" w:bidi="ar-SA"/>
-              </w:rPr>
-              <w:t xml:space="preserve">): </w:t>
-            </w:r>
-            <w:proofErr w:type="spellStart"/>
-            <w:r>
-              <w:rPr>
-                <w:rFonts w:ascii="Aptos Narrow" w:eastAsia="Times New Roman" w:hAnsi="Aptos Narrow" w:cs="Times New Roman"/>
-                <w:color w:val="000000"/>
-                <w:lang w:val="et-EE" w:eastAsia="et-EE" w:bidi="ar-SA"/>
-              </w:rPr>
-              <w:t>Transaction</w:t>
-            </w:r>
-            <w:proofErr w:type="spellEnd"/>
+              <w:t>static make(id,ts,fromC,fromA,toC,rate): Transaction</w:t>
+            </w:r>
           </w:p>
         </w:tc>
       </w:tr>
@@ -6008,7 +4509,6 @@
                 <w:lang w:val="et-EE" w:eastAsia="et-EE" w:bidi="ar-SA"/>
               </w:rPr>
             </w:pPr>
-            <w:proofErr w:type="spellStart"/>
             <w:r>
               <w:rPr>
                 <w:rFonts w:ascii="Aptos Narrow" w:eastAsia="Times New Roman" w:hAnsi="Aptos Narrow" w:cs="Times New Roman"/>
@@ -6017,7 +4517,6 @@
               </w:rPr>
               <w:t>Report</w:t>
             </w:r>
-            <w:proofErr w:type="spellEnd"/>
           </w:p>
         </w:tc>
         <w:tc>
@@ -6042,7 +4541,6 @@
                 <w:lang w:val="et-EE" w:eastAsia="et-EE" w:bidi="ar-SA"/>
               </w:rPr>
             </w:pPr>
-            <w:proofErr w:type="spellStart"/>
             <w:r>
               <w:rPr>
                 <w:rFonts w:ascii="Aptos Narrow" w:eastAsia="Times New Roman" w:hAnsi="Aptos Narrow" w:cs="Times New Roman"/>
@@ -6051,7 +4549,6 @@
               </w:rPr>
               <w:t>Domain</w:t>
             </w:r>
-            <w:proofErr w:type="spellEnd"/>
           </w:p>
         </w:tc>
         <w:tc>
@@ -6075,77 +4572,13 @@
                 <w:lang w:val="et-EE" w:eastAsia="et-EE" w:bidi="ar-SA"/>
               </w:rPr>
             </w:pPr>
-            <w:proofErr w:type="spellStart"/>
             <w:r>
               <w:rPr>
                 <w:rFonts w:ascii="Aptos Narrow" w:eastAsia="Times New Roman" w:hAnsi="Aptos Narrow" w:cs="Times New Roman"/>
                 <w:color w:val="000000"/>
                 <w:lang w:val="et-EE" w:eastAsia="et-EE" w:bidi="ar-SA"/>
               </w:rPr>
-              <w:t>Aggregates</w:t>
-            </w:r>
-            <w:proofErr w:type="spellEnd"/>
-            <w:r>
-              <w:rPr>
-                <w:rFonts w:ascii="Aptos Narrow" w:eastAsia="Times New Roman" w:hAnsi="Aptos Narrow" w:cs="Times New Roman"/>
-                <w:color w:val="000000"/>
-                <w:lang w:val="et-EE" w:eastAsia="et-EE" w:bidi="ar-SA"/>
-              </w:rPr>
-              <w:t xml:space="preserve"> </w:t>
-            </w:r>
-            <w:proofErr w:type="spellStart"/>
-            <w:r>
-              <w:rPr>
-                <w:rFonts w:ascii="Aptos Narrow" w:eastAsia="Times New Roman" w:hAnsi="Aptos Narrow" w:cs="Times New Roman"/>
-                <w:color w:val="000000"/>
-                <w:lang w:val="et-EE" w:eastAsia="et-EE" w:bidi="ar-SA"/>
-              </w:rPr>
-              <w:t>transactions</w:t>
-            </w:r>
-            <w:proofErr w:type="spellEnd"/>
-            <w:r>
-              <w:rPr>
-                <w:rFonts w:ascii="Aptos Narrow" w:eastAsia="Times New Roman" w:hAnsi="Aptos Narrow" w:cs="Times New Roman"/>
-                <w:color w:val="000000"/>
-                <w:lang w:val="et-EE" w:eastAsia="et-EE" w:bidi="ar-SA"/>
-              </w:rPr>
-              <w:t xml:space="preserve">; prints </w:t>
-            </w:r>
-            <w:proofErr w:type="spellStart"/>
-            <w:r>
-              <w:rPr>
-                <w:rFonts w:ascii="Aptos Narrow" w:eastAsia="Times New Roman" w:hAnsi="Aptos Narrow" w:cs="Times New Roman"/>
-                <w:color w:val="000000"/>
-                <w:lang w:val="et-EE" w:eastAsia="et-EE" w:bidi="ar-SA"/>
-              </w:rPr>
-              <w:t>daily</w:t>
-            </w:r>
-            <w:proofErr w:type="spellEnd"/>
-            <w:r>
-              <w:rPr>
-                <w:rFonts w:ascii="Aptos Narrow" w:eastAsia="Times New Roman" w:hAnsi="Aptos Narrow" w:cs="Times New Roman"/>
-                <w:color w:val="000000"/>
-                <w:lang w:val="et-EE" w:eastAsia="et-EE" w:bidi="ar-SA"/>
-              </w:rPr>
-              <w:t xml:space="preserve"> </w:t>
-            </w:r>
-            <w:proofErr w:type="spellStart"/>
-            <w:r>
-              <w:rPr>
-                <w:rFonts w:ascii="Aptos Narrow" w:eastAsia="Times New Roman" w:hAnsi="Aptos Narrow" w:cs="Times New Roman"/>
-                <w:color w:val="000000"/>
-                <w:lang w:val="et-EE" w:eastAsia="et-EE" w:bidi="ar-SA"/>
-              </w:rPr>
-              <w:t>summary</w:t>
-            </w:r>
-            <w:proofErr w:type="spellEnd"/>
-            <w:r>
-              <w:rPr>
-                <w:rFonts w:ascii="Aptos Narrow" w:eastAsia="Times New Roman" w:hAnsi="Aptos Narrow" w:cs="Times New Roman"/>
-                <w:color w:val="000000"/>
-                <w:lang w:val="et-EE" w:eastAsia="et-EE" w:bidi="ar-SA"/>
-              </w:rPr>
-              <w:t>.</w:t>
+              <w:t>Aggregates transactions; prints daily summary.</w:t>
             </w:r>
           </w:p>
         </w:tc>
@@ -6170,59 +4603,13 @@
                 <w:lang w:val="et-EE" w:eastAsia="et-EE" w:bidi="ar-SA"/>
               </w:rPr>
             </w:pPr>
-            <w:proofErr w:type="spellStart"/>
             <w:r>
               <w:rPr>
                 <w:rFonts w:ascii="Aptos Narrow" w:eastAsia="Times New Roman" w:hAnsi="Aptos Narrow" w:cs="Times New Roman"/>
                 <w:color w:val="000000"/>
                 <w:lang w:val="et-EE" w:eastAsia="et-EE" w:bidi="ar-SA"/>
               </w:rPr>
-              <w:t>tx</w:t>
-            </w:r>
-            <w:proofErr w:type="spellEnd"/>
-            <w:r>
-              <w:rPr>
-                <w:rFonts w:ascii="Aptos Narrow" w:eastAsia="Times New Roman" w:hAnsi="Aptos Narrow" w:cs="Times New Roman"/>
-                <w:color w:val="000000"/>
-                <w:lang w:val="et-EE" w:eastAsia="et-EE" w:bidi="ar-SA"/>
-              </w:rPr>
-              <w:t xml:space="preserve">_: </w:t>
-            </w:r>
-            <w:proofErr w:type="spellStart"/>
-            <w:r>
-              <w:rPr>
-                <w:rFonts w:ascii="Aptos Narrow" w:eastAsia="Times New Roman" w:hAnsi="Aptos Narrow" w:cs="Times New Roman"/>
-                <w:color w:val="000000"/>
-                <w:lang w:val="et-EE" w:eastAsia="et-EE" w:bidi="ar-SA"/>
-              </w:rPr>
-              <w:t>vector</w:t>
-            </w:r>
-            <w:proofErr w:type="spellEnd"/>
-            <w:r>
-              <w:rPr>
-                <w:rFonts w:ascii="Aptos Narrow" w:eastAsia="Times New Roman" w:hAnsi="Aptos Narrow" w:cs="Times New Roman"/>
-                <w:color w:val="000000"/>
-                <w:lang w:val="et-EE" w:eastAsia="et-EE" w:bidi="ar-SA"/>
-              </w:rPr>
-              <w:t>&lt;</w:t>
-            </w:r>
-            <w:proofErr w:type="spellStart"/>
-            <w:r>
-              <w:rPr>
-                <w:rFonts w:ascii="Aptos Narrow" w:eastAsia="Times New Roman" w:hAnsi="Aptos Narrow" w:cs="Times New Roman"/>
-                <w:color w:val="000000"/>
-                <w:lang w:val="et-EE" w:eastAsia="et-EE" w:bidi="ar-SA"/>
-              </w:rPr>
-              <w:t>Transaction</w:t>
-            </w:r>
-            <w:proofErr w:type="spellEnd"/>
-            <w:r>
-              <w:rPr>
-                <w:rFonts w:ascii="Aptos Narrow" w:eastAsia="Times New Roman" w:hAnsi="Aptos Narrow" w:cs="Times New Roman"/>
-                <w:color w:val="000000"/>
-                <w:lang w:val="et-EE" w:eastAsia="et-EE" w:bidi="ar-SA"/>
-              </w:rPr>
-              <w:t>&gt;</w:t>
+              <w:t>tx_: vector&lt;Transaction&gt;</w:t>
             </w:r>
           </w:p>
         </w:tc>
@@ -6247,77 +4634,13 @@
                 <w:lang w:val="et-EE" w:eastAsia="et-EE" w:bidi="ar-SA"/>
               </w:rPr>
             </w:pPr>
-            <w:proofErr w:type="spellStart"/>
             <w:r>
               <w:rPr>
                 <w:rFonts w:ascii="Aptos Narrow" w:eastAsia="Times New Roman" w:hAnsi="Aptos Narrow" w:cs="Times New Roman"/>
                 <w:color w:val="000000"/>
                 <w:lang w:val="et-EE" w:eastAsia="et-EE" w:bidi="ar-SA"/>
               </w:rPr>
-              <w:t>add</w:t>
-            </w:r>
-            <w:proofErr w:type="spellEnd"/>
-            <w:r>
-              <w:rPr>
-                <w:rFonts w:ascii="Aptos Narrow" w:eastAsia="Times New Roman" w:hAnsi="Aptos Narrow" w:cs="Times New Roman"/>
-                <w:color w:val="000000"/>
-                <w:lang w:val="et-EE" w:eastAsia="et-EE" w:bidi="ar-SA"/>
-              </w:rPr>
-              <w:t xml:space="preserve">(t), </w:t>
-            </w:r>
-            <w:proofErr w:type="spellStart"/>
-            <w:r>
-              <w:rPr>
-                <w:rFonts w:ascii="Aptos Narrow" w:eastAsia="Times New Roman" w:hAnsi="Aptos Narrow" w:cs="Times New Roman"/>
-                <w:color w:val="000000"/>
-                <w:lang w:val="et-EE" w:eastAsia="et-EE" w:bidi="ar-SA"/>
-              </w:rPr>
-              <w:t>print_summary</w:t>
-            </w:r>
-            <w:proofErr w:type="spellEnd"/>
-            <w:r>
-              <w:rPr>
-                <w:rFonts w:ascii="Aptos Narrow" w:eastAsia="Times New Roman" w:hAnsi="Aptos Narrow" w:cs="Times New Roman"/>
-                <w:color w:val="000000"/>
-                <w:lang w:val="et-EE" w:eastAsia="et-EE" w:bidi="ar-SA"/>
-              </w:rPr>
-              <w:t>(</w:t>
-            </w:r>
-            <w:proofErr w:type="spellStart"/>
-            <w:r>
-              <w:rPr>
-                <w:rFonts w:ascii="Aptos Narrow" w:eastAsia="Times New Roman" w:hAnsi="Aptos Narrow" w:cs="Times New Roman"/>
-                <w:color w:val="000000"/>
-                <w:lang w:val="et-EE" w:eastAsia="et-EE" w:bidi="ar-SA"/>
-              </w:rPr>
-              <w:t>os</w:t>
-            </w:r>
-            <w:proofErr w:type="spellEnd"/>
-            <w:r>
-              <w:rPr>
-                <w:rFonts w:ascii="Aptos Narrow" w:eastAsia="Times New Roman" w:hAnsi="Aptos Narrow" w:cs="Times New Roman"/>
-                <w:color w:val="000000"/>
-                <w:lang w:val="et-EE" w:eastAsia="et-EE" w:bidi="ar-SA"/>
-              </w:rPr>
-              <w:t xml:space="preserve">, </w:t>
-            </w:r>
-            <w:proofErr w:type="spellStart"/>
-            <w:r>
-              <w:rPr>
-                <w:rFonts w:ascii="Aptos Narrow" w:eastAsia="Times New Roman" w:hAnsi="Aptos Narrow" w:cs="Times New Roman"/>
-                <w:color w:val="000000"/>
-                <w:lang w:val="et-EE" w:eastAsia="et-EE" w:bidi="ar-SA"/>
-              </w:rPr>
-              <w:t>repo</w:t>
-            </w:r>
-            <w:proofErr w:type="spellEnd"/>
-            <w:r>
-              <w:rPr>
-                <w:rFonts w:ascii="Aptos Narrow" w:eastAsia="Times New Roman" w:hAnsi="Aptos Narrow" w:cs="Times New Roman"/>
-                <w:color w:val="000000"/>
-                <w:lang w:val="et-EE" w:eastAsia="et-EE" w:bidi="ar-SA"/>
-              </w:rPr>
-              <w:t>)</w:t>
+              <w:t>add(t), print_summary(os, repo)</w:t>
             </w:r>
           </w:p>
         </w:tc>
@@ -6349,7 +4672,6 @@
                 <w:lang w:val="et-EE" w:eastAsia="et-EE" w:bidi="ar-SA"/>
               </w:rPr>
             </w:pPr>
-            <w:proofErr w:type="spellStart"/>
             <w:r>
               <w:rPr>
                 <w:rFonts w:ascii="Aptos Narrow" w:eastAsia="Times New Roman" w:hAnsi="Aptos Narrow" w:cs="Times New Roman"/>
@@ -6358,7 +4680,6 @@
               </w:rPr>
               <w:t>Receipt</w:t>
             </w:r>
-            <w:proofErr w:type="spellEnd"/>
           </w:p>
         </w:tc>
         <w:tc>
@@ -6384,7 +4705,6 @@
                 <w:lang w:val="et-EE" w:eastAsia="et-EE" w:bidi="ar-SA"/>
               </w:rPr>
             </w:pPr>
-            <w:proofErr w:type="spellStart"/>
             <w:r>
               <w:rPr>
                 <w:rFonts w:ascii="Aptos Narrow" w:eastAsia="Times New Roman" w:hAnsi="Aptos Narrow" w:cs="Times New Roman"/>
@@ -6393,7 +4713,6 @@
               </w:rPr>
               <w:t>Utility</w:t>
             </w:r>
-            <w:proofErr w:type="spellEnd"/>
           </w:p>
         </w:tc>
         <w:tc>
@@ -6424,43 +4743,7 @@
                 <w:color w:val="000000"/>
                 <w:lang w:val="et-EE" w:eastAsia="et-EE" w:bidi="ar-SA"/>
               </w:rPr>
-              <w:t xml:space="preserve">Formats </w:t>
-            </w:r>
-            <w:proofErr w:type="spellStart"/>
-            <w:r>
-              <w:rPr>
-                <w:rFonts w:ascii="Aptos Narrow" w:eastAsia="Times New Roman" w:hAnsi="Aptos Narrow" w:cs="Times New Roman"/>
-                <w:color w:val="000000"/>
-                <w:lang w:val="et-EE" w:eastAsia="et-EE" w:bidi="ar-SA"/>
-              </w:rPr>
-              <w:t>receipt</w:t>
-            </w:r>
-            <w:proofErr w:type="spellEnd"/>
-            <w:r>
-              <w:rPr>
-                <w:rFonts w:ascii="Aptos Narrow" w:eastAsia="Times New Roman" w:hAnsi="Aptos Narrow" w:cs="Times New Roman"/>
-                <w:color w:val="000000"/>
-                <w:lang w:val="et-EE" w:eastAsia="et-EE" w:bidi="ar-SA"/>
-              </w:rPr>
-              <w:t xml:space="preserve"> and CSV </w:t>
-            </w:r>
-            <w:proofErr w:type="spellStart"/>
-            <w:r>
-              <w:rPr>
-                <w:rFonts w:ascii="Aptos Narrow" w:eastAsia="Times New Roman" w:hAnsi="Aptos Narrow" w:cs="Times New Roman"/>
-                <w:color w:val="000000"/>
-                <w:lang w:val="et-EE" w:eastAsia="et-EE" w:bidi="ar-SA"/>
-              </w:rPr>
-              <w:t>line</w:t>
-            </w:r>
-            <w:proofErr w:type="spellEnd"/>
-            <w:r>
-              <w:rPr>
-                <w:rFonts w:ascii="Aptos Narrow" w:eastAsia="Times New Roman" w:hAnsi="Aptos Narrow" w:cs="Times New Roman"/>
-                <w:color w:val="000000"/>
-                <w:lang w:val="et-EE" w:eastAsia="et-EE" w:bidi="ar-SA"/>
-              </w:rPr>
-              <w:t>.</w:t>
+              <w:t>Formats receipt and CSV line.</w:t>
             </w:r>
           </w:p>
         </w:tc>
@@ -6516,43 +4799,7 @@
                 <w:color w:val="000000"/>
                 <w:lang w:val="et-EE" w:eastAsia="et-EE" w:bidi="ar-SA"/>
               </w:rPr>
-              <w:t xml:space="preserve">print(t, </w:t>
-            </w:r>
-            <w:proofErr w:type="spellStart"/>
-            <w:r>
-              <w:rPr>
-                <w:rFonts w:ascii="Aptos Narrow" w:eastAsia="Times New Roman" w:hAnsi="Aptos Narrow" w:cs="Times New Roman"/>
-                <w:color w:val="000000"/>
-                <w:lang w:val="et-EE" w:eastAsia="et-EE" w:bidi="ar-SA"/>
-              </w:rPr>
-              <w:t>os</w:t>
-            </w:r>
-            <w:proofErr w:type="spellEnd"/>
-            <w:r>
-              <w:rPr>
-                <w:rFonts w:ascii="Aptos Narrow" w:eastAsia="Times New Roman" w:hAnsi="Aptos Narrow" w:cs="Times New Roman"/>
-                <w:color w:val="000000"/>
-                <w:lang w:val="et-EE" w:eastAsia="et-EE" w:bidi="ar-SA"/>
-              </w:rPr>
-              <w:t xml:space="preserve">), </w:t>
-            </w:r>
-            <w:proofErr w:type="spellStart"/>
-            <w:r>
-              <w:rPr>
-                <w:rFonts w:ascii="Aptos Narrow" w:eastAsia="Times New Roman" w:hAnsi="Aptos Narrow" w:cs="Times New Roman"/>
-                <w:color w:val="000000"/>
-                <w:lang w:val="et-EE" w:eastAsia="et-EE" w:bidi="ar-SA"/>
-              </w:rPr>
-              <w:t>csv</w:t>
-            </w:r>
-            <w:proofErr w:type="spellEnd"/>
-            <w:r>
-              <w:rPr>
-                <w:rFonts w:ascii="Aptos Narrow" w:eastAsia="Times New Roman" w:hAnsi="Aptos Narrow" w:cs="Times New Roman"/>
-                <w:color w:val="000000"/>
-                <w:lang w:val="et-EE" w:eastAsia="et-EE" w:bidi="ar-SA"/>
-              </w:rPr>
-              <w:t>(t): string</w:t>
+              <w:t>print(t, os), csv(t): string</w:t>
             </w:r>
           </w:p>
         </w:tc>
@@ -6583,17 +4830,14 @@
                 <w:lang w:val="et-EE" w:eastAsia="et-EE" w:bidi="ar-SA"/>
               </w:rPr>
             </w:pPr>
-            <w:proofErr w:type="spellStart"/>
             <w:r>
               <w:rPr>
                 <w:rFonts w:ascii="Aptos Narrow" w:eastAsia="Times New Roman" w:hAnsi="Aptos Narrow" w:cs="Times New Roman"/>
                 <w:color w:val="000000"/>
                 <w:lang w:val="et-EE" w:eastAsia="et-EE" w:bidi="ar-SA"/>
               </w:rPr>
-              <w:lastRenderedPageBreak/>
               <w:t>IClock</w:t>
             </w:r>
-            <w:proofErr w:type="spellEnd"/>
           </w:p>
         </w:tc>
         <w:tc>
@@ -6618,7 +4862,6 @@
                 <w:lang w:val="et-EE" w:eastAsia="et-EE" w:bidi="ar-SA"/>
               </w:rPr>
             </w:pPr>
-            <w:proofErr w:type="spellStart"/>
             <w:r>
               <w:rPr>
                 <w:rFonts w:ascii="Aptos Narrow" w:eastAsia="Times New Roman" w:hAnsi="Aptos Narrow" w:cs="Times New Roman"/>
@@ -6627,7 +4870,6 @@
               </w:rPr>
               <w:t>Interface</w:t>
             </w:r>
-            <w:proofErr w:type="spellEnd"/>
           </w:p>
         </w:tc>
         <w:tc>
@@ -6657,25 +4899,7 @@
                 <w:color w:val="000000"/>
                 <w:lang w:val="et-EE" w:eastAsia="et-EE" w:bidi="ar-SA"/>
               </w:rPr>
-              <w:t xml:space="preserve">Time </w:t>
-            </w:r>
-            <w:proofErr w:type="spellStart"/>
-            <w:r>
-              <w:rPr>
-                <w:rFonts w:ascii="Aptos Narrow" w:eastAsia="Times New Roman" w:hAnsi="Aptos Narrow" w:cs="Times New Roman"/>
-                <w:color w:val="000000"/>
-                <w:lang w:val="et-EE" w:eastAsia="et-EE" w:bidi="ar-SA"/>
-              </w:rPr>
-              <w:t>abstraction</w:t>
-            </w:r>
-            <w:proofErr w:type="spellEnd"/>
-            <w:r>
-              <w:rPr>
-                <w:rFonts w:ascii="Aptos Narrow" w:eastAsia="Times New Roman" w:hAnsi="Aptos Narrow" w:cs="Times New Roman"/>
-                <w:color w:val="000000"/>
-                <w:lang w:val="et-EE" w:eastAsia="et-EE" w:bidi="ar-SA"/>
-              </w:rPr>
-              <w:t>.</w:t>
+              <w:t>Time abstraction.</w:t>
             </w:r>
           </w:p>
         </w:tc>
@@ -6761,16 +4985,15 @@
                 <w:lang w:val="et-EE" w:eastAsia="et-EE" w:bidi="ar-SA"/>
               </w:rPr>
             </w:pPr>
-            <w:proofErr w:type="spellStart"/>
             <w:r>
               <w:rPr>
                 <w:rFonts w:ascii="Aptos Narrow" w:eastAsia="Times New Roman" w:hAnsi="Aptos Narrow" w:cs="Times New Roman"/>
                 <w:color w:val="000000"/>
                 <w:lang w:val="et-EE" w:eastAsia="et-EE" w:bidi="ar-SA"/>
               </w:rPr>
+              <w:lastRenderedPageBreak/>
               <w:t>RealClock</w:t>
             </w:r>
-            <w:proofErr w:type="spellEnd"/>
           </w:p>
         </w:tc>
         <w:tc>
@@ -6834,43 +5057,7 @@
                 <w:color w:val="000000"/>
                 <w:lang w:val="et-EE" w:eastAsia="et-EE" w:bidi="ar-SA"/>
               </w:rPr>
-              <w:t xml:space="preserve">System </w:t>
-            </w:r>
-            <w:proofErr w:type="spellStart"/>
-            <w:r>
-              <w:rPr>
-                <w:rFonts w:ascii="Aptos Narrow" w:eastAsia="Times New Roman" w:hAnsi="Aptos Narrow" w:cs="Times New Roman"/>
-                <w:color w:val="000000"/>
-                <w:lang w:val="et-EE" w:eastAsia="et-EE" w:bidi="ar-SA"/>
-              </w:rPr>
-              <w:t>clock</w:t>
-            </w:r>
-            <w:proofErr w:type="spellEnd"/>
-            <w:r>
-              <w:rPr>
-                <w:rFonts w:ascii="Aptos Narrow" w:eastAsia="Times New Roman" w:hAnsi="Aptos Narrow" w:cs="Times New Roman"/>
-                <w:color w:val="000000"/>
-                <w:lang w:val="et-EE" w:eastAsia="et-EE" w:bidi="ar-SA"/>
-              </w:rPr>
-              <w:t xml:space="preserve"> </w:t>
-            </w:r>
-            <w:proofErr w:type="spellStart"/>
-            <w:r>
-              <w:rPr>
-                <w:rFonts w:ascii="Aptos Narrow" w:eastAsia="Times New Roman" w:hAnsi="Aptos Narrow" w:cs="Times New Roman"/>
-                <w:color w:val="000000"/>
-                <w:lang w:val="et-EE" w:eastAsia="et-EE" w:bidi="ar-SA"/>
-              </w:rPr>
-              <w:t>implementation</w:t>
-            </w:r>
-            <w:proofErr w:type="spellEnd"/>
-            <w:r>
-              <w:rPr>
-                <w:rFonts w:ascii="Aptos Narrow" w:eastAsia="Times New Roman" w:hAnsi="Aptos Narrow" w:cs="Times New Roman"/>
-                <w:color w:val="000000"/>
-                <w:lang w:val="et-EE" w:eastAsia="et-EE" w:bidi="ar-SA"/>
-              </w:rPr>
-              <w:t>.</w:t>
+              <w:t>System clock implementation.</w:t>
             </w:r>
           </w:p>
         </w:tc>
@@ -7023,11 +5210,9 @@
             <w:tcW w:w="2160" w:type="dxa"/>
           </w:tcPr>
           <w:p>
-            <w:proofErr w:type="spellStart"/>
             <w:r>
               <w:t>ICurrencyRepository</w:t>
             </w:r>
-            <w:proofErr w:type="spellEnd"/>
           </w:p>
         </w:tc>
         <w:tc>
@@ -7045,37 +5230,8 @@
             <w:tcW w:w="2160" w:type="dxa"/>
           </w:tcPr>
           <w:p>
-            <w:proofErr w:type="spellStart"/>
-            <w:r>
-              <w:t>getRate</w:t>
-            </w:r>
-            <w:proofErr w:type="spellEnd"/>
-            <w:r>
-              <w:t xml:space="preserve">(), </w:t>
-            </w:r>
-            <w:proofErr w:type="spellStart"/>
-            <w:r>
-              <w:t>getBalance</w:t>
-            </w:r>
-            <w:proofErr w:type="spellEnd"/>
-            <w:r>
-              <w:t xml:space="preserve">(), </w:t>
-            </w:r>
-            <w:proofErr w:type="spellStart"/>
-            <w:r>
-              <w:t>setBalance</w:t>
-            </w:r>
-            <w:proofErr w:type="spellEnd"/>
-            <w:r>
-              <w:t xml:space="preserve">(), </w:t>
-            </w:r>
-            <w:proofErr w:type="spellStart"/>
-            <w:r>
-              <w:t>applyExchange</w:t>
-            </w:r>
-            <w:proofErr w:type="spellEnd"/>
-            <w:r>
-              <w:t>()</w:t>
+            <w:r>
+              <w:t>getRate(), getBalance(), setBalance(), applyExchange()</w:t>
             </w:r>
           </w:p>
         </w:tc>
@@ -7155,11 +5311,9 @@
             <w:tcW w:w="2160" w:type="dxa"/>
           </w:tcPr>
           <w:p>
-            <w:proofErr w:type="spellStart"/>
             <w:r>
               <w:t>IClock</w:t>
             </w:r>
-            <w:proofErr w:type="spellEnd"/>
           </w:p>
         </w:tc>
         <w:tc>
@@ -7484,11 +5638,9 @@
             <w:tcW w:w="1808" w:type="dxa"/>
           </w:tcPr>
           <w:p>
-            <w:proofErr w:type="spellStart"/>
             <w:r>
               <w:t>ExchangeManager</w:t>
             </w:r>
-            <w:proofErr w:type="spellEnd"/>
           </w:p>
         </w:tc>
         <w:tc>
@@ -7521,11 +5673,9 @@
                   <w:hideMark/>
                 </w:tcPr>
                 <w:p>
-                  <w:proofErr w:type="spellStart"/>
                   <w:r>
                     <w:t>processExchange</w:t>
                   </w:r>
-                  <w:proofErr w:type="spellEnd"/>
                   <w:r>
                     <w:t>(</w:t>
                   </w:r>
@@ -7667,35 +5817,9 @@
                   <w:hideMark/>
                 </w:tcPr>
                 <w:p>
-                  <w:proofErr w:type="spellStart"/>
                   <w:r>
-                    <w:t>txId</w:t>
+                    <w:t>txId, fromC, fromA, toC</w:t>
                   </w:r>
-                  <w:proofErr w:type="spellEnd"/>
-                  <w:r>
-                    <w:t xml:space="preserve">, </w:t>
-                  </w:r>
-                  <w:proofErr w:type="spellStart"/>
-                  <w:r>
-                    <w:t>fromC</w:t>
-                  </w:r>
-                  <w:proofErr w:type="spellEnd"/>
-                  <w:r>
-                    <w:t xml:space="preserve">, </w:t>
-                  </w:r>
-                  <w:proofErr w:type="spellStart"/>
-                  <w:r>
-                    <w:t>fromA</w:t>
-                  </w:r>
-                  <w:proofErr w:type="spellEnd"/>
-                  <w:r>
-                    <w:t xml:space="preserve">, </w:t>
-                  </w:r>
-                  <w:proofErr w:type="spellStart"/>
-                  <w:r>
-                    <w:t>toC</w:t>
-                  </w:r>
-                  <w:proofErr w:type="spellEnd"/>
                 </w:p>
               </w:tc>
             </w:tr>
@@ -7818,12 +5942,9 @@
             <w:tcW w:w="1808" w:type="dxa"/>
           </w:tcPr>
           <w:p>
-            <w:proofErr w:type="spellStart"/>
-            <w:r>
-              <w:lastRenderedPageBreak/>
+            <w:r>
               <w:t>CurrencyRepository</w:t>
             </w:r>
-            <w:proofErr w:type="spellEnd"/>
           </w:p>
         </w:tc>
         <w:tc>
@@ -7856,13 +5977,8 @@
                   <w:hideMark/>
                 </w:tcPr>
                 <w:p>
-                  <w:proofErr w:type="spellStart"/>
                   <w:r>
-                    <w:t>applyExchange</w:t>
-                  </w:r>
-                  <w:proofErr w:type="spellEnd"/>
-                  <w:r>
-                    <w:t>()</w:t>
+                    <w:t>applyExchange()</w:t>
                   </w:r>
                 </w:p>
               </w:tc>
@@ -7999,35 +6115,9 @@
                   <w:hideMark/>
                 </w:tcPr>
                 <w:p>
-                  <w:proofErr w:type="spellStart"/>
                   <w:r>
-                    <w:t>fromC</w:t>
+                    <w:t>fromC, fromA, toC, toA</w:t>
                   </w:r>
-                  <w:proofErr w:type="spellEnd"/>
-                  <w:r>
-                    <w:t xml:space="preserve">, </w:t>
-                  </w:r>
-                  <w:proofErr w:type="spellStart"/>
-                  <w:r>
-                    <w:t>fromA</w:t>
-                  </w:r>
-                  <w:proofErr w:type="spellEnd"/>
-                  <w:r>
-                    <w:t xml:space="preserve">, </w:t>
-                  </w:r>
-                  <w:proofErr w:type="spellStart"/>
-                  <w:r>
-                    <w:t>toC</w:t>
-                  </w:r>
-                  <w:proofErr w:type="spellEnd"/>
-                  <w:r>
-                    <w:t xml:space="preserve">, </w:t>
-                  </w:r>
-                  <w:proofErr w:type="spellStart"/>
-                  <w:r>
-                    <w:t>toA</w:t>
-                  </w:r>
-                  <w:proofErr w:type="spellEnd"/>
                 </w:p>
               </w:tc>
             </w:tr>
@@ -8147,6 +6237,7 @@
           </w:tcPr>
           <w:p>
             <w:r>
+              <w:lastRenderedPageBreak/>
               <w:t>Report</w:t>
             </w:r>
           </w:p>
@@ -8475,13 +6566,8 @@
                   <w:hideMark/>
                 </w:tcPr>
                 <w:p>
-                  <w:proofErr w:type="spellStart"/>
                   <w:r>
-                    <w:t>print_summary</w:t>
-                  </w:r>
-                  <w:proofErr w:type="spellEnd"/>
-                  <w:r>
-                    <w:t>()</w:t>
+                    <w:t>print_summary()</w:t>
                   </w:r>
                 </w:p>
               </w:tc>
@@ -8618,19 +6704,9 @@
                   <w:hideMark/>
                 </w:tcPr>
                 <w:p>
-                  <w:proofErr w:type="spellStart"/>
                   <w:r>
-                    <w:t>ostream</w:t>
+                    <w:t>ostream, ICurrencyRepository</w:t>
                   </w:r>
-                  <w:proofErr w:type="spellEnd"/>
-                  <w:r>
-                    <w:t xml:space="preserve">, </w:t>
-                  </w:r>
-                  <w:proofErr w:type="spellStart"/>
-                  <w:r>
-                    <w:t>ICurrencyRepository</w:t>
-                  </w:r>
-                  <w:proofErr w:type="spellEnd"/>
                 </w:p>
               </w:tc>
             </w:tr>
@@ -9282,11 +7358,9 @@
             <w:tcW w:w="1808" w:type="dxa"/>
           </w:tcPr>
           <w:p>
-            <w:proofErr w:type="spellStart"/>
             <w:r>
               <w:t>RealClock</w:t>
             </w:r>
-            <w:proofErr w:type="spellEnd"/>
           </w:p>
         </w:tc>
         <w:tc>
@@ -9485,11 +7559,9 @@
                   <w:hideMark/>
                 </w:tcPr>
                 <w:p>
-                  <w:proofErr w:type="spellStart"/>
                   <w:r>
                     <w:t>ConsoleUI</w:t>
                   </w:r>
-                  <w:proofErr w:type="spellEnd"/>
                 </w:p>
               </w:tc>
             </w:tr>
@@ -9695,7 +7767,6 @@
                 </w:tcPr>
                 <w:p>
                   <w:r>
-                    <w:lastRenderedPageBreak/>
                     <w:t>stdin</w:t>
                   </w:r>
                 </w:p>
@@ -9764,11 +7835,9 @@
                   <w:hideMark/>
                 </w:tcPr>
                 <w:p>
-                  <w:proofErr w:type="spellStart"/>
                   <w:r>
                     <w:t>stdout</w:t>
                   </w:r>
-                  <w:proofErr w:type="spellEnd"/>
                 </w:p>
               </w:tc>
             </w:tr>
@@ -9827,7 +7896,6 @@
         <w:rPr>
           <w:lang w:val="ru-RU"/>
         </w:rPr>
-        <w:lastRenderedPageBreak/>
         <w:t>7</w:t>
       </w:r>
       <w:r>
@@ -9846,47 +7914,11 @@
           <w:lang w:val="et-EE"/>
         </w:rPr>
       </w:pPr>
-      <w:proofErr w:type="spellStart"/>
       <w:r>
         <w:rPr>
           <w:lang w:val="et-EE"/>
         </w:rPr>
-        <w:t>ConsoleUI</w:t>
-      </w:r>
-      <w:proofErr w:type="spellEnd"/>
-      <w:r>
-        <w:rPr>
-          <w:lang w:val="et-EE"/>
-        </w:rPr>
-        <w:t xml:space="preserve"> </w:t>
-      </w:r>
-      <w:proofErr w:type="spellStart"/>
-      <w:r>
-        <w:rPr>
-          <w:lang w:val="et-EE"/>
-        </w:rPr>
-        <w:t>reads</w:t>
-      </w:r>
-      <w:proofErr w:type="spellEnd"/>
-      <w:r>
-        <w:rPr>
-          <w:lang w:val="et-EE"/>
-        </w:rPr>
-        <w:t xml:space="preserve"> </w:t>
-      </w:r>
-      <w:proofErr w:type="spellStart"/>
-      <w:r>
-        <w:rPr>
-          <w:lang w:val="et-EE"/>
-        </w:rPr>
-        <w:t>input</w:t>
-      </w:r>
-      <w:proofErr w:type="spellEnd"/>
-      <w:r>
-        <w:rPr>
-          <w:lang w:val="et-EE"/>
-        </w:rPr>
-        <w:t xml:space="preserve"> (“EUR 100 USD”).</w:t>
+        <w:t>ConsoleUI reads input (“EUR 100 USD”).</w:t>
       </w:r>
     </w:p>
     <w:p>
@@ -9900,33 +7932,11 @@
           <w:lang w:val="et-EE"/>
         </w:rPr>
       </w:pPr>
-      <w:proofErr w:type="spellStart"/>
       <w:r>
         <w:rPr>
           <w:lang w:val="et-EE"/>
         </w:rPr>
-        <w:t>Parses</w:t>
-      </w:r>
-      <w:proofErr w:type="spellEnd"/>
-      <w:r>
-        <w:rPr>
-          <w:lang w:val="et-EE"/>
-        </w:rPr>
-        <w:t xml:space="preserve"> → ExchangeManager::</w:t>
-      </w:r>
-      <w:proofErr w:type="spellStart"/>
-      <w:r>
-        <w:rPr>
-          <w:lang w:val="et-EE"/>
-        </w:rPr>
-        <w:t>processExchange</w:t>
-      </w:r>
-      <w:proofErr w:type="spellEnd"/>
-      <w:r>
-        <w:rPr>
-          <w:lang w:val="et-EE"/>
-        </w:rPr>
-        <w:t>().</w:t>
+        <w:t>Parses → ExchangeManager::processExchange().</w:t>
       </w:r>
     </w:p>
     <w:p>
@@ -9944,91 +7954,7 @@
         <w:rPr>
           <w:lang w:val="et-EE"/>
         </w:rPr>
-        <w:t xml:space="preserve">Manager </w:t>
-      </w:r>
-      <w:proofErr w:type="spellStart"/>
-      <w:r>
-        <w:rPr>
-          <w:lang w:val="et-EE"/>
-        </w:rPr>
-        <w:t>gets</w:t>
-      </w:r>
-      <w:proofErr w:type="spellEnd"/>
-      <w:r>
-        <w:rPr>
-          <w:lang w:val="et-EE"/>
-        </w:rPr>
-        <w:t xml:space="preserve"> </w:t>
-      </w:r>
-      <w:proofErr w:type="spellStart"/>
-      <w:r>
-        <w:rPr>
-          <w:lang w:val="et-EE"/>
-        </w:rPr>
-        <w:t>rate</w:t>
-      </w:r>
-      <w:proofErr w:type="spellEnd"/>
-      <w:r>
-        <w:rPr>
-          <w:lang w:val="et-EE"/>
-        </w:rPr>
-        <w:t xml:space="preserve"> </w:t>
-      </w:r>
-      <w:proofErr w:type="spellStart"/>
-      <w:r>
-        <w:rPr>
-          <w:lang w:val="et-EE"/>
-        </w:rPr>
-        <w:t>from</w:t>
-      </w:r>
-      <w:proofErr w:type="spellEnd"/>
-      <w:r>
-        <w:rPr>
-          <w:lang w:val="et-EE"/>
-        </w:rPr>
-        <w:t xml:space="preserve"> </w:t>
-      </w:r>
-      <w:proofErr w:type="spellStart"/>
-      <w:r>
-        <w:rPr>
-          <w:lang w:val="et-EE"/>
-        </w:rPr>
-        <w:t>ICurrencyRepository</w:t>
-      </w:r>
-      <w:proofErr w:type="spellEnd"/>
-      <w:r>
-        <w:rPr>
-          <w:lang w:val="et-EE"/>
-        </w:rPr>
-        <w:t xml:space="preserve">, </w:t>
-      </w:r>
-      <w:proofErr w:type="spellStart"/>
-      <w:r>
-        <w:rPr>
-          <w:lang w:val="et-EE"/>
-        </w:rPr>
-        <w:t>computes</w:t>
-      </w:r>
-      <w:proofErr w:type="spellEnd"/>
-      <w:r>
-        <w:rPr>
-          <w:lang w:val="et-EE"/>
-        </w:rPr>
-        <w:t xml:space="preserve"> </w:t>
-      </w:r>
-      <w:proofErr w:type="spellStart"/>
-      <w:r>
-        <w:rPr>
-          <w:lang w:val="et-EE"/>
-        </w:rPr>
-        <w:t>payout</w:t>
-      </w:r>
-      <w:proofErr w:type="spellEnd"/>
-      <w:r>
-        <w:rPr>
-          <w:lang w:val="et-EE"/>
-        </w:rPr>
-        <w:t>.</w:t>
+        <w:t>Manager gets rate from ICurrencyRepository, computes payout.</w:t>
       </w:r>
     </w:p>
     <w:p>
@@ -10042,61 +7968,12 @@
           <w:lang w:val="et-EE"/>
         </w:rPr>
       </w:pPr>
-      <w:proofErr w:type="spellStart"/>
       <w:r>
         <w:rPr>
           <w:lang w:val="et-EE"/>
         </w:rPr>
-        <w:t>Validates</w:t>
-      </w:r>
-      <w:proofErr w:type="spellEnd"/>
-      <w:r>
-        <w:rPr>
-          <w:lang w:val="et-EE"/>
-        </w:rPr>
-        <w:t xml:space="preserve"> reserves → </w:t>
-      </w:r>
-      <w:proofErr w:type="spellStart"/>
-      <w:r>
-        <w:rPr>
-          <w:lang w:val="et-EE"/>
-        </w:rPr>
-        <w:t>applies</w:t>
-      </w:r>
-      <w:proofErr w:type="spellEnd"/>
-      <w:r>
-        <w:rPr>
-          <w:lang w:val="et-EE"/>
-        </w:rPr>
-        <w:t xml:space="preserve"> </w:t>
-      </w:r>
-      <w:proofErr w:type="spellStart"/>
-      <w:r>
-        <w:rPr>
-          <w:lang w:val="et-EE"/>
-        </w:rPr>
-        <w:t>exchange</w:t>
-      </w:r>
-      <w:proofErr w:type="spellEnd"/>
-      <w:r>
-        <w:rPr>
-          <w:lang w:val="et-EE"/>
-        </w:rPr>
-        <w:t xml:space="preserve"> in </w:t>
-      </w:r>
-      <w:proofErr w:type="spellStart"/>
-      <w:r>
-        <w:rPr>
-          <w:lang w:val="et-EE"/>
-        </w:rPr>
-        <w:t>repo</w:t>
-      </w:r>
-      <w:proofErr w:type="spellEnd"/>
-      <w:r>
-        <w:rPr>
-          <w:lang w:val="et-EE"/>
-        </w:rPr>
-        <w:t>.</w:t>
+        <w:lastRenderedPageBreak/>
+        <w:t>Validates reserves → applies exchange in repo.</w:t>
       </w:r>
     </w:p>
     <w:p>
@@ -10114,77 +7991,7 @@
         <w:rPr>
           <w:lang w:val="et-EE"/>
         </w:rPr>
-        <w:t xml:space="preserve"> </w:t>
-      </w:r>
-      <w:proofErr w:type="spellStart"/>
-      <w:r>
-        <w:rPr>
-          <w:lang w:val="et-EE"/>
-        </w:rPr>
-        <w:t>Creates</w:t>
-      </w:r>
-      <w:proofErr w:type="spellEnd"/>
-      <w:r>
-        <w:rPr>
-          <w:lang w:val="et-EE"/>
-        </w:rPr>
-        <w:t xml:space="preserve"> </w:t>
-      </w:r>
-      <w:proofErr w:type="spellStart"/>
-      <w:r>
-        <w:rPr>
-          <w:lang w:val="et-EE"/>
-        </w:rPr>
-        <w:t>Transaction</w:t>
-      </w:r>
-      <w:proofErr w:type="spellEnd"/>
-      <w:r>
-        <w:rPr>
-          <w:lang w:val="et-EE"/>
-        </w:rPr>
-        <w:t xml:space="preserve">, </w:t>
-      </w:r>
-      <w:proofErr w:type="spellStart"/>
-      <w:r>
-        <w:rPr>
-          <w:lang w:val="et-EE"/>
-        </w:rPr>
-        <w:t>adds</w:t>
-      </w:r>
-      <w:proofErr w:type="spellEnd"/>
-      <w:r>
-        <w:rPr>
-          <w:lang w:val="et-EE"/>
-        </w:rPr>
-        <w:t xml:space="preserve"> </w:t>
-      </w:r>
-      <w:proofErr w:type="spellStart"/>
-      <w:r>
-        <w:rPr>
-          <w:lang w:val="et-EE"/>
-        </w:rPr>
-        <w:t>to</w:t>
-      </w:r>
-      <w:proofErr w:type="spellEnd"/>
-      <w:r>
-        <w:rPr>
-          <w:lang w:val="et-EE"/>
-        </w:rPr>
-        <w:t xml:space="preserve"> </w:t>
-      </w:r>
-      <w:proofErr w:type="spellStart"/>
-      <w:r>
-        <w:rPr>
-          <w:lang w:val="et-EE"/>
-        </w:rPr>
-        <w:t>Report</w:t>
-      </w:r>
-      <w:proofErr w:type="spellEnd"/>
-      <w:r>
-        <w:rPr>
-          <w:lang w:val="et-EE"/>
-        </w:rPr>
-        <w:t>.</w:t>
+        <w:t xml:space="preserve"> Creates Transaction, adds to Report.</w:t>
       </w:r>
     </w:p>
     <w:p>
@@ -10202,63 +8009,7 @@
         <w:rPr>
           <w:lang w:val="et-EE"/>
         </w:rPr>
-        <w:t xml:space="preserve">UI prints </w:t>
-      </w:r>
-      <w:proofErr w:type="spellStart"/>
-      <w:r>
-        <w:rPr>
-          <w:lang w:val="et-EE"/>
-        </w:rPr>
-        <w:t>Receipt</w:t>
-      </w:r>
-      <w:proofErr w:type="spellEnd"/>
-      <w:r>
-        <w:rPr>
-          <w:lang w:val="et-EE"/>
-        </w:rPr>
-        <w:t xml:space="preserve">; </w:t>
-      </w:r>
-      <w:proofErr w:type="spellStart"/>
-      <w:r>
-        <w:rPr>
-          <w:lang w:val="et-EE"/>
-        </w:rPr>
-        <w:t>session</w:t>
-      </w:r>
-      <w:proofErr w:type="spellEnd"/>
-      <w:r>
-        <w:rPr>
-          <w:lang w:val="et-EE"/>
-        </w:rPr>
-        <w:t xml:space="preserve"> end → </w:t>
-      </w:r>
-      <w:proofErr w:type="spellStart"/>
-      <w:r>
-        <w:rPr>
-          <w:lang w:val="et-EE"/>
-        </w:rPr>
-        <w:t>Report</w:t>
-      </w:r>
-      <w:proofErr w:type="spellEnd"/>
-      <w:r>
-        <w:rPr>
-          <w:lang w:val="et-EE"/>
-        </w:rPr>
-        <w:t>::</w:t>
-      </w:r>
-      <w:proofErr w:type="spellStart"/>
-      <w:r>
-        <w:rPr>
-          <w:lang w:val="et-EE"/>
-        </w:rPr>
-        <w:t>print_summary</w:t>
-      </w:r>
-      <w:proofErr w:type="spellEnd"/>
-      <w:r>
-        <w:rPr>
-          <w:lang w:val="et-EE"/>
-        </w:rPr>
-        <w:t>().</w:t>
+        <w:t>UI prints Receipt; session end → Report::print_summary().</w:t>
       </w:r>
     </w:p>
     <w:p/>
@@ -10368,13 +8119,8 @@
                   <w:hideMark/>
                 </w:tcPr>
                 <w:p>
-                  <w:proofErr w:type="spellStart"/>
                   <w:r>
-                    <w:t>enum</w:t>
-                  </w:r>
-                  <w:proofErr w:type="spellEnd"/>
-                  <w:r>
-                    <w:t xml:space="preserve"> class Currency</w:t>
+                    <w:t>enum class Currency</w:t>
                   </w:r>
                 </w:p>
               </w:tc>
@@ -11119,7 +8865,6 @@
                 <w:rFonts w:ascii="Aptos Narrow" w:hAnsi="Aptos Narrow"/>
                 <w:color w:val="000000"/>
               </w:rPr>
-              <w:lastRenderedPageBreak/>
               <w:t>Strict reserve enforcement</w:t>
             </w:r>
           </w:p>
@@ -11261,23 +9006,7 @@
                 <w:rFonts w:ascii="Aptos Narrow" w:hAnsi="Aptos Narrow"/>
                 <w:color w:val="000000"/>
               </w:rPr>
-              <w:t xml:space="preserve">try/catch at UI; </w:t>
-            </w:r>
-            <w:proofErr w:type="spellStart"/>
-            <w:r>
-              <w:rPr>
-                <w:rFonts w:ascii="Aptos Narrow" w:hAnsi="Aptos Narrow"/>
-                <w:color w:val="000000"/>
-              </w:rPr>
-              <w:t>noexcept</w:t>
-            </w:r>
-            <w:proofErr w:type="spellEnd"/>
-            <w:r>
-              <w:rPr>
-                <w:rFonts w:ascii="Aptos Narrow" w:hAnsi="Aptos Narrow"/>
-                <w:color w:val="000000"/>
-              </w:rPr>
-              <w:t xml:space="preserve"> in Data</w:t>
+              <w:t>try/catch at UI; noexcept in Data</w:t>
             </w:r>
           </w:p>
         </w:tc>
@@ -11384,23 +9113,7 @@
                 <w:rFonts w:ascii="Aptos Narrow" w:hAnsi="Aptos Narrow"/>
                 <w:color w:val="000000"/>
               </w:rPr>
-              <w:t xml:space="preserve">Save/load rates, </w:t>
-            </w:r>
-            <w:proofErr w:type="spellStart"/>
-            <w:r>
-              <w:rPr>
-                <w:rFonts w:ascii="Aptos Narrow" w:hAnsi="Aptos Narrow"/>
-                <w:color w:val="000000"/>
-              </w:rPr>
-              <w:t>tx</w:t>
-            </w:r>
-            <w:proofErr w:type="spellEnd"/>
-            <w:r>
-              <w:rPr>
-                <w:rFonts w:ascii="Aptos Narrow" w:hAnsi="Aptos Narrow"/>
-                <w:color w:val="000000"/>
-              </w:rPr>
-              <w:t>, reports</w:t>
+              <w:t>Save/load rates, tx, reports</w:t>
             </w:r>
           </w:p>
         </w:tc>
@@ -11507,23 +9220,7 @@
                 <w:rFonts w:ascii="Aptos Narrow" w:hAnsi="Aptos Narrow"/>
                 <w:color w:val="000000"/>
               </w:rPr>
-              <w:t xml:space="preserve">Mock </w:t>
-            </w:r>
-            <w:proofErr w:type="spellStart"/>
-            <w:r>
-              <w:rPr>
-                <w:rFonts w:ascii="Aptos Narrow" w:hAnsi="Aptos Narrow"/>
-                <w:color w:val="000000"/>
-              </w:rPr>
-              <w:t>IClock</w:t>
-            </w:r>
-            <w:proofErr w:type="spellEnd"/>
-            <w:r>
-              <w:rPr>
-                <w:rFonts w:ascii="Aptos Narrow" w:hAnsi="Aptos Narrow"/>
-                <w:color w:val="000000"/>
-              </w:rPr>
-              <w:t xml:space="preserve"> &amp; repo; per-layer tests</w:t>
+              <w:t>Mock IClock &amp; repo; per-layer tests</w:t>
             </w:r>
           </w:p>
         </w:tc>
@@ -11571,6 +9268,7 @@
         <w:rPr>
           <w:lang w:val="ru-RU"/>
         </w:rPr>
+        <w:lastRenderedPageBreak/>
         <w:t xml:space="preserve"> </w:t>
       </w:r>
       <w:r>
@@ -11626,7 +9324,6 @@
                 <w:lang w:val="et-EE" w:eastAsia="et-EE" w:bidi="ar-SA"/>
               </w:rPr>
             </w:pPr>
-            <w:proofErr w:type="spellStart"/>
             <w:r>
               <w:rPr>
                 <w:rFonts w:ascii="Aptos Narrow" w:eastAsia="Times New Roman" w:hAnsi="Aptos Narrow" w:cs="Times New Roman"/>
@@ -11635,18 +9332,7 @@
                 <w:color w:val="000000"/>
                 <w:lang w:val="et-EE" w:eastAsia="et-EE" w:bidi="ar-SA"/>
               </w:rPr>
-              <w:t>Requirement</w:t>
-            </w:r>
-            <w:proofErr w:type="spellEnd"/>
-            <w:r>
-              <w:rPr>
-                <w:rFonts w:ascii="Aptos Narrow" w:eastAsia="Times New Roman" w:hAnsi="Aptos Narrow" w:cs="Times New Roman"/>
-                <w:b/>
-                <w:bCs/>
-                <w:color w:val="000000"/>
-                <w:lang w:val="et-EE" w:eastAsia="et-EE" w:bidi="ar-SA"/>
-              </w:rPr>
-              <w:t xml:space="preserve"> (SRS)</w:t>
+              <w:t>Requirement (SRS)</w:t>
             </w:r>
           </w:p>
         </w:tc>
@@ -11674,7 +9360,6 @@
                 <w:lang w:val="et-EE" w:eastAsia="et-EE" w:bidi="ar-SA"/>
               </w:rPr>
             </w:pPr>
-            <w:proofErr w:type="spellStart"/>
             <w:r>
               <w:rPr>
                 <w:rFonts w:ascii="Aptos Narrow" w:eastAsia="Times New Roman" w:hAnsi="Aptos Narrow" w:cs="Times New Roman"/>
@@ -11683,40 +9368,7 @@
                 <w:color w:val="000000"/>
                 <w:lang w:val="et-EE" w:eastAsia="et-EE" w:bidi="ar-SA"/>
               </w:rPr>
-              <w:t>Class</w:t>
-            </w:r>
-            <w:proofErr w:type="spellEnd"/>
-            <w:r>
-              <w:rPr>
-                <w:rFonts w:ascii="Aptos Narrow" w:eastAsia="Times New Roman" w:hAnsi="Aptos Narrow" w:cs="Times New Roman"/>
-                <w:b/>
-                <w:bCs/>
-                <w:color w:val="000000"/>
-                <w:lang w:val="et-EE" w:eastAsia="et-EE" w:bidi="ar-SA"/>
-              </w:rPr>
-              <w:t xml:space="preserve"> / </w:t>
-            </w:r>
-            <w:proofErr w:type="spellStart"/>
-            <w:r>
-              <w:rPr>
-                <w:rFonts w:ascii="Aptos Narrow" w:eastAsia="Times New Roman" w:hAnsi="Aptos Narrow" w:cs="Times New Roman"/>
-                <w:b/>
-                <w:bCs/>
-                <w:color w:val="000000"/>
-                <w:lang w:val="et-EE" w:eastAsia="et-EE" w:bidi="ar-SA"/>
-              </w:rPr>
-              <w:t>Method</w:t>
-            </w:r>
-            <w:proofErr w:type="spellEnd"/>
-            <w:r>
-              <w:rPr>
-                <w:rFonts w:ascii="Aptos Narrow" w:eastAsia="Times New Roman" w:hAnsi="Aptos Narrow" w:cs="Times New Roman"/>
-                <w:b/>
-                <w:bCs/>
-                <w:color w:val="000000"/>
-                <w:lang w:val="et-EE" w:eastAsia="et-EE" w:bidi="ar-SA"/>
-              </w:rPr>
-              <w:t xml:space="preserve"> (DLD)</w:t>
+              <w:t>Class / Method (DLD)</w:t>
             </w:r>
           </w:p>
         </w:tc>
@@ -11788,36 +9440,8 @@
                 <w:color w:val="000000"/>
                 <w:lang w:val="et-EE" w:eastAsia="et-EE" w:bidi="ar-SA"/>
               </w:rPr>
-              <w:t xml:space="preserve">RQ-01 </w:t>
-            </w:r>
-            <w:proofErr w:type="spellStart"/>
-            <w:r>
-              <w:rPr>
-                <w:rFonts w:ascii="Aptos Narrow" w:eastAsia="Times New Roman" w:hAnsi="Aptos Narrow" w:cs="Times New Roman"/>
-                <w:color w:val="000000"/>
-                <w:lang w:val="et-EE" w:eastAsia="et-EE" w:bidi="ar-SA"/>
-              </w:rPr>
-              <w:t>Convert</w:t>
-            </w:r>
-            <w:proofErr w:type="spellEnd"/>
-            <w:r>
-              <w:rPr>
-                <w:rFonts w:ascii="Aptos Narrow" w:eastAsia="Times New Roman" w:hAnsi="Aptos Narrow" w:cs="Times New Roman"/>
-                <w:color w:val="000000"/>
-                <w:lang w:val="et-EE" w:eastAsia="et-EE" w:bidi="ar-SA"/>
-              </w:rPr>
-              <w:t xml:space="preserve"> </w:t>
-            </w:r>
-            <w:proofErr w:type="spellStart"/>
-            <w:r>
-              <w:rPr>
-                <w:rFonts w:ascii="Aptos Narrow" w:eastAsia="Times New Roman" w:hAnsi="Aptos Narrow" w:cs="Times New Roman"/>
-                <w:color w:val="000000"/>
-                <w:lang w:val="et-EE" w:eastAsia="et-EE" w:bidi="ar-SA"/>
-              </w:rPr>
-              <w:t>currency</w:t>
-            </w:r>
-            <w:proofErr w:type="spellEnd"/>
+              <w:t>RQ-01 Convert currency</w:t>
+            </w:r>
           </w:p>
         </w:tc>
         <w:tc>
@@ -11851,29 +9475,7 @@
                 <w:szCs w:val="20"/>
                 <w:lang w:val="et-EE" w:eastAsia="et-EE" w:bidi="ar-SA"/>
               </w:rPr>
-              <w:t>ExchangeManager::</w:t>
-            </w:r>
-            <w:proofErr w:type="spellStart"/>
-            <w:r>
-              <w:rPr>
-                <w:rFonts w:ascii="Arial Unicode MS" w:eastAsia="Times New Roman" w:hAnsi="Arial Unicode MS" w:cs="Times New Roman"/>
-                <w:color w:val="000000"/>
-                <w:sz w:val="20"/>
-                <w:szCs w:val="20"/>
-                <w:lang w:val="et-EE" w:eastAsia="et-EE" w:bidi="ar-SA"/>
-              </w:rPr>
-              <w:t>processExchange</w:t>
-            </w:r>
-            <w:proofErr w:type="spellEnd"/>
-            <w:r>
-              <w:rPr>
-                <w:rFonts w:ascii="Arial Unicode MS" w:eastAsia="Times New Roman" w:hAnsi="Arial Unicode MS" w:cs="Times New Roman"/>
-                <w:color w:val="000000"/>
-                <w:sz w:val="20"/>
-                <w:szCs w:val="20"/>
-                <w:lang w:val="et-EE" w:eastAsia="et-EE" w:bidi="ar-SA"/>
-              </w:rPr>
-              <w:t>()</w:t>
+              <w:t>ExchangeManager::processExchange()</w:t>
             </w:r>
           </w:p>
         </w:tc>
@@ -11904,72 +9506,8 @@
                 <w:color w:val="000000"/>
                 <w:lang w:val="et-EE" w:eastAsia="et-EE" w:bidi="ar-SA"/>
               </w:rPr>
-              <w:t xml:space="preserve">Core </w:t>
-            </w:r>
-            <w:proofErr w:type="spellStart"/>
-            <w:r>
-              <w:rPr>
-                <w:rFonts w:ascii="Aptos Narrow" w:eastAsia="Times New Roman" w:hAnsi="Aptos Narrow" w:cs="Times New Roman"/>
-                <w:color w:val="000000"/>
-                <w:lang w:val="et-EE" w:eastAsia="et-EE" w:bidi="ar-SA"/>
-              </w:rPr>
-              <w:t>conversion</w:t>
-            </w:r>
-            <w:proofErr w:type="spellEnd"/>
-            <w:r>
-              <w:rPr>
-                <w:rFonts w:ascii="Aptos Narrow" w:eastAsia="Times New Roman" w:hAnsi="Aptos Narrow" w:cs="Times New Roman"/>
-                <w:color w:val="000000"/>
-                <w:lang w:val="et-EE" w:eastAsia="et-EE" w:bidi="ar-SA"/>
-              </w:rPr>
-              <w:t xml:space="preserve"> </w:t>
-            </w:r>
-            <w:proofErr w:type="spellStart"/>
-            <w:r>
-              <w:rPr>
-                <w:rFonts w:ascii="Aptos Narrow" w:eastAsia="Times New Roman" w:hAnsi="Aptos Narrow" w:cs="Times New Roman"/>
-                <w:color w:val="000000"/>
-                <w:lang w:val="et-EE" w:eastAsia="et-EE" w:bidi="ar-SA"/>
-              </w:rPr>
-              <w:t>via</w:t>
-            </w:r>
-            <w:proofErr w:type="spellEnd"/>
-            <w:r>
-              <w:rPr>
-                <w:rFonts w:ascii="Aptos Narrow" w:eastAsia="Times New Roman" w:hAnsi="Aptos Narrow" w:cs="Times New Roman"/>
-                <w:color w:val="000000"/>
-                <w:lang w:val="et-EE" w:eastAsia="et-EE" w:bidi="ar-SA"/>
-              </w:rPr>
-              <w:t xml:space="preserve"> </w:t>
-            </w:r>
-            <w:proofErr w:type="spellStart"/>
-            <w:r>
-              <w:rPr>
-                <w:rFonts w:ascii="Aptos Narrow" w:eastAsia="Times New Roman" w:hAnsi="Aptos Narrow" w:cs="Times New Roman"/>
-                <w:color w:val="000000"/>
-                <w:lang w:val="et-EE" w:eastAsia="et-EE" w:bidi="ar-SA"/>
-              </w:rPr>
-              <w:t>repo</w:t>
-            </w:r>
-            <w:proofErr w:type="spellEnd"/>
-            <w:r>
-              <w:rPr>
-                <w:rFonts w:ascii="Aptos Narrow" w:eastAsia="Times New Roman" w:hAnsi="Aptos Narrow" w:cs="Times New Roman"/>
-                <w:color w:val="000000"/>
-                <w:lang w:val="et-EE" w:eastAsia="et-EE" w:bidi="ar-SA"/>
-              </w:rPr>
-              <w:t xml:space="preserve"> </w:t>
-            </w:r>
-            <w:proofErr w:type="spellStart"/>
-            <w:r>
-              <w:rPr>
-                <w:rFonts w:ascii="Aptos Narrow" w:eastAsia="Times New Roman" w:hAnsi="Aptos Narrow" w:cs="Times New Roman"/>
-                <w:color w:val="000000"/>
-                <w:lang w:val="et-EE" w:eastAsia="et-EE" w:bidi="ar-SA"/>
-              </w:rPr>
-              <w:t>rate</w:t>
-            </w:r>
-            <w:proofErr w:type="spellEnd"/>
+              <w:t>Core conversion via repo rate</w:t>
+            </w:r>
           </w:p>
         </w:tc>
       </w:tr>
@@ -12004,18 +9542,8 @@
                 <w:color w:val="000000"/>
                 <w:lang w:val="et-EE" w:eastAsia="et-EE" w:bidi="ar-SA"/>
               </w:rPr>
-              <w:t xml:space="preserve">RQ-02 Show </w:t>
-            </w:r>
-            <w:proofErr w:type="spellStart"/>
-            <w:r>
-              <w:rPr>
-                <w:rFonts w:ascii="Aptos Narrow" w:eastAsia="Times New Roman" w:hAnsi="Aptos Narrow" w:cs="Times New Roman"/>
-                <w:color w:val="000000"/>
-                <w:lang w:val="et-EE" w:eastAsia="et-EE" w:bidi="ar-SA"/>
-              </w:rPr>
-              <w:t>receipt</w:t>
-            </w:r>
-            <w:proofErr w:type="spellEnd"/>
+              <w:t>RQ-02 Show receipt</w:t>
+            </w:r>
           </w:p>
         </w:tc>
         <w:tc>
@@ -12041,7 +9569,6 @@
                 <w:lang w:val="et-EE" w:eastAsia="et-EE" w:bidi="ar-SA"/>
               </w:rPr>
             </w:pPr>
-            <w:proofErr w:type="spellStart"/>
             <w:r>
               <w:rPr>
                 <w:rFonts w:ascii="Arial Unicode MS" w:eastAsia="Times New Roman" w:hAnsi="Arial Unicode MS" w:cs="Times New Roman"/>
@@ -12050,9 +9577,16 @@
                 <w:szCs w:val="20"/>
                 <w:lang w:val="et-EE" w:eastAsia="et-EE" w:bidi="ar-SA"/>
               </w:rPr>
-              <w:t>Receipt</w:t>
-            </w:r>
-            <w:proofErr w:type="spellEnd"/>
+              <w:t>Receipt::print()</w:t>
+            </w:r>
+            <w:r>
+              <w:rPr>
+                <w:rFonts w:ascii="Aptos Narrow" w:eastAsia="Times New Roman" w:hAnsi="Aptos Narrow" w:cs="Times New Roman"/>
+                <w:color w:val="000000"/>
+                <w:lang w:val="et-EE" w:eastAsia="et-EE" w:bidi="ar-SA"/>
+              </w:rPr>
+              <w:t xml:space="preserve">, </w:t>
+            </w:r>
             <w:r>
               <w:rPr>
                 <w:rFonts w:ascii="Arial Unicode MS" w:eastAsia="Times New Roman" w:hAnsi="Arial Unicode MS" w:cs="Times New Roman"/>
@@ -12061,59 +9595,7 @@
                 <w:szCs w:val="20"/>
                 <w:lang w:val="et-EE" w:eastAsia="et-EE" w:bidi="ar-SA"/>
               </w:rPr>
-              <w:t>::print()</w:t>
-            </w:r>
-            <w:r>
-              <w:rPr>
-                <w:rFonts w:ascii="Aptos Narrow" w:eastAsia="Times New Roman" w:hAnsi="Aptos Narrow" w:cs="Times New Roman"/>
-                <w:color w:val="000000"/>
-                <w:lang w:val="et-EE" w:eastAsia="et-EE" w:bidi="ar-SA"/>
-              </w:rPr>
-              <w:t xml:space="preserve">, </w:t>
-            </w:r>
-            <w:proofErr w:type="spellStart"/>
-            <w:r>
-              <w:rPr>
-                <w:rFonts w:ascii="Arial Unicode MS" w:eastAsia="Times New Roman" w:hAnsi="Arial Unicode MS" w:cs="Times New Roman"/>
-                <w:color w:val="000000"/>
-                <w:sz w:val="20"/>
-                <w:szCs w:val="20"/>
-                <w:lang w:val="et-EE" w:eastAsia="et-EE" w:bidi="ar-SA"/>
-              </w:rPr>
-              <w:t>ConsoleUI</w:t>
-            </w:r>
-            <w:proofErr w:type="spellEnd"/>
-            <w:r>
-              <w:rPr>
-                <w:rFonts w:ascii="Arial Unicode MS" w:eastAsia="Times New Roman" w:hAnsi="Arial Unicode MS" w:cs="Times New Roman"/>
-                <w:color w:val="000000"/>
-                <w:sz w:val="20"/>
-                <w:szCs w:val="20"/>
-                <w:lang w:val="et-EE" w:eastAsia="et-EE" w:bidi="ar-SA"/>
-              </w:rPr>
-              <w:t>::</w:t>
-            </w:r>
-            <w:proofErr w:type="spellStart"/>
-            <w:r>
-              <w:rPr>
-                <w:rFonts w:ascii="Arial Unicode MS" w:eastAsia="Times New Roman" w:hAnsi="Arial Unicode MS" w:cs="Times New Roman"/>
-                <w:color w:val="000000"/>
-                <w:sz w:val="20"/>
-                <w:szCs w:val="20"/>
-                <w:lang w:val="et-EE" w:eastAsia="et-EE" w:bidi="ar-SA"/>
-              </w:rPr>
-              <w:t>run</w:t>
-            </w:r>
-            <w:proofErr w:type="spellEnd"/>
-            <w:r>
-              <w:rPr>
-                <w:rFonts w:ascii="Arial Unicode MS" w:eastAsia="Times New Roman" w:hAnsi="Arial Unicode MS" w:cs="Times New Roman"/>
-                <w:color w:val="000000"/>
-                <w:sz w:val="20"/>
-                <w:szCs w:val="20"/>
-                <w:lang w:val="et-EE" w:eastAsia="et-EE" w:bidi="ar-SA"/>
-              </w:rPr>
-              <w:t>()</w:t>
+              <w:t>ConsoleUI::run()</w:t>
             </w:r>
           </w:p>
         </w:tc>
@@ -12144,36 +9626,8 @@
                 <w:color w:val="000000"/>
                 <w:lang w:val="et-EE" w:eastAsia="et-EE" w:bidi="ar-SA"/>
               </w:rPr>
-              <w:t xml:space="preserve">UI </w:t>
-            </w:r>
-            <w:proofErr w:type="spellStart"/>
-            <w:r>
-              <w:rPr>
-                <w:rFonts w:ascii="Aptos Narrow" w:eastAsia="Times New Roman" w:hAnsi="Aptos Narrow" w:cs="Times New Roman"/>
-                <w:color w:val="000000"/>
-                <w:lang w:val="et-EE" w:eastAsia="et-EE" w:bidi="ar-SA"/>
-              </w:rPr>
-              <w:t>formatting</w:t>
-            </w:r>
-            <w:proofErr w:type="spellEnd"/>
-            <w:r>
-              <w:rPr>
-                <w:rFonts w:ascii="Aptos Narrow" w:eastAsia="Times New Roman" w:hAnsi="Aptos Narrow" w:cs="Times New Roman"/>
-                <w:color w:val="000000"/>
-                <w:lang w:val="et-EE" w:eastAsia="et-EE" w:bidi="ar-SA"/>
-              </w:rPr>
-              <w:t xml:space="preserve"> </w:t>
-            </w:r>
-            <w:proofErr w:type="spellStart"/>
-            <w:r>
-              <w:rPr>
-                <w:rFonts w:ascii="Aptos Narrow" w:eastAsia="Times New Roman" w:hAnsi="Aptos Narrow" w:cs="Times New Roman"/>
-                <w:color w:val="000000"/>
-                <w:lang w:val="et-EE" w:eastAsia="et-EE" w:bidi="ar-SA"/>
-              </w:rPr>
-              <w:t>only</w:t>
-            </w:r>
-            <w:proofErr w:type="spellEnd"/>
+              <w:t>UI formatting only</w:t>
+            </w:r>
           </w:p>
         </w:tc>
       </w:tr>
@@ -12208,25 +9662,7 @@
                 <w:color w:val="000000"/>
                 <w:lang w:val="et-EE" w:eastAsia="et-EE" w:bidi="ar-SA"/>
               </w:rPr>
-              <w:t xml:space="preserve">RQ-03 </w:t>
-            </w:r>
-            <w:proofErr w:type="spellStart"/>
-            <w:r>
-              <w:rPr>
-                <w:rFonts w:ascii="Aptos Narrow" w:eastAsia="Times New Roman" w:hAnsi="Aptos Narrow" w:cs="Times New Roman"/>
-                <w:color w:val="000000"/>
-                <w:lang w:val="et-EE" w:eastAsia="et-EE" w:bidi="ar-SA"/>
-              </w:rPr>
-              <w:t>Maintain</w:t>
-            </w:r>
-            <w:proofErr w:type="spellEnd"/>
-            <w:r>
-              <w:rPr>
-                <w:rFonts w:ascii="Aptos Narrow" w:eastAsia="Times New Roman" w:hAnsi="Aptos Narrow" w:cs="Times New Roman"/>
-                <w:color w:val="000000"/>
-                <w:lang w:val="et-EE" w:eastAsia="et-EE" w:bidi="ar-SA"/>
-              </w:rPr>
-              <w:t xml:space="preserve"> reserves</w:t>
+              <w:t>RQ-03 Maintain reserves</w:t>
             </w:r>
           </w:p>
         </w:tc>
@@ -12253,7 +9689,6 @@
                 <w:lang w:val="et-EE" w:eastAsia="et-EE" w:bidi="ar-SA"/>
               </w:rPr>
             </w:pPr>
-            <w:proofErr w:type="spellStart"/>
             <w:r>
               <w:rPr>
                 <w:rFonts w:ascii="Arial Unicode MS" w:eastAsia="Times New Roman" w:hAnsi="Arial Unicode MS" w:cs="Times New Roman"/>
@@ -12262,40 +9697,7 @@
                 <w:szCs w:val="20"/>
                 <w:lang w:val="et-EE" w:eastAsia="et-EE" w:bidi="ar-SA"/>
               </w:rPr>
-              <w:t>CurrencyRepository</w:t>
-            </w:r>
-            <w:proofErr w:type="spellEnd"/>
-            <w:r>
-              <w:rPr>
-                <w:rFonts w:ascii="Arial Unicode MS" w:eastAsia="Times New Roman" w:hAnsi="Arial Unicode MS" w:cs="Times New Roman"/>
-                <w:color w:val="000000"/>
-                <w:sz w:val="20"/>
-                <w:szCs w:val="20"/>
-                <w:lang w:val="et-EE" w:eastAsia="et-EE" w:bidi="ar-SA"/>
-              </w:rPr>
-              <w:t>::</w:t>
-            </w:r>
-            <w:proofErr w:type="spellStart"/>
-            <w:r>
-              <w:rPr>
-                <w:rFonts w:ascii="Arial Unicode MS" w:eastAsia="Times New Roman" w:hAnsi="Arial Unicode MS" w:cs="Times New Roman"/>
-                <w:color w:val="000000"/>
-                <w:sz w:val="20"/>
-                <w:szCs w:val="20"/>
-                <w:lang w:val="et-EE" w:eastAsia="et-EE" w:bidi="ar-SA"/>
-              </w:rPr>
-              <w:t>applyExchange</w:t>
-            </w:r>
-            <w:proofErr w:type="spellEnd"/>
-            <w:r>
-              <w:rPr>
-                <w:rFonts w:ascii="Arial Unicode MS" w:eastAsia="Times New Roman" w:hAnsi="Arial Unicode MS" w:cs="Times New Roman"/>
-                <w:color w:val="000000"/>
-                <w:sz w:val="20"/>
-                <w:szCs w:val="20"/>
-                <w:lang w:val="et-EE" w:eastAsia="et-EE" w:bidi="ar-SA"/>
-              </w:rPr>
-              <w:t>()</w:t>
+              <w:t>CurrencyRepository::applyExchange()</w:t>
             </w:r>
           </w:p>
         </w:tc>
@@ -12320,52 +9722,14 @@
                 <w:lang w:val="et-EE" w:eastAsia="et-EE" w:bidi="ar-SA"/>
               </w:rPr>
             </w:pPr>
-            <w:proofErr w:type="spellStart"/>
             <w:r>
               <w:rPr>
                 <w:rFonts w:ascii="Aptos Narrow" w:eastAsia="Times New Roman" w:hAnsi="Aptos Narrow" w:cs="Times New Roman"/>
                 <w:color w:val="000000"/>
                 <w:lang w:val="et-EE" w:eastAsia="et-EE" w:bidi="ar-SA"/>
               </w:rPr>
-              <w:t>Encapsulated</w:t>
-            </w:r>
-            <w:proofErr w:type="spellEnd"/>
-            <w:r>
-              <w:rPr>
-                <w:rFonts w:ascii="Aptos Narrow" w:eastAsia="Times New Roman" w:hAnsi="Aptos Narrow" w:cs="Times New Roman"/>
-                <w:color w:val="000000"/>
-                <w:lang w:val="et-EE" w:eastAsia="et-EE" w:bidi="ar-SA"/>
-              </w:rPr>
-              <w:t xml:space="preserve"> </w:t>
-            </w:r>
-            <w:proofErr w:type="spellStart"/>
-            <w:r>
-              <w:rPr>
-                <w:rFonts w:ascii="Aptos Narrow" w:eastAsia="Times New Roman" w:hAnsi="Aptos Narrow" w:cs="Times New Roman"/>
-                <w:color w:val="000000"/>
-                <w:lang w:val="et-EE" w:eastAsia="et-EE" w:bidi="ar-SA"/>
-              </w:rPr>
-              <w:t>data</w:t>
-            </w:r>
-            <w:proofErr w:type="spellEnd"/>
-            <w:r>
-              <w:rPr>
-                <w:rFonts w:ascii="Aptos Narrow" w:eastAsia="Times New Roman" w:hAnsi="Aptos Narrow" w:cs="Times New Roman"/>
-                <w:color w:val="000000"/>
-                <w:lang w:val="et-EE" w:eastAsia="et-EE" w:bidi="ar-SA"/>
-              </w:rPr>
-              <w:t xml:space="preserve"> </w:t>
-            </w:r>
-            <w:proofErr w:type="spellStart"/>
-            <w:r>
-              <w:rPr>
-                <w:rFonts w:ascii="Aptos Narrow" w:eastAsia="Times New Roman" w:hAnsi="Aptos Narrow" w:cs="Times New Roman"/>
-                <w:color w:val="000000"/>
-                <w:lang w:val="et-EE" w:eastAsia="et-EE" w:bidi="ar-SA"/>
-              </w:rPr>
-              <w:t>update</w:t>
-            </w:r>
-            <w:proofErr w:type="spellEnd"/>
+              <w:t>Encapsulated data update</w:t>
+            </w:r>
           </w:p>
         </w:tc>
       </w:tr>
@@ -12400,36 +9764,8 @@
                 <w:color w:val="000000"/>
                 <w:lang w:val="et-EE" w:eastAsia="et-EE" w:bidi="ar-SA"/>
               </w:rPr>
-              <w:t xml:space="preserve">RQ-04 </w:t>
-            </w:r>
-            <w:proofErr w:type="spellStart"/>
-            <w:r>
-              <w:rPr>
-                <w:rFonts w:ascii="Aptos Narrow" w:eastAsia="Times New Roman" w:hAnsi="Aptos Narrow" w:cs="Times New Roman"/>
-                <w:color w:val="000000"/>
-                <w:lang w:val="et-EE" w:eastAsia="et-EE" w:bidi="ar-SA"/>
-              </w:rPr>
-              <w:t>Daily</w:t>
-            </w:r>
-            <w:proofErr w:type="spellEnd"/>
-            <w:r>
-              <w:rPr>
-                <w:rFonts w:ascii="Aptos Narrow" w:eastAsia="Times New Roman" w:hAnsi="Aptos Narrow" w:cs="Times New Roman"/>
-                <w:color w:val="000000"/>
-                <w:lang w:val="et-EE" w:eastAsia="et-EE" w:bidi="ar-SA"/>
-              </w:rPr>
-              <w:t xml:space="preserve"> </w:t>
-            </w:r>
-            <w:proofErr w:type="spellStart"/>
-            <w:r>
-              <w:rPr>
-                <w:rFonts w:ascii="Aptos Narrow" w:eastAsia="Times New Roman" w:hAnsi="Aptos Narrow" w:cs="Times New Roman"/>
-                <w:color w:val="000000"/>
-                <w:lang w:val="et-EE" w:eastAsia="et-EE" w:bidi="ar-SA"/>
-              </w:rPr>
-              <w:t>report</w:t>
-            </w:r>
-            <w:proofErr w:type="spellEnd"/>
+              <w:t>RQ-04 Daily report</w:t>
+            </w:r>
           </w:p>
         </w:tc>
         <w:tc>
@@ -12455,7 +9791,6 @@
                 <w:lang w:val="et-EE" w:eastAsia="et-EE" w:bidi="ar-SA"/>
               </w:rPr>
             </w:pPr>
-            <w:proofErr w:type="spellStart"/>
             <w:r>
               <w:rPr>
                 <w:rFonts w:ascii="Arial Unicode MS" w:eastAsia="Times New Roman" w:hAnsi="Arial Unicode MS" w:cs="Times New Roman"/>
@@ -12464,9 +9799,16 @@
                 <w:szCs w:val="20"/>
                 <w:lang w:val="et-EE" w:eastAsia="et-EE" w:bidi="ar-SA"/>
               </w:rPr>
-              <w:t>Report</w:t>
-            </w:r>
-            <w:proofErr w:type="spellEnd"/>
+              <w:t>Report::add()</w:t>
+            </w:r>
+            <w:r>
+              <w:rPr>
+                <w:rFonts w:ascii="Aptos Narrow" w:eastAsia="Times New Roman" w:hAnsi="Aptos Narrow" w:cs="Times New Roman"/>
+                <w:color w:val="000000"/>
+                <w:lang w:val="et-EE" w:eastAsia="et-EE" w:bidi="ar-SA"/>
+              </w:rPr>
+              <w:t xml:space="preserve">, </w:t>
+            </w:r>
             <w:r>
               <w:rPr>
                 <w:rFonts w:ascii="Arial Unicode MS" w:eastAsia="Times New Roman" w:hAnsi="Arial Unicode MS" w:cs="Times New Roman"/>
@@ -12475,81 +9817,7 @@
                 <w:szCs w:val="20"/>
                 <w:lang w:val="et-EE" w:eastAsia="et-EE" w:bidi="ar-SA"/>
               </w:rPr>
-              <w:t>::</w:t>
-            </w:r>
-            <w:proofErr w:type="spellStart"/>
-            <w:r>
-              <w:rPr>
-                <w:rFonts w:ascii="Arial Unicode MS" w:eastAsia="Times New Roman" w:hAnsi="Arial Unicode MS" w:cs="Times New Roman"/>
-                <w:color w:val="000000"/>
-                <w:sz w:val="20"/>
-                <w:szCs w:val="20"/>
-                <w:lang w:val="et-EE" w:eastAsia="et-EE" w:bidi="ar-SA"/>
-              </w:rPr>
-              <w:t>add</w:t>
-            </w:r>
-            <w:proofErr w:type="spellEnd"/>
-            <w:r>
-              <w:rPr>
-                <w:rFonts w:ascii="Arial Unicode MS" w:eastAsia="Times New Roman" w:hAnsi="Arial Unicode MS" w:cs="Times New Roman"/>
-                <w:color w:val="000000"/>
-                <w:sz w:val="20"/>
-                <w:szCs w:val="20"/>
-                <w:lang w:val="et-EE" w:eastAsia="et-EE" w:bidi="ar-SA"/>
-              </w:rPr>
-              <w:t>()</w:t>
-            </w:r>
-            <w:r>
-              <w:rPr>
-                <w:rFonts w:ascii="Aptos Narrow" w:eastAsia="Times New Roman" w:hAnsi="Aptos Narrow" w:cs="Times New Roman"/>
-                <w:color w:val="000000"/>
-                <w:lang w:val="et-EE" w:eastAsia="et-EE" w:bidi="ar-SA"/>
-              </w:rPr>
-              <w:t xml:space="preserve">, </w:t>
-            </w:r>
-            <w:proofErr w:type="spellStart"/>
-            <w:r>
-              <w:rPr>
-                <w:rFonts w:ascii="Arial Unicode MS" w:eastAsia="Times New Roman" w:hAnsi="Arial Unicode MS" w:cs="Times New Roman"/>
-                <w:color w:val="000000"/>
-                <w:sz w:val="20"/>
-                <w:szCs w:val="20"/>
-                <w:lang w:val="et-EE" w:eastAsia="et-EE" w:bidi="ar-SA"/>
-              </w:rPr>
-              <w:t>Report</w:t>
-            </w:r>
-            <w:proofErr w:type="spellEnd"/>
-            <w:r>
-              <w:rPr>
-                <w:rFonts w:ascii="Arial Unicode MS" w:eastAsia="Times New Roman" w:hAnsi="Arial Unicode MS" w:cs="Times New Roman"/>
-                <w:color w:val="000000"/>
-                <w:sz w:val="20"/>
-                <w:szCs w:val="20"/>
-                <w:lang w:val="et-EE" w:eastAsia="et-EE" w:bidi="ar-SA"/>
-              </w:rPr>
-              <w:t>::</w:t>
-            </w:r>
-            <w:proofErr w:type="spellStart"/>
-            <w:r>
-              <w:rPr>
-                <w:rFonts w:ascii="Arial Unicode MS" w:eastAsia="Times New Roman" w:hAnsi="Arial Unicode MS" w:cs="Times New Roman"/>
-                <w:color w:val="000000"/>
-                <w:sz w:val="20"/>
-                <w:szCs w:val="20"/>
-                <w:lang w:val="et-EE" w:eastAsia="et-EE" w:bidi="ar-SA"/>
-              </w:rPr>
-              <w:t>print_summary</w:t>
-            </w:r>
-            <w:proofErr w:type="spellEnd"/>
-            <w:r>
-              <w:rPr>
-                <w:rFonts w:ascii="Arial Unicode MS" w:eastAsia="Times New Roman" w:hAnsi="Arial Unicode MS" w:cs="Times New Roman"/>
-                <w:color w:val="000000"/>
-                <w:sz w:val="20"/>
-                <w:szCs w:val="20"/>
-                <w:lang w:val="et-EE" w:eastAsia="et-EE" w:bidi="ar-SA"/>
-              </w:rPr>
-              <w:t>()</w:t>
+              <w:t>Report::print_summary()</w:t>
             </w:r>
           </w:p>
         </w:tc>
@@ -12580,36 +9848,8 @@
                 <w:color w:val="000000"/>
                 <w:lang w:val="et-EE" w:eastAsia="et-EE" w:bidi="ar-SA"/>
               </w:rPr>
-              <w:t>End-of-</w:t>
-            </w:r>
-            <w:proofErr w:type="spellStart"/>
-            <w:r>
-              <w:rPr>
-                <w:rFonts w:ascii="Aptos Narrow" w:eastAsia="Times New Roman" w:hAnsi="Aptos Narrow" w:cs="Times New Roman"/>
-                <w:color w:val="000000"/>
-                <w:lang w:val="et-EE" w:eastAsia="et-EE" w:bidi="ar-SA"/>
-              </w:rPr>
-              <w:t>day</w:t>
-            </w:r>
-            <w:proofErr w:type="spellEnd"/>
-            <w:r>
-              <w:rPr>
-                <w:rFonts w:ascii="Aptos Narrow" w:eastAsia="Times New Roman" w:hAnsi="Aptos Narrow" w:cs="Times New Roman"/>
-                <w:color w:val="000000"/>
-                <w:lang w:val="et-EE" w:eastAsia="et-EE" w:bidi="ar-SA"/>
-              </w:rPr>
-              <w:t xml:space="preserve"> </w:t>
-            </w:r>
-            <w:proofErr w:type="spellStart"/>
-            <w:r>
-              <w:rPr>
-                <w:rFonts w:ascii="Aptos Narrow" w:eastAsia="Times New Roman" w:hAnsi="Aptos Narrow" w:cs="Times New Roman"/>
-                <w:color w:val="000000"/>
-                <w:lang w:val="et-EE" w:eastAsia="et-EE" w:bidi="ar-SA"/>
-              </w:rPr>
-              <w:t>summary</w:t>
-            </w:r>
-            <w:proofErr w:type="spellEnd"/>
+              <w:t>End-of-day summary</w:t>
+            </w:r>
           </w:p>
         </w:tc>
       </w:tr>
@@ -12644,18 +9884,8 @@
                 <w:color w:val="000000"/>
                 <w:lang w:val="et-EE" w:eastAsia="et-EE" w:bidi="ar-SA"/>
               </w:rPr>
-              <w:t xml:space="preserve">RQ-05 Time </w:t>
-            </w:r>
-            <w:proofErr w:type="spellStart"/>
-            <w:r>
-              <w:rPr>
-                <w:rFonts w:ascii="Aptos Narrow" w:eastAsia="Times New Roman" w:hAnsi="Aptos Narrow" w:cs="Times New Roman"/>
-                <w:color w:val="000000"/>
-                <w:lang w:val="et-EE" w:eastAsia="et-EE" w:bidi="ar-SA"/>
-              </w:rPr>
-              <w:t>stamps</w:t>
-            </w:r>
-            <w:proofErr w:type="spellEnd"/>
+              <w:t>RQ-05 Time stamps</w:t>
+            </w:r>
           </w:p>
         </w:tc>
         <w:tc>
@@ -12681,7 +9911,6 @@
                 <w:lang w:val="et-EE" w:eastAsia="et-EE" w:bidi="ar-SA"/>
               </w:rPr>
             </w:pPr>
-            <w:proofErr w:type="spellStart"/>
             <w:r>
               <w:rPr>
                 <w:rFonts w:ascii="Arial Unicode MS" w:eastAsia="Times New Roman" w:hAnsi="Arial Unicode MS" w:cs="Times New Roman"/>
@@ -12690,18 +9919,7 @@
                 <w:szCs w:val="20"/>
                 <w:lang w:val="et-EE" w:eastAsia="et-EE" w:bidi="ar-SA"/>
               </w:rPr>
-              <w:t>RealClock</w:t>
-            </w:r>
-            <w:proofErr w:type="spellEnd"/>
-            <w:r>
-              <w:rPr>
-                <w:rFonts w:ascii="Arial Unicode MS" w:eastAsia="Times New Roman" w:hAnsi="Arial Unicode MS" w:cs="Times New Roman"/>
-                <w:color w:val="000000"/>
-                <w:sz w:val="20"/>
-                <w:szCs w:val="20"/>
-                <w:lang w:val="et-EE" w:eastAsia="et-EE" w:bidi="ar-SA"/>
-              </w:rPr>
-              <w:t>::now_iso8601()</w:t>
+              <w:t>RealClock::now_iso8601()</w:t>
             </w:r>
           </w:p>
         </w:tc>
@@ -12726,34 +9944,14 @@
                 <w:lang w:val="et-EE" w:eastAsia="et-EE" w:bidi="ar-SA"/>
               </w:rPr>
             </w:pPr>
-            <w:proofErr w:type="spellStart"/>
             <w:r>
               <w:rPr>
                 <w:rFonts w:ascii="Aptos Narrow" w:eastAsia="Times New Roman" w:hAnsi="Aptos Narrow" w:cs="Times New Roman"/>
                 <w:color w:val="000000"/>
                 <w:lang w:val="et-EE" w:eastAsia="et-EE" w:bidi="ar-SA"/>
               </w:rPr>
-              <w:t>Abstracted</w:t>
-            </w:r>
-            <w:proofErr w:type="spellEnd"/>
-            <w:r>
-              <w:rPr>
-                <w:rFonts w:ascii="Aptos Narrow" w:eastAsia="Times New Roman" w:hAnsi="Aptos Narrow" w:cs="Times New Roman"/>
-                <w:color w:val="000000"/>
-                <w:lang w:val="et-EE" w:eastAsia="et-EE" w:bidi="ar-SA"/>
-              </w:rPr>
-              <w:t xml:space="preserve"> </w:t>
-            </w:r>
-            <w:proofErr w:type="spellStart"/>
-            <w:r>
-              <w:rPr>
-                <w:rFonts w:ascii="Aptos Narrow" w:eastAsia="Times New Roman" w:hAnsi="Aptos Narrow" w:cs="Times New Roman"/>
-                <w:color w:val="000000"/>
-                <w:lang w:val="et-EE" w:eastAsia="et-EE" w:bidi="ar-SA"/>
-              </w:rPr>
-              <w:t>time</w:t>
-            </w:r>
-            <w:proofErr w:type="spellEnd"/>
+              <w:t>Abstracted time</w:t>
+            </w:r>
           </w:p>
         </w:tc>
       </w:tr>
@@ -12819,7 +10017,6 @@
                 <w:lang w:val="et-EE" w:eastAsia="et-EE" w:bidi="ar-SA"/>
               </w:rPr>
             </w:pPr>
-            <w:proofErr w:type="spellStart"/>
             <w:r>
               <w:rPr>
                 <w:rFonts w:ascii="Aptos Narrow" w:eastAsia="Times New Roman" w:hAnsi="Aptos Narrow" w:cs="Times New Roman"/>
@@ -12828,31 +10025,8 @@
                 <w:color w:val="000000"/>
                 <w:lang w:val="et-EE" w:eastAsia="et-EE" w:bidi="ar-SA"/>
               </w:rPr>
-              <w:t>Class</w:t>
-            </w:r>
-            <w:proofErr w:type="spellEnd"/>
-            <w:r>
-              <w:rPr>
-                <w:rFonts w:ascii="Aptos Narrow" w:eastAsia="Times New Roman" w:hAnsi="Aptos Narrow" w:cs="Times New Roman"/>
-                <w:b/>
-                <w:bCs/>
-                <w:color w:val="000000"/>
-                <w:lang w:val="et-EE" w:eastAsia="et-EE" w:bidi="ar-SA"/>
-              </w:rPr>
-              <w:t xml:space="preserve"> / </w:t>
-            </w:r>
-            <w:proofErr w:type="spellStart"/>
-            <w:r>
-              <w:rPr>
-                <w:rFonts w:ascii="Aptos Narrow" w:eastAsia="Times New Roman" w:hAnsi="Aptos Narrow" w:cs="Times New Roman"/>
-                <w:b/>
-                <w:bCs/>
-                <w:color w:val="000000"/>
-                <w:lang w:val="et-EE" w:eastAsia="et-EE" w:bidi="ar-SA"/>
-              </w:rPr>
-              <w:t>Module</w:t>
-            </w:r>
-            <w:proofErr w:type="spellEnd"/>
+              <w:t>Class / Module</w:t>
+            </w:r>
           </w:p>
         </w:tc>
         <w:tc>
@@ -12879,7 +10053,6 @@
                 <w:lang w:val="et-EE" w:eastAsia="et-EE" w:bidi="ar-SA"/>
               </w:rPr>
             </w:pPr>
-            <w:proofErr w:type="spellStart"/>
             <w:r>
               <w:rPr>
                 <w:rFonts w:ascii="Aptos Narrow" w:eastAsia="Times New Roman" w:hAnsi="Aptos Narrow" w:cs="Times New Roman"/>
@@ -12890,7 +10063,6 @@
               </w:rPr>
               <w:t>Files</w:t>
             </w:r>
-            <w:proofErr w:type="spellEnd"/>
           </w:p>
         </w:tc>
       </w:tr>
@@ -12919,7 +10091,6 @@
                 <w:lang w:val="et-EE" w:eastAsia="et-EE" w:bidi="ar-SA"/>
               </w:rPr>
             </w:pPr>
-            <w:proofErr w:type="spellStart"/>
             <w:r>
               <w:rPr>
                 <w:rFonts w:ascii="Aptos Narrow" w:eastAsia="Times New Roman" w:hAnsi="Aptos Narrow" w:cs="Times New Roman"/>
@@ -12928,7 +10099,6 @@
               </w:rPr>
               <w:t>ConsoleUI</w:t>
             </w:r>
-            <w:proofErr w:type="spellEnd"/>
           </w:p>
         </w:tc>
         <w:tc>
@@ -12954,7 +10124,6 @@
                 <w:lang w:val="et-EE" w:eastAsia="et-EE" w:bidi="ar-SA"/>
               </w:rPr>
             </w:pPr>
-            <w:proofErr w:type="spellStart"/>
             <w:r>
               <w:rPr>
                 <w:rFonts w:ascii="Arial Unicode MS" w:eastAsia="Times New Roman" w:hAnsi="Arial Unicode MS" w:cs="Times New Roman"/>
@@ -12963,9 +10132,16 @@
                 <w:szCs w:val="20"/>
                 <w:lang w:val="et-EE" w:eastAsia="et-EE" w:bidi="ar-SA"/>
               </w:rPr>
-              <w:t>include</w:t>
-            </w:r>
-            <w:proofErr w:type="spellEnd"/>
+              <w:t>include/console_ui.h</w:t>
+            </w:r>
+            <w:r>
+              <w:rPr>
+                <w:rFonts w:ascii="Aptos Narrow" w:eastAsia="Times New Roman" w:hAnsi="Aptos Narrow" w:cs="Times New Roman"/>
+                <w:color w:val="000000"/>
+                <w:lang w:val="et-EE" w:eastAsia="et-EE" w:bidi="ar-SA"/>
+              </w:rPr>
+              <w:t xml:space="preserve">, </w:t>
+            </w:r>
             <w:r>
               <w:rPr>
                 <w:rFonts w:ascii="Arial Unicode MS" w:eastAsia="Times New Roman" w:hAnsi="Arial Unicode MS" w:cs="Times New Roman"/>
@@ -12974,49 +10150,7 @@
                 <w:szCs w:val="20"/>
                 <w:lang w:val="et-EE" w:eastAsia="et-EE" w:bidi="ar-SA"/>
               </w:rPr>
-              <w:t>/</w:t>
-            </w:r>
-            <w:proofErr w:type="spellStart"/>
-            <w:r>
-              <w:rPr>
-                <w:rFonts w:ascii="Arial Unicode MS" w:eastAsia="Times New Roman" w:hAnsi="Arial Unicode MS" w:cs="Times New Roman"/>
-                <w:color w:val="000000"/>
-                <w:sz w:val="20"/>
-                <w:szCs w:val="20"/>
-                <w:lang w:val="et-EE" w:eastAsia="et-EE" w:bidi="ar-SA"/>
-              </w:rPr>
-              <w:t>console_ui.h</w:t>
-            </w:r>
-            <w:proofErr w:type="spellEnd"/>
-            <w:r>
-              <w:rPr>
-                <w:rFonts w:ascii="Aptos Narrow" w:eastAsia="Times New Roman" w:hAnsi="Aptos Narrow" w:cs="Times New Roman"/>
-                <w:color w:val="000000"/>
-                <w:lang w:val="et-EE" w:eastAsia="et-EE" w:bidi="ar-SA"/>
-              </w:rPr>
-              <w:t xml:space="preserve">, </w:t>
-            </w:r>
-            <w:proofErr w:type="spellStart"/>
-            <w:r>
-              <w:rPr>
-                <w:rFonts w:ascii="Arial Unicode MS" w:eastAsia="Times New Roman" w:hAnsi="Arial Unicode MS" w:cs="Times New Roman"/>
-                <w:color w:val="000000"/>
-                <w:sz w:val="20"/>
-                <w:szCs w:val="20"/>
-                <w:lang w:val="et-EE" w:eastAsia="et-EE" w:bidi="ar-SA"/>
-              </w:rPr>
-              <w:t>src</w:t>
-            </w:r>
-            <w:proofErr w:type="spellEnd"/>
-            <w:r>
-              <w:rPr>
-                <w:rFonts w:ascii="Arial Unicode MS" w:eastAsia="Times New Roman" w:hAnsi="Arial Unicode MS" w:cs="Times New Roman"/>
-                <w:color w:val="000000"/>
-                <w:sz w:val="20"/>
-                <w:szCs w:val="20"/>
-                <w:lang w:val="et-EE" w:eastAsia="et-EE" w:bidi="ar-SA"/>
-              </w:rPr>
-              <w:t>/console_ui.cpp</w:t>
+              <w:t>src/console_ui.cpp</w:t>
             </w:r>
           </w:p>
         </w:tc>
@@ -13079,7 +10213,6 @@
                 <w:lang w:val="et-EE" w:eastAsia="et-EE" w:bidi="ar-SA"/>
               </w:rPr>
             </w:pPr>
-            <w:proofErr w:type="spellStart"/>
             <w:r>
               <w:rPr>
                 <w:rFonts w:ascii="Arial Unicode MS" w:eastAsia="Times New Roman" w:hAnsi="Arial Unicode MS" w:cs="Times New Roman"/>
@@ -13088,9 +10221,16 @@
                 <w:szCs w:val="20"/>
                 <w:lang w:val="et-EE" w:eastAsia="et-EE" w:bidi="ar-SA"/>
               </w:rPr>
-              <w:t>include</w:t>
-            </w:r>
-            <w:proofErr w:type="spellEnd"/>
+              <w:t>include/exchange_manager.h</w:t>
+            </w:r>
+            <w:r>
+              <w:rPr>
+                <w:rFonts w:ascii="Aptos Narrow" w:eastAsia="Times New Roman" w:hAnsi="Aptos Narrow" w:cs="Times New Roman"/>
+                <w:color w:val="000000"/>
+                <w:lang w:val="et-EE" w:eastAsia="et-EE" w:bidi="ar-SA"/>
+              </w:rPr>
+              <w:t xml:space="preserve">, </w:t>
+            </w:r>
             <w:r>
               <w:rPr>
                 <w:rFonts w:ascii="Arial Unicode MS" w:eastAsia="Times New Roman" w:hAnsi="Arial Unicode MS" w:cs="Times New Roman"/>
@@ -13099,49 +10239,7 @@
                 <w:szCs w:val="20"/>
                 <w:lang w:val="et-EE" w:eastAsia="et-EE" w:bidi="ar-SA"/>
               </w:rPr>
-              <w:t>/</w:t>
-            </w:r>
-            <w:proofErr w:type="spellStart"/>
-            <w:r>
-              <w:rPr>
-                <w:rFonts w:ascii="Arial Unicode MS" w:eastAsia="Times New Roman" w:hAnsi="Arial Unicode MS" w:cs="Times New Roman"/>
-                <w:color w:val="000000"/>
-                <w:sz w:val="20"/>
-                <w:szCs w:val="20"/>
-                <w:lang w:val="et-EE" w:eastAsia="et-EE" w:bidi="ar-SA"/>
-              </w:rPr>
-              <w:t>exchange_manager.h</w:t>
-            </w:r>
-            <w:proofErr w:type="spellEnd"/>
-            <w:r>
-              <w:rPr>
-                <w:rFonts w:ascii="Aptos Narrow" w:eastAsia="Times New Roman" w:hAnsi="Aptos Narrow" w:cs="Times New Roman"/>
-                <w:color w:val="000000"/>
-                <w:lang w:val="et-EE" w:eastAsia="et-EE" w:bidi="ar-SA"/>
-              </w:rPr>
-              <w:t xml:space="preserve">, </w:t>
-            </w:r>
-            <w:proofErr w:type="spellStart"/>
-            <w:r>
-              <w:rPr>
-                <w:rFonts w:ascii="Arial Unicode MS" w:eastAsia="Times New Roman" w:hAnsi="Arial Unicode MS" w:cs="Times New Roman"/>
-                <w:color w:val="000000"/>
-                <w:sz w:val="20"/>
-                <w:szCs w:val="20"/>
-                <w:lang w:val="et-EE" w:eastAsia="et-EE" w:bidi="ar-SA"/>
-              </w:rPr>
-              <w:t>src</w:t>
-            </w:r>
-            <w:proofErr w:type="spellEnd"/>
-            <w:r>
-              <w:rPr>
-                <w:rFonts w:ascii="Arial Unicode MS" w:eastAsia="Times New Roman" w:hAnsi="Arial Unicode MS" w:cs="Times New Roman"/>
-                <w:color w:val="000000"/>
-                <w:sz w:val="20"/>
-                <w:szCs w:val="20"/>
-                <w:lang w:val="et-EE" w:eastAsia="et-EE" w:bidi="ar-SA"/>
-              </w:rPr>
-              <w:t>/exchange_manager.cpp</w:t>
+              <w:t>src/exchange_manager.cpp</w:t>
             </w:r>
           </w:p>
         </w:tc>
@@ -13171,7 +10269,6 @@
                 <w:lang w:val="et-EE" w:eastAsia="et-EE" w:bidi="ar-SA"/>
               </w:rPr>
             </w:pPr>
-            <w:proofErr w:type="spellStart"/>
             <w:r>
               <w:rPr>
                 <w:rFonts w:ascii="Aptos Narrow" w:eastAsia="Times New Roman" w:hAnsi="Aptos Narrow" w:cs="Times New Roman"/>
@@ -13180,7 +10277,6 @@
               </w:rPr>
               <w:t>ICurrencyRepository</w:t>
             </w:r>
-            <w:proofErr w:type="spellEnd"/>
           </w:p>
         </w:tc>
         <w:tc>
@@ -13206,7 +10302,6 @@
                 <w:lang w:val="et-EE" w:eastAsia="et-EE" w:bidi="ar-SA"/>
               </w:rPr>
             </w:pPr>
-            <w:proofErr w:type="spellStart"/>
             <w:r>
               <w:rPr>
                 <w:rFonts w:ascii="Arial Unicode MS" w:eastAsia="Times New Roman" w:hAnsi="Arial Unicode MS" w:cs="Times New Roman"/>
@@ -13215,56 +10310,15 @@
                 <w:szCs w:val="20"/>
                 <w:lang w:val="et-EE" w:eastAsia="et-EE" w:bidi="ar-SA"/>
               </w:rPr>
-              <w:t>include</w:t>
-            </w:r>
-            <w:proofErr w:type="spellEnd"/>
-            <w:r>
-              <w:rPr>
-                <w:rFonts w:ascii="Arial Unicode MS" w:eastAsia="Times New Roman" w:hAnsi="Arial Unicode MS" w:cs="Times New Roman"/>
-                <w:color w:val="000000"/>
-                <w:sz w:val="20"/>
-                <w:szCs w:val="20"/>
+              <w:t>include/currency_repository.h</w:t>
+            </w:r>
+            <w:r>
+              <w:rPr>
+                <w:rFonts w:ascii="Aptos Narrow" w:eastAsia="Times New Roman" w:hAnsi="Aptos Narrow" w:cs="Times New Roman"/>
+                <w:color w:val="000000"/>
                 <w:lang w:val="et-EE" w:eastAsia="et-EE" w:bidi="ar-SA"/>
               </w:rPr>
-              <w:t>/</w:t>
-            </w:r>
-            <w:proofErr w:type="spellStart"/>
-            <w:r>
-              <w:rPr>
-                <w:rFonts w:ascii="Arial Unicode MS" w:eastAsia="Times New Roman" w:hAnsi="Arial Unicode MS" w:cs="Times New Roman"/>
-                <w:color w:val="000000"/>
-                <w:sz w:val="20"/>
-                <w:szCs w:val="20"/>
-                <w:lang w:val="et-EE" w:eastAsia="et-EE" w:bidi="ar-SA"/>
-              </w:rPr>
-              <w:t>currency_repository.h</w:t>
-            </w:r>
-            <w:proofErr w:type="spellEnd"/>
-            <w:r>
-              <w:rPr>
-                <w:rFonts w:ascii="Aptos Narrow" w:eastAsia="Times New Roman" w:hAnsi="Aptos Narrow" w:cs="Times New Roman"/>
-                <w:color w:val="000000"/>
-                <w:lang w:val="et-EE" w:eastAsia="et-EE" w:bidi="ar-SA"/>
-              </w:rPr>
-              <w:t xml:space="preserve"> (</w:t>
-            </w:r>
-            <w:proofErr w:type="spellStart"/>
-            <w:r>
-              <w:rPr>
-                <w:rFonts w:ascii="Aptos Narrow" w:eastAsia="Times New Roman" w:hAnsi="Aptos Narrow" w:cs="Times New Roman"/>
-                <w:color w:val="000000"/>
-                <w:lang w:val="et-EE" w:eastAsia="et-EE" w:bidi="ar-SA"/>
-              </w:rPr>
-              <w:t>interface</w:t>
-            </w:r>
-            <w:proofErr w:type="spellEnd"/>
-            <w:r>
-              <w:rPr>
-                <w:rFonts w:ascii="Aptos Narrow" w:eastAsia="Times New Roman" w:hAnsi="Aptos Narrow" w:cs="Times New Roman"/>
-                <w:color w:val="000000"/>
-                <w:lang w:val="et-EE" w:eastAsia="et-EE" w:bidi="ar-SA"/>
-              </w:rPr>
-              <w:t>)</w:t>
+              <w:t xml:space="preserve"> (interface)</w:t>
             </w:r>
           </w:p>
         </w:tc>
@@ -13294,7 +10348,6 @@
                 <w:lang w:val="et-EE" w:eastAsia="et-EE" w:bidi="ar-SA"/>
               </w:rPr>
             </w:pPr>
-            <w:proofErr w:type="spellStart"/>
             <w:r>
               <w:rPr>
                 <w:rFonts w:ascii="Aptos Narrow" w:eastAsia="Times New Roman" w:hAnsi="Aptos Narrow" w:cs="Times New Roman"/>
@@ -13303,7 +10356,6 @@
               </w:rPr>
               <w:t>CurrencyRepository</w:t>
             </w:r>
-            <w:proofErr w:type="spellEnd"/>
           </w:p>
         </w:tc>
         <w:tc>
@@ -13329,7 +10381,6 @@
                 <w:lang w:val="et-EE" w:eastAsia="et-EE" w:bidi="ar-SA"/>
               </w:rPr>
             </w:pPr>
-            <w:proofErr w:type="spellStart"/>
             <w:r>
               <w:rPr>
                 <w:rFonts w:ascii="Arial Unicode MS" w:eastAsia="Times New Roman" w:hAnsi="Arial Unicode MS" w:cs="Times New Roman"/>
@@ -13338,9 +10389,16 @@
                 <w:szCs w:val="20"/>
                 <w:lang w:val="et-EE" w:eastAsia="et-EE" w:bidi="ar-SA"/>
               </w:rPr>
-              <w:t>include</w:t>
-            </w:r>
-            <w:proofErr w:type="spellEnd"/>
+              <w:t>include/currency_repository.h</w:t>
+            </w:r>
+            <w:r>
+              <w:rPr>
+                <w:rFonts w:ascii="Aptos Narrow" w:eastAsia="Times New Roman" w:hAnsi="Aptos Narrow" w:cs="Times New Roman"/>
+                <w:color w:val="000000"/>
+                <w:lang w:val="et-EE" w:eastAsia="et-EE" w:bidi="ar-SA"/>
+              </w:rPr>
+              <w:t xml:space="preserve">, </w:t>
+            </w:r>
             <w:r>
               <w:rPr>
                 <w:rFonts w:ascii="Arial Unicode MS" w:eastAsia="Times New Roman" w:hAnsi="Arial Unicode MS" w:cs="Times New Roman"/>
@@ -13349,49 +10407,7 @@
                 <w:szCs w:val="20"/>
                 <w:lang w:val="et-EE" w:eastAsia="et-EE" w:bidi="ar-SA"/>
               </w:rPr>
-              <w:t>/</w:t>
-            </w:r>
-            <w:proofErr w:type="spellStart"/>
-            <w:r>
-              <w:rPr>
-                <w:rFonts w:ascii="Arial Unicode MS" w:eastAsia="Times New Roman" w:hAnsi="Arial Unicode MS" w:cs="Times New Roman"/>
-                <w:color w:val="000000"/>
-                <w:sz w:val="20"/>
-                <w:szCs w:val="20"/>
-                <w:lang w:val="et-EE" w:eastAsia="et-EE" w:bidi="ar-SA"/>
-              </w:rPr>
-              <w:t>currency_repository.h</w:t>
-            </w:r>
-            <w:proofErr w:type="spellEnd"/>
-            <w:r>
-              <w:rPr>
-                <w:rFonts w:ascii="Aptos Narrow" w:eastAsia="Times New Roman" w:hAnsi="Aptos Narrow" w:cs="Times New Roman"/>
-                <w:color w:val="000000"/>
-                <w:lang w:val="et-EE" w:eastAsia="et-EE" w:bidi="ar-SA"/>
-              </w:rPr>
-              <w:t xml:space="preserve">, </w:t>
-            </w:r>
-            <w:proofErr w:type="spellStart"/>
-            <w:r>
-              <w:rPr>
-                <w:rFonts w:ascii="Arial Unicode MS" w:eastAsia="Times New Roman" w:hAnsi="Arial Unicode MS" w:cs="Times New Roman"/>
-                <w:color w:val="000000"/>
-                <w:sz w:val="20"/>
-                <w:szCs w:val="20"/>
-                <w:lang w:val="et-EE" w:eastAsia="et-EE" w:bidi="ar-SA"/>
-              </w:rPr>
-              <w:t>src</w:t>
-            </w:r>
-            <w:proofErr w:type="spellEnd"/>
-            <w:r>
-              <w:rPr>
-                <w:rFonts w:ascii="Arial Unicode MS" w:eastAsia="Times New Roman" w:hAnsi="Arial Unicode MS" w:cs="Times New Roman"/>
-                <w:color w:val="000000"/>
-                <w:sz w:val="20"/>
-                <w:szCs w:val="20"/>
-                <w:lang w:val="et-EE" w:eastAsia="et-EE" w:bidi="ar-SA"/>
-              </w:rPr>
-              <w:t>/currency_repository.cpp</w:t>
+              <w:t>src/currency_repository.cpp</w:t>
             </w:r>
           </w:p>
         </w:tc>
@@ -13421,7 +10437,6 @@
                 <w:lang w:val="et-EE" w:eastAsia="et-EE" w:bidi="ar-SA"/>
               </w:rPr>
             </w:pPr>
-            <w:proofErr w:type="spellStart"/>
             <w:r>
               <w:rPr>
                 <w:rFonts w:ascii="Aptos Narrow" w:eastAsia="Times New Roman" w:hAnsi="Aptos Narrow" w:cs="Times New Roman"/>
@@ -13430,7 +10445,6 @@
               </w:rPr>
               <w:t>Transaction</w:t>
             </w:r>
-            <w:proofErr w:type="spellEnd"/>
           </w:p>
         </w:tc>
         <w:tc>
@@ -13456,7 +10470,6 @@
                 <w:lang w:val="et-EE" w:eastAsia="et-EE" w:bidi="ar-SA"/>
               </w:rPr>
             </w:pPr>
-            <w:proofErr w:type="spellStart"/>
             <w:r>
               <w:rPr>
                 <w:rFonts w:ascii="Arial Unicode MS" w:eastAsia="Times New Roman" w:hAnsi="Arial Unicode MS" w:cs="Times New Roman"/>
@@ -13465,9 +10478,16 @@
                 <w:szCs w:val="20"/>
                 <w:lang w:val="et-EE" w:eastAsia="et-EE" w:bidi="ar-SA"/>
               </w:rPr>
-              <w:t>include</w:t>
-            </w:r>
-            <w:proofErr w:type="spellEnd"/>
+              <w:t>include/transaction.h</w:t>
+            </w:r>
+            <w:r>
+              <w:rPr>
+                <w:rFonts w:ascii="Aptos Narrow" w:eastAsia="Times New Roman" w:hAnsi="Aptos Narrow" w:cs="Times New Roman"/>
+                <w:color w:val="000000"/>
+                <w:lang w:val="et-EE" w:eastAsia="et-EE" w:bidi="ar-SA"/>
+              </w:rPr>
+              <w:t xml:space="preserve">, </w:t>
+            </w:r>
             <w:r>
               <w:rPr>
                 <w:rFonts w:ascii="Arial Unicode MS" w:eastAsia="Times New Roman" w:hAnsi="Arial Unicode MS" w:cs="Times New Roman"/>
@@ -13476,49 +10496,7 @@
                 <w:szCs w:val="20"/>
                 <w:lang w:val="et-EE" w:eastAsia="et-EE" w:bidi="ar-SA"/>
               </w:rPr>
-              <w:t>/</w:t>
-            </w:r>
-            <w:proofErr w:type="spellStart"/>
-            <w:r>
-              <w:rPr>
-                <w:rFonts w:ascii="Arial Unicode MS" w:eastAsia="Times New Roman" w:hAnsi="Arial Unicode MS" w:cs="Times New Roman"/>
-                <w:color w:val="000000"/>
-                <w:sz w:val="20"/>
-                <w:szCs w:val="20"/>
-                <w:lang w:val="et-EE" w:eastAsia="et-EE" w:bidi="ar-SA"/>
-              </w:rPr>
-              <w:t>transaction.h</w:t>
-            </w:r>
-            <w:proofErr w:type="spellEnd"/>
-            <w:r>
-              <w:rPr>
-                <w:rFonts w:ascii="Aptos Narrow" w:eastAsia="Times New Roman" w:hAnsi="Aptos Narrow" w:cs="Times New Roman"/>
-                <w:color w:val="000000"/>
-                <w:lang w:val="et-EE" w:eastAsia="et-EE" w:bidi="ar-SA"/>
-              </w:rPr>
-              <w:t xml:space="preserve">, </w:t>
-            </w:r>
-            <w:proofErr w:type="spellStart"/>
-            <w:r>
-              <w:rPr>
-                <w:rFonts w:ascii="Arial Unicode MS" w:eastAsia="Times New Roman" w:hAnsi="Arial Unicode MS" w:cs="Times New Roman"/>
-                <w:color w:val="000000"/>
-                <w:sz w:val="20"/>
-                <w:szCs w:val="20"/>
-                <w:lang w:val="et-EE" w:eastAsia="et-EE" w:bidi="ar-SA"/>
-              </w:rPr>
-              <w:t>src</w:t>
-            </w:r>
-            <w:proofErr w:type="spellEnd"/>
-            <w:r>
-              <w:rPr>
-                <w:rFonts w:ascii="Arial Unicode MS" w:eastAsia="Times New Roman" w:hAnsi="Arial Unicode MS" w:cs="Times New Roman"/>
-                <w:color w:val="000000"/>
-                <w:sz w:val="20"/>
-                <w:szCs w:val="20"/>
-                <w:lang w:val="et-EE" w:eastAsia="et-EE" w:bidi="ar-SA"/>
-              </w:rPr>
-              <w:t>/transaction.cpp</w:t>
+              <w:t>src/transaction.cpp</w:t>
             </w:r>
           </w:p>
         </w:tc>
@@ -13548,7 +10526,6 @@
                 <w:lang w:val="et-EE" w:eastAsia="et-EE" w:bidi="ar-SA"/>
               </w:rPr>
             </w:pPr>
-            <w:proofErr w:type="spellStart"/>
             <w:r>
               <w:rPr>
                 <w:rFonts w:ascii="Aptos Narrow" w:eastAsia="Times New Roman" w:hAnsi="Aptos Narrow" w:cs="Times New Roman"/>
@@ -13557,7 +10534,6 @@
               </w:rPr>
               <w:t>Report</w:t>
             </w:r>
-            <w:proofErr w:type="spellEnd"/>
           </w:p>
         </w:tc>
         <w:tc>
@@ -13583,7 +10559,6 @@
                 <w:lang w:val="et-EE" w:eastAsia="et-EE" w:bidi="ar-SA"/>
               </w:rPr>
             </w:pPr>
-            <w:proofErr w:type="spellStart"/>
             <w:r>
               <w:rPr>
                 <w:rFonts w:ascii="Arial Unicode MS" w:eastAsia="Times New Roman" w:hAnsi="Arial Unicode MS" w:cs="Times New Roman"/>
@@ -13592,9 +10567,16 @@
                 <w:szCs w:val="20"/>
                 <w:lang w:val="et-EE" w:eastAsia="et-EE" w:bidi="ar-SA"/>
               </w:rPr>
-              <w:t>include</w:t>
-            </w:r>
-            <w:proofErr w:type="spellEnd"/>
+              <w:t>include/report.h</w:t>
+            </w:r>
+            <w:r>
+              <w:rPr>
+                <w:rFonts w:ascii="Aptos Narrow" w:eastAsia="Times New Roman" w:hAnsi="Aptos Narrow" w:cs="Times New Roman"/>
+                <w:color w:val="000000"/>
+                <w:lang w:val="et-EE" w:eastAsia="et-EE" w:bidi="ar-SA"/>
+              </w:rPr>
+              <w:t xml:space="preserve">, </w:t>
+            </w:r>
             <w:r>
               <w:rPr>
                 <w:rFonts w:ascii="Arial Unicode MS" w:eastAsia="Times New Roman" w:hAnsi="Arial Unicode MS" w:cs="Times New Roman"/>
@@ -13603,49 +10585,7 @@
                 <w:szCs w:val="20"/>
                 <w:lang w:val="et-EE" w:eastAsia="et-EE" w:bidi="ar-SA"/>
               </w:rPr>
-              <w:t>/</w:t>
-            </w:r>
-            <w:proofErr w:type="spellStart"/>
-            <w:r>
-              <w:rPr>
-                <w:rFonts w:ascii="Arial Unicode MS" w:eastAsia="Times New Roman" w:hAnsi="Arial Unicode MS" w:cs="Times New Roman"/>
-                <w:color w:val="000000"/>
-                <w:sz w:val="20"/>
-                <w:szCs w:val="20"/>
-                <w:lang w:val="et-EE" w:eastAsia="et-EE" w:bidi="ar-SA"/>
-              </w:rPr>
-              <w:t>report.h</w:t>
-            </w:r>
-            <w:proofErr w:type="spellEnd"/>
-            <w:r>
-              <w:rPr>
-                <w:rFonts w:ascii="Aptos Narrow" w:eastAsia="Times New Roman" w:hAnsi="Aptos Narrow" w:cs="Times New Roman"/>
-                <w:color w:val="000000"/>
-                <w:lang w:val="et-EE" w:eastAsia="et-EE" w:bidi="ar-SA"/>
-              </w:rPr>
-              <w:t xml:space="preserve">, </w:t>
-            </w:r>
-            <w:proofErr w:type="spellStart"/>
-            <w:r>
-              <w:rPr>
-                <w:rFonts w:ascii="Arial Unicode MS" w:eastAsia="Times New Roman" w:hAnsi="Arial Unicode MS" w:cs="Times New Roman"/>
-                <w:color w:val="000000"/>
-                <w:sz w:val="20"/>
-                <w:szCs w:val="20"/>
-                <w:lang w:val="et-EE" w:eastAsia="et-EE" w:bidi="ar-SA"/>
-              </w:rPr>
-              <w:t>src</w:t>
-            </w:r>
-            <w:proofErr w:type="spellEnd"/>
-            <w:r>
-              <w:rPr>
-                <w:rFonts w:ascii="Arial Unicode MS" w:eastAsia="Times New Roman" w:hAnsi="Arial Unicode MS" w:cs="Times New Roman"/>
-                <w:color w:val="000000"/>
-                <w:sz w:val="20"/>
-                <w:szCs w:val="20"/>
-                <w:lang w:val="et-EE" w:eastAsia="et-EE" w:bidi="ar-SA"/>
-              </w:rPr>
-              <w:t>/report.cpp</w:t>
+              <w:t>src/report.cpp</w:t>
             </w:r>
           </w:p>
         </w:tc>
@@ -13675,7 +10615,6 @@
                 <w:lang w:val="et-EE" w:eastAsia="et-EE" w:bidi="ar-SA"/>
               </w:rPr>
             </w:pPr>
-            <w:proofErr w:type="spellStart"/>
             <w:r>
               <w:rPr>
                 <w:rFonts w:ascii="Aptos Narrow" w:eastAsia="Times New Roman" w:hAnsi="Aptos Narrow" w:cs="Times New Roman"/>
@@ -13684,7 +10623,6 @@
               </w:rPr>
               <w:t>Receipt</w:t>
             </w:r>
-            <w:proofErr w:type="spellEnd"/>
           </w:p>
         </w:tc>
         <w:tc>
@@ -13710,7 +10648,6 @@
                 <w:lang w:val="et-EE" w:eastAsia="et-EE" w:bidi="ar-SA"/>
               </w:rPr>
             </w:pPr>
-            <w:proofErr w:type="spellStart"/>
             <w:r>
               <w:rPr>
                 <w:rFonts w:ascii="Arial Unicode MS" w:eastAsia="Times New Roman" w:hAnsi="Arial Unicode MS" w:cs="Times New Roman"/>
@@ -13719,9 +10656,16 @@
                 <w:szCs w:val="20"/>
                 <w:lang w:val="et-EE" w:eastAsia="et-EE" w:bidi="ar-SA"/>
               </w:rPr>
-              <w:t>include</w:t>
-            </w:r>
-            <w:proofErr w:type="spellEnd"/>
+              <w:t>include/receipt.h</w:t>
+            </w:r>
+            <w:r>
+              <w:rPr>
+                <w:rFonts w:ascii="Aptos Narrow" w:eastAsia="Times New Roman" w:hAnsi="Aptos Narrow" w:cs="Times New Roman"/>
+                <w:color w:val="000000"/>
+                <w:lang w:val="et-EE" w:eastAsia="et-EE" w:bidi="ar-SA"/>
+              </w:rPr>
+              <w:t xml:space="preserve">, </w:t>
+            </w:r>
             <w:r>
               <w:rPr>
                 <w:rFonts w:ascii="Arial Unicode MS" w:eastAsia="Times New Roman" w:hAnsi="Arial Unicode MS" w:cs="Times New Roman"/>
@@ -13730,49 +10674,7 @@
                 <w:szCs w:val="20"/>
                 <w:lang w:val="et-EE" w:eastAsia="et-EE" w:bidi="ar-SA"/>
               </w:rPr>
-              <w:t>/</w:t>
-            </w:r>
-            <w:proofErr w:type="spellStart"/>
-            <w:r>
-              <w:rPr>
-                <w:rFonts w:ascii="Arial Unicode MS" w:eastAsia="Times New Roman" w:hAnsi="Arial Unicode MS" w:cs="Times New Roman"/>
-                <w:color w:val="000000"/>
-                <w:sz w:val="20"/>
-                <w:szCs w:val="20"/>
-                <w:lang w:val="et-EE" w:eastAsia="et-EE" w:bidi="ar-SA"/>
-              </w:rPr>
-              <w:t>receipt.h</w:t>
-            </w:r>
-            <w:proofErr w:type="spellEnd"/>
-            <w:r>
-              <w:rPr>
-                <w:rFonts w:ascii="Aptos Narrow" w:eastAsia="Times New Roman" w:hAnsi="Aptos Narrow" w:cs="Times New Roman"/>
-                <w:color w:val="000000"/>
-                <w:lang w:val="et-EE" w:eastAsia="et-EE" w:bidi="ar-SA"/>
-              </w:rPr>
-              <w:t xml:space="preserve">, </w:t>
-            </w:r>
-            <w:proofErr w:type="spellStart"/>
-            <w:r>
-              <w:rPr>
-                <w:rFonts w:ascii="Arial Unicode MS" w:eastAsia="Times New Roman" w:hAnsi="Arial Unicode MS" w:cs="Times New Roman"/>
-                <w:color w:val="000000"/>
-                <w:sz w:val="20"/>
-                <w:szCs w:val="20"/>
-                <w:lang w:val="et-EE" w:eastAsia="et-EE" w:bidi="ar-SA"/>
-              </w:rPr>
-              <w:t>src</w:t>
-            </w:r>
-            <w:proofErr w:type="spellEnd"/>
-            <w:r>
-              <w:rPr>
-                <w:rFonts w:ascii="Arial Unicode MS" w:eastAsia="Times New Roman" w:hAnsi="Arial Unicode MS" w:cs="Times New Roman"/>
-                <w:color w:val="000000"/>
-                <w:sz w:val="20"/>
-                <w:szCs w:val="20"/>
-                <w:lang w:val="et-EE" w:eastAsia="et-EE" w:bidi="ar-SA"/>
-              </w:rPr>
-              <w:t>/receipt.cpp</w:t>
+              <w:t>src/receipt.cpp</w:t>
             </w:r>
           </w:p>
         </w:tc>
@@ -13802,34 +10704,14 @@
                 <w:lang w:val="et-EE" w:eastAsia="et-EE" w:bidi="ar-SA"/>
               </w:rPr>
             </w:pPr>
-            <w:proofErr w:type="spellStart"/>
             <w:r>
               <w:rPr>
                 <w:rFonts w:ascii="Aptos Narrow" w:eastAsia="Times New Roman" w:hAnsi="Aptos Narrow" w:cs="Times New Roman"/>
                 <w:color w:val="000000"/>
                 <w:lang w:val="et-EE" w:eastAsia="et-EE" w:bidi="ar-SA"/>
               </w:rPr>
-              <w:t>IClock</w:t>
-            </w:r>
-            <w:proofErr w:type="spellEnd"/>
-            <w:r>
-              <w:rPr>
-                <w:rFonts w:ascii="Aptos Narrow" w:eastAsia="Times New Roman" w:hAnsi="Aptos Narrow" w:cs="Times New Roman"/>
-                <w:color w:val="000000"/>
-                <w:lang w:val="et-EE" w:eastAsia="et-EE" w:bidi="ar-SA"/>
-              </w:rPr>
-              <w:t xml:space="preserve"> / </w:t>
-            </w:r>
-            <w:proofErr w:type="spellStart"/>
-            <w:r>
-              <w:rPr>
-                <w:rFonts w:ascii="Aptos Narrow" w:eastAsia="Times New Roman" w:hAnsi="Aptos Narrow" w:cs="Times New Roman"/>
-                <w:color w:val="000000"/>
-                <w:lang w:val="et-EE" w:eastAsia="et-EE" w:bidi="ar-SA"/>
-              </w:rPr>
-              <w:t>RealClock</w:t>
-            </w:r>
-            <w:proofErr w:type="spellEnd"/>
+              <w:t>IClock / RealClock</w:t>
+            </w:r>
           </w:p>
         </w:tc>
         <w:tc>
@@ -13855,7 +10737,6 @@
                 <w:lang w:val="et-EE" w:eastAsia="et-EE" w:bidi="ar-SA"/>
               </w:rPr>
             </w:pPr>
-            <w:proofErr w:type="spellStart"/>
             <w:r>
               <w:rPr>
                 <w:rFonts w:ascii="Arial Unicode MS" w:eastAsia="Times New Roman" w:hAnsi="Arial Unicode MS" w:cs="Times New Roman"/>
@@ -13864,9 +10745,16 @@
                 <w:szCs w:val="20"/>
                 <w:lang w:val="et-EE" w:eastAsia="et-EE" w:bidi="ar-SA"/>
               </w:rPr>
-              <w:t>include</w:t>
-            </w:r>
-            <w:proofErr w:type="spellEnd"/>
+              <w:t>include/iclock.h</w:t>
+            </w:r>
+            <w:r>
+              <w:rPr>
+                <w:rFonts w:ascii="Aptos Narrow" w:eastAsia="Times New Roman" w:hAnsi="Aptos Narrow" w:cs="Times New Roman"/>
+                <w:color w:val="000000"/>
+                <w:lang w:val="et-EE" w:eastAsia="et-EE" w:bidi="ar-SA"/>
+              </w:rPr>
+              <w:t xml:space="preserve">, </w:t>
+            </w:r>
             <w:r>
               <w:rPr>
                 <w:rFonts w:ascii="Arial Unicode MS" w:eastAsia="Times New Roman" w:hAnsi="Arial Unicode MS" w:cs="Times New Roman"/>
@@ -13875,49 +10763,7 @@
                 <w:szCs w:val="20"/>
                 <w:lang w:val="et-EE" w:eastAsia="et-EE" w:bidi="ar-SA"/>
               </w:rPr>
-              <w:t>/</w:t>
-            </w:r>
-            <w:proofErr w:type="spellStart"/>
-            <w:r>
-              <w:rPr>
-                <w:rFonts w:ascii="Arial Unicode MS" w:eastAsia="Times New Roman" w:hAnsi="Arial Unicode MS" w:cs="Times New Roman"/>
-                <w:color w:val="000000"/>
-                <w:sz w:val="20"/>
-                <w:szCs w:val="20"/>
-                <w:lang w:val="et-EE" w:eastAsia="et-EE" w:bidi="ar-SA"/>
-              </w:rPr>
-              <w:t>iclock.h</w:t>
-            </w:r>
-            <w:proofErr w:type="spellEnd"/>
-            <w:r>
-              <w:rPr>
-                <w:rFonts w:ascii="Aptos Narrow" w:eastAsia="Times New Roman" w:hAnsi="Aptos Narrow" w:cs="Times New Roman"/>
-                <w:color w:val="000000"/>
-                <w:lang w:val="et-EE" w:eastAsia="et-EE" w:bidi="ar-SA"/>
-              </w:rPr>
-              <w:t xml:space="preserve">, </w:t>
-            </w:r>
-            <w:proofErr w:type="spellStart"/>
-            <w:r>
-              <w:rPr>
-                <w:rFonts w:ascii="Arial Unicode MS" w:eastAsia="Times New Roman" w:hAnsi="Arial Unicode MS" w:cs="Times New Roman"/>
-                <w:color w:val="000000"/>
-                <w:sz w:val="20"/>
-                <w:szCs w:val="20"/>
-                <w:lang w:val="et-EE" w:eastAsia="et-EE" w:bidi="ar-SA"/>
-              </w:rPr>
-              <w:t>src</w:t>
-            </w:r>
-            <w:proofErr w:type="spellEnd"/>
-            <w:r>
-              <w:rPr>
-                <w:rFonts w:ascii="Arial Unicode MS" w:eastAsia="Times New Roman" w:hAnsi="Arial Unicode MS" w:cs="Times New Roman"/>
-                <w:color w:val="000000"/>
-                <w:sz w:val="20"/>
-                <w:szCs w:val="20"/>
-                <w:lang w:val="et-EE" w:eastAsia="et-EE" w:bidi="ar-SA"/>
-              </w:rPr>
-              <w:t>/iclock.cpp</w:t>
+              <w:t>src/iclock.cpp</w:t>
             </w:r>
           </w:p>
         </w:tc>
@@ -13947,34 +10793,14 @@
                 <w:lang w:val="et-EE" w:eastAsia="et-EE" w:bidi="ar-SA"/>
               </w:rPr>
             </w:pPr>
-            <w:proofErr w:type="spellStart"/>
             <w:r>
               <w:rPr>
                 <w:rFonts w:ascii="Aptos Narrow" w:eastAsia="Times New Roman" w:hAnsi="Aptos Narrow" w:cs="Times New Roman"/>
                 <w:color w:val="000000"/>
                 <w:lang w:val="et-EE" w:eastAsia="et-EE" w:bidi="ar-SA"/>
               </w:rPr>
-              <w:t>Entry</w:t>
-            </w:r>
-            <w:proofErr w:type="spellEnd"/>
-            <w:r>
-              <w:rPr>
-                <w:rFonts w:ascii="Aptos Narrow" w:eastAsia="Times New Roman" w:hAnsi="Aptos Narrow" w:cs="Times New Roman"/>
-                <w:color w:val="000000"/>
-                <w:lang w:val="et-EE" w:eastAsia="et-EE" w:bidi="ar-SA"/>
-              </w:rPr>
-              <w:t xml:space="preserve"> </w:t>
-            </w:r>
-            <w:proofErr w:type="spellStart"/>
-            <w:r>
-              <w:rPr>
-                <w:rFonts w:ascii="Aptos Narrow" w:eastAsia="Times New Roman" w:hAnsi="Aptos Narrow" w:cs="Times New Roman"/>
-                <w:color w:val="000000"/>
-                <w:lang w:val="et-EE" w:eastAsia="et-EE" w:bidi="ar-SA"/>
-              </w:rPr>
-              <w:t>point</w:t>
-            </w:r>
-            <w:proofErr w:type="spellEnd"/>
+              <w:t>Entry point</w:t>
+            </w:r>
           </w:p>
         </w:tc>
         <w:tc>
@@ -14000,7 +10826,6 @@
                 <w:lang w:val="et-EE" w:eastAsia="et-EE" w:bidi="ar-SA"/>
               </w:rPr>
             </w:pPr>
-            <w:proofErr w:type="spellStart"/>
             <w:r>
               <w:rPr>
                 <w:rFonts w:ascii="Arial Unicode MS" w:eastAsia="Times New Roman" w:hAnsi="Arial Unicode MS" w:cs="Times New Roman"/>
@@ -14009,18 +10834,7 @@
                 <w:szCs w:val="20"/>
                 <w:lang w:val="et-EE" w:eastAsia="et-EE" w:bidi="ar-SA"/>
               </w:rPr>
-              <w:t>src</w:t>
-            </w:r>
-            <w:proofErr w:type="spellEnd"/>
-            <w:r>
-              <w:rPr>
-                <w:rFonts w:ascii="Arial Unicode MS" w:eastAsia="Times New Roman" w:hAnsi="Arial Unicode MS" w:cs="Times New Roman"/>
-                <w:color w:val="000000"/>
-                <w:sz w:val="20"/>
-                <w:szCs w:val="20"/>
-                <w:lang w:val="et-EE" w:eastAsia="et-EE" w:bidi="ar-SA"/>
-              </w:rPr>
-              <w:t>/main.cpp</w:t>
+              <w:t>src/main.cpp</w:t>
             </w:r>
           </w:p>
         </w:tc>
@@ -14050,7 +10864,6 @@
                 <w:lang w:val="et-EE" w:eastAsia="et-EE" w:bidi="ar-SA"/>
               </w:rPr>
             </w:pPr>
-            <w:proofErr w:type="spellStart"/>
             <w:r>
               <w:rPr>
                 <w:rFonts w:ascii="Aptos Narrow" w:eastAsia="Times New Roman" w:hAnsi="Aptos Narrow" w:cs="Times New Roman"/>
@@ -14059,7 +10872,6 @@
               </w:rPr>
               <w:t>Build</w:t>
             </w:r>
-            <w:proofErr w:type="spellEnd"/>
           </w:p>
         </w:tc>
         <w:tc>
@@ -14085,7 +10897,6 @@
                 <w:lang w:val="et-EE" w:eastAsia="et-EE" w:bidi="ar-SA"/>
               </w:rPr>
             </w:pPr>
-            <w:proofErr w:type="spellStart"/>
             <w:r>
               <w:rPr>
                 <w:rFonts w:ascii="Arial Unicode MS" w:eastAsia="Times New Roman" w:hAnsi="Arial Unicode MS" w:cs="Times New Roman"/>
@@ -14096,7 +10907,6 @@
               </w:rPr>
               <w:t>Makefile</w:t>
             </w:r>
-            <w:proofErr w:type="spellEnd"/>
           </w:p>
         </w:tc>
       </w:tr>
@@ -14283,70 +11093,12 @@
                       <w:lang w:val="et-EE"/>
                     </w:rPr>
                   </w:pPr>
-                  <w:proofErr w:type="spellStart"/>
                   <w:r>
                     <w:rPr>
                       <w:lang w:val="et-EE"/>
                     </w:rPr>
-                    <w:t>Initial</w:t>
+                    <w:t>Initial DLD created from Release 2 refactor</w:t>
                   </w:r>
-                  <w:proofErr w:type="spellEnd"/>
-                  <w:r>
-                    <w:rPr>
-                      <w:lang w:val="et-EE"/>
-                    </w:rPr>
-                    <w:t xml:space="preserve"> DLD </w:t>
-                  </w:r>
-                  <w:proofErr w:type="spellStart"/>
-                  <w:r>
-                    <w:rPr>
-                      <w:lang w:val="et-EE"/>
-                    </w:rPr>
-                    <w:t>created</w:t>
-                  </w:r>
-                  <w:proofErr w:type="spellEnd"/>
-                  <w:r>
-                    <w:rPr>
-                      <w:lang w:val="et-EE"/>
-                    </w:rPr>
-                    <w:t xml:space="preserve"> </w:t>
-                  </w:r>
-                  <w:proofErr w:type="spellStart"/>
-                  <w:r>
-                    <w:rPr>
-                      <w:lang w:val="et-EE"/>
-                    </w:rPr>
-                    <w:t>from</w:t>
-                  </w:r>
-                  <w:proofErr w:type="spellEnd"/>
-                  <w:r>
-                    <w:rPr>
-                      <w:lang w:val="et-EE"/>
-                    </w:rPr>
-                    <w:t xml:space="preserve"> </w:t>
-                  </w:r>
-                  <w:proofErr w:type="spellStart"/>
-                  <w:r>
-                    <w:rPr>
-                      <w:lang w:val="et-EE"/>
-                    </w:rPr>
-                    <w:t>Release</w:t>
-                  </w:r>
-                  <w:proofErr w:type="spellEnd"/>
-                  <w:r>
-                    <w:rPr>
-                      <w:lang w:val="et-EE"/>
-                    </w:rPr>
-                    <w:t xml:space="preserve"> 2 </w:t>
-                  </w:r>
-                  <w:proofErr w:type="spellStart"/>
-                  <w:r>
-                    <w:rPr>
-                      <w:lang w:val="et-EE"/>
-                    </w:rPr>
-                    <w:t>refactor</w:t>
-                  </w:r>
-                  <w:proofErr w:type="spellEnd"/>
                 </w:p>
               </w:tc>
             </w:tr>
@@ -14694,7 +11446,6 @@
                 <w:szCs w:val="20"/>
               </w:rPr>
             </w:pPr>
-            <w:proofErr w:type="spellStart"/>
             <w:r>
               <w:rPr>
                 <w:sz w:val="20"/>
@@ -14702,7 +11453,6 @@
               </w:rPr>
               <w:t>ConsoleUI</w:t>
             </w:r>
-            <w:proofErr w:type="spellEnd"/>
           </w:p>
         </w:tc>
         <w:tc>
@@ -14842,7 +11592,6 @@
                 <w:szCs w:val="20"/>
               </w:rPr>
             </w:pPr>
-            <w:proofErr w:type="spellStart"/>
             <w:r>
               <w:rPr>
                 <w:sz w:val="20"/>
@@ -14850,7 +11599,6 @@
               </w:rPr>
               <w:t>ExchangeManager</w:t>
             </w:r>
-            <w:proofErr w:type="spellEnd"/>
           </w:p>
         </w:tc>
         <w:tc>
@@ -14865,51 +11613,33 @@
                 <w:szCs w:val="20"/>
               </w:rPr>
             </w:pPr>
-            <w:proofErr w:type="spellStart"/>
             <w:r>
               <w:rPr>
                 <w:sz w:val="20"/>
                 <w:szCs w:val="20"/>
               </w:rPr>
-              <w:t>processExchange</w:t>
-            </w:r>
-            <w:proofErr w:type="spellEnd"/>
-            <w:r>
+              <w:t>processExchange()</w:t>
+            </w:r>
+          </w:p>
+        </w:tc>
+        <w:tc>
+          <w:tcPr>
+            <w:tcW w:w="1511" w:type="dxa"/>
+          </w:tcPr>
+          <w:p>
+            <w:pPr>
+              <w:cnfStyle w:val="000000010000" w:firstRow="0" w:lastRow="0" w:firstColumn="0" w:lastColumn="0" w:oddVBand="0" w:evenVBand="0" w:oddHBand="0" w:evenHBand="1" w:firstRowFirstColumn="0" w:firstRowLastColumn="0" w:lastRowFirstColumn="0" w:lastRowLastColumn="0"/>
               <w:rPr>
                 <w:sz w:val="20"/>
                 <w:szCs w:val="20"/>
               </w:rPr>
-              <w:t>()</w:t>
-            </w:r>
-          </w:p>
-        </w:tc>
-        <w:tc>
-          <w:tcPr>
-            <w:tcW w:w="1511" w:type="dxa"/>
-          </w:tcPr>
-          <w:p>
-            <w:pPr>
-              <w:cnfStyle w:val="000000010000" w:firstRow="0" w:lastRow="0" w:firstColumn="0" w:lastColumn="0" w:oddVBand="0" w:evenVBand="0" w:oddHBand="0" w:evenHBand="1" w:firstRowFirstColumn="0" w:firstRowLastColumn="0" w:lastRowFirstColumn="0" w:lastRowLastColumn="0"/>
+            </w:pPr>
+            <w:r>
               <w:rPr>
                 <w:sz w:val="20"/>
                 <w:szCs w:val="20"/>
               </w:rPr>
-            </w:pPr>
-            <w:proofErr w:type="spellStart"/>
-            <w:r>
-              <w:rPr>
-                <w:sz w:val="20"/>
-                <w:szCs w:val="20"/>
-              </w:rPr>
-              <w:t>fromA</w:t>
-            </w:r>
-            <w:proofErr w:type="spellEnd"/>
-            <w:r>
-              <w:rPr>
-                <w:sz w:val="20"/>
-                <w:szCs w:val="20"/>
-              </w:rPr>
-              <w:t xml:space="preserve"> &gt;= 0, currency codes valid</w:t>
+              <w:t>fromA &gt;= 0, currency codes valid</w:t>
             </w:r>
           </w:p>
         </w:tc>
@@ -14993,7 +11723,6 @@
                 <w:szCs w:val="20"/>
               </w:rPr>
             </w:pPr>
-            <w:proofErr w:type="spellStart"/>
             <w:r>
               <w:rPr>
                 <w:sz w:val="20"/>
@@ -15001,7 +11730,6 @@
               </w:rPr>
               <w:t>CurrencyRepository</w:t>
             </w:r>
-            <w:proofErr w:type="spellEnd"/>
           </w:p>
         </w:tc>
         <w:tc>
@@ -15016,7 +11744,6 @@
                 <w:szCs w:val="20"/>
               </w:rPr>
             </w:pPr>
-            <w:proofErr w:type="spellStart"/>
             <w:r>
               <w:rPr>
                 <w:sz w:val="20"/>
@@ -15024,7 +11751,6 @@
               </w:rPr>
               <w:t>getRate</w:t>
             </w:r>
-            <w:proofErr w:type="spellEnd"/>
           </w:p>
         </w:tc>
         <w:tc>
@@ -15128,45 +11854,34 @@
                 <w:szCs w:val="20"/>
               </w:rPr>
             </w:pPr>
-            <w:proofErr w:type="spellStart"/>
             <w:r>
               <w:rPr>
                 <w:sz w:val="20"/>
                 <w:szCs w:val="20"/>
               </w:rPr>
-              <w:t>CurrencyRepository</w:t>
-            </w:r>
-            <w:proofErr w:type="spellEnd"/>
-            <w:r>
+              <w:t xml:space="preserve">CurrencyRepository </w:t>
+            </w:r>
+          </w:p>
+        </w:tc>
+        <w:tc>
+          <w:tcPr>
+            <w:tcW w:w="1727" w:type="dxa"/>
+          </w:tcPr>
+          <w:p>
+            <w:pPr>
+              <w:cnfStyle w:val="000000010000" w:firstRow="0" w:lastRow="0" w:firstColumn="0" w:lastColumn="0" w:oddVBand="0" w:evenVBand="0" w:oddHBand="0" w:evenHBand="1" w:firstRowFirstColumn="0" w:firstRowLastColumn="0" w:lastRowFirstColumn="0" w:lastRowLastColumn="0"/>
               <w:rPr>
                 <w:sz w:val="20"/>
                 <w:szCs w:val="20"/>
               </w:rPr>
-              <w:t xml:space="preserve"> </w:t>
-            </w:r>
-          </w:p>
-        </w:tc>
-        <w:tc>
-          <w:tcPr>
-            <w:tcW w:w="1727" w:type="dxa"/>
-          </w:tcPr>
-          <w:p>
-            <w:pPr>
-              <w:cnfStyle w:val="000000010000" w:firstRow="0" w:lastRow="0" w:firstColumn="0" w:lastColumn="0" w:oddVBand="0" w:evenVBand="0" w:oddHBand="0" w:evenHBand="1" w:firstRowFirstColumn="0" w:firstRowLastColumn="0" w:lastRowFirstColumn="0" w:lastRowLastColumn="0"/>
+            </w:pPr>
+            <w:r>
               <w:rPr>
                 <w:sz w:val="20"/>
                 <w:szCs w:val="20"/>
               </w:rPr>
-            </w:pPr>
-            <w:proofErr w:type="spellStart"/>
-            <w:r>
-              <w:rPr>
-                <w:sz w:val="20"/>
-                <w:szCs w:val="20"/>
-              </w:rPr>
               <w:t>applyExchange</w:t>
             </w:r>
-            <w:proofErr w:type="spellEnd"/>
           </w:p>
         </w:tc>
         <w:tc>
@@ -15650,12 +12365,10 @@
           </w:tcPr>
           <w:p>
             <w:bookmarkStart w:id="21" w:name="OLE_LINK4"/>
-            <w:proofErr w:type="spellStart"/>
             <w:r>
               <w:t>InvalidInput</w:t>
             </w:r>
             <w:bookmarkEnd w:id="21"/>
-            <w:proofErr w:type="spellEnd"/>
           </w:p>
         </w:tc>
         <w:tc>
@@ -15668,23 +12381,7 @@
               <w:cnfStyle w:val="000000100000" w:firstRow="0" w:lastRow="0" w:firstColumn="0" w:lastColumn="0" w:oddVBand="0" w:evenVBand="0" w:oddHBand="1" w:evenHBand="0" w:firstRowFirstColumn="0" w:firstRowLastColumn="0" w:lastRowFirstColumn="0" w:lastRowLastColumn="0"/>
             </w:pPr>
             <w:r>
-              <w:t xml:space="preserve">UI — </w:t>
-            </w:r>
-            <w:proofErr w:type="spellStart"/>
-            <w:r>
-              <w:t>ConsoleUI</w:t>
-            </w:r>
-            <w:proofErr w:type="spellEnd"/>
-            <w:r>
-              <w:t xml:space="preserve"> input parsing or </w:t>
-            </w:r>
-            <w:proofErr w:type="spellStart"/>
-            <w:r>
-              <w:t>parseCurrency</w:t>
-            </w:r>
-            <w:proofErr w:type="spellEnd"/>
-            <w:r>
-              <w:t>()</w:t>
+              <w:t>UI — ConsoleUI input parsing or parseCurrency()</w:t>
             </w:r>
           </w:p>
         </w:tc>
@@ -15742,11 +12439,9 @@
             <w:vAlign w:val="center"/>
           </w:tcPr>
           <w:p>
-            <w:proofErr w:type="spellStart"/>
             <w:r>
               <w:t>InvalidInput</w:t>
             </w:r>
-            <w:proofErr w:type="spellEnd"/>
           </w:p>
         </w:tc>
         <w:tc>
@@ -15759,23 +12454,7 @@
               <w:cnfStyle w:val="000000010000" w:firstRow="0" w:lastRow="0" w:firstColumn="0" w:lastColumn="0" w:oddVBand="0" w:evenVBand="0" w:oddHBand="0" w:evenHBand="1" w:firstRowFirstColumn="0" w:firstRowLastColumn="0" w:lastRowFirstColumn="0" w:lastRowLastColumn="0"/>
             </w:pPr>
             <w:r>
-              <w:t xml:space="preserve">UI — </w:t>
-            </w:r>
-            <w:proofErr w:type="spellStart"/>
-            <w:r>
-              <w:t>ConsoleUI</w:t>
-            </w:r>
-            <w:proofErr w:type="spellEnd"/>
-            <w:r>
-              <w:t xml:space="preserve"> </w:t>
-            </w:r>
-            <w:proofErr w:type="spellStart"/>
-            <w:r>
-              <w:t>parseCurrency</w:t>
-            </w:r>
-            <w:proofErr w:type="spellEnd"/>
-            <w:r>
-              <w:t>()</w:t>
+              <w:t>UI — ConsoleUI parseCurrency()</w:t>
             </w:r>
           </w:p>
         </w:tc>
@@ -15833,11 +12512,9 @@
             <w:vAlign w:val="center"/>
           </w:tcPr>
           <w:p>
-            <w:proofErr w:type="spellStart"/>
             <w:r>
               <w:t>InvalidData</w:t>
             </w:r>
-            <w:proofErr w:type="spellEnd"/>
           </w:p>
         </w:tc>
         <w:tc>
@@ -15850,23 +12527,7 @@
               <w:cnfStyle w:val="000000100000" w:firstRow="0" w:lastRow="0" w:firstColumn="0" w:lastColumn="0" w:oddVBand="0" w:evenVBand="0" w:oddHBand="1" w:evenHBand="0" w:firstRowFirstColumn="0" w:firstRowLastColumn="0" w:lastRowFirstColumn="0" w:lastRowLastColumn="0"/>
             </w:pPr>
             <w:r>
-              <w:t xml:space="preserve">Logic — </w:t>
-            </w:r>
-            <w:proofErr w:type="spellStart"/>
-            <w:r>
-              <w:t>ExchangeManager</w:t>
-            </w:r>
-            <w:proofErr w:type="spellEnd"/>
-            <w:r>
-              <w:t>::</w:t>
-            </w:r>
-            <w:proofErr w:type="spellStart"/>
-            <w:r>
-              <w:t>processExchange</w:t>
-            </w:r>
-            <w:proofErr w:type="spellEnd"/>
-            <w:r>
-              <w:t>() guard clause</w:t>
+              <w:t>Logic — ExchangeManager::processExchange() guard clause</w:t>
             </w:r>
           </w:p>
         </w:tc>
@@ -15924,11 +12585,9 @@
             <w:vAlign w:val="center"/>
           </w:tcPr>
           <w:p>
-            <w:proofErr w:type="spellStart"/>
             <w:r>
               <w:t>InsufficientReserve</w:t>
             </w:r>
-            <w:proofErr w:type="spellEnd"/>
           </w:p>
         </w:tc>
         <w:tc>
@@ -15941,23 +12600,7 @@
               <w:cnfStyle w:val="000000010000" w:firstRow="0" w:lastRow="0" w:firstColumn="0" w:lastColumn="0" w:oddVBand="0" w:evenVBand="0" w:oddHBand="0" w:evenHBand="1" w:firstRowFirstColumn="0" w:firstRowLastColumn="0" w:lastRowFirstColumn="0" w:lastRowLastColumn="0"/>
             </w:pPr>
             <w:r>
-              <w:t xml:space="preserve">Logic — </w:t>
-            </w:r>
-            <w:proofErr w:type="spellStart"/>
-            <w:r>
-              <w:t>ExchangeManager</w:t>
-            </w:r>
-            <w:proofErr w:type="spellEnd"/>
-            <w:r>
-              <w:t>::</w:t>
-            </w:r>
-            <w:proofErr w:type="spellStart"/>
-            <w:r>
-              <w:t>processExchange</w:t>
-            </w:r>
-            <w:proofErr w:type="spellEnd"/>
-            <w:r>
-              <w:t>() reserve check</w:t>
+              <w:t>Logic — ExchangeManager::processExchange() reserve check</w:t>
             </w:r>
           </w:p>
         </w:tc>
@@ -16015,11 +12658,9 @@
             <w:vAlign w:val="center"/>
           </w:tcPr>
           <w:p>
-            <w:proofErr w:type="spellStart"/>
             <w:r>
               <w:t>MissingRate</w:t>
             </w:r>
-            <w:proofErr w:type="spellEnd"/>
           </w:p>
         </w:tc>
         <w:tc>
@@ -16032,23 +12673,7 @@
               <w:cnfStyle w:val="000000100000" w:firstRow="0" w:lastRow="0" w:firstColumn="0" w:lastColumn="0" w:oddVBand="0" w:evenVBand="0" w:oddHBand="1" w:evenHBand="0" w:firstRowFirstColumn="0" w:firstRowLastColumn="0" w:lastRowFirstColumn="0" w:lastRowLastColumn="0"/>
             </w:pPr>
             <w:r>
-              <w:t xml:space="preserve">Repository — </w:t>
-            </w:r>
-            <w:proofErr w:type="spellStart"/>
-            <w:r>
-              <w:t>CurrencyRepository</w:t>
-            </w:r>
-            <w:proofErr w:type="spellEnd"/>
-            <w:r>
-              <w:t>::</w:t>
-            </w:r>
-            <w:proofErr w:type="spellStart"/>
-            <w:r>
-              <w:t>getRate</w:t>
-            </w:r>
-            <w:proofErr w:type="spellEnd"/>
-            <w:r>
-              <w:t>()</w:t>
+              <w:t>Repository — CurrencyRepository::getRate()</w:t>
             </w:r>
           </w:p>
         </w:tc>
@@ -16292,15 +12917,7 @@
           </w:tcPr>
           <w:p>
             <w:r>
-              <w:t xml:space="preserve">Release 3 update: Added Section 13 (Validation Rules), Section 14 (Activity &amp; Sequence Diagrams), Section 15 (Exception Policy). Documented </w:t>
-            </w:r>
-            <w:proofErr w:type="spellStart"/>
-            <w:r>
-              <w:t>processExchange</w:t>
-            </w:r>
-            <w:proofErr w:type="spellEnd"/>
-            <w:r>
-              <w:t>() as core operation with complete validation, behavior, and error handling flow.</w:t>
+              <w:t>Release 3 update: Added Section 13 (Validation Rules), Section 14 (Activity &amp; Sequence Diagrams), Section 15 (Exception Policy). Documented processExchange() as core operation with complete validation, behavior, and error handling flow.</w:t>
             </w:r>
           </w:p>
         </w:tc>

--- a/docs/release-3/SW Detailed Level Design.docx
+++ b/docs/release-3/SW Detailed Level Design.docx
@@ -393,7 +393,14 @@
                 <w:rFonts w:ascii="Times New Roman" w:hAnsi="Times New Roman"/>
                 <w:sz w:val="24"/>
               </w:rPr>
-              <w:t>Currency Exchange System — Release 2</w:t>
+              <w:t xml:space="preserve">Currency Exchange System — Release </w:t>
+            </w:r>
+            <w:r>
+              <w:rPr>
+                <w:rFonts w:ascii="Times New Roman" w:hAnsi="Times New Roman"/>
+                <w:sz w:val="24"/>
+              </w:rPr>
+              <w:t>3</w:t>
             </w:r>
           </w:p>
         </w:tc>
@@ -783,6 +790,11 @@
           <w:rPr>
             <w:noProof/>
           </w:rPr>
+        </w:r>
+        <w:r>
+          <w:rPr>
+            <w:noProof/>
+          </w:rPr>
           <w:fldChar w:fldCharType="separate"/>
         </w:r>
         <w:r>
@@ -870,6 +882,11 @@
           <w:rPr>
             <w:noProof/>
           </w:rPr>
+        </w:r>
+        <w:r>
+          <w:rPr>
+            <w:noProof/>
+          </w:rPr>
           <w:fldChar w:fldCharType="separate"/>
         </w:r>
         <w:r>
@@ -956,6 +973,11 @@
           <w:rPr>
             <w:noProof/>
           </w:rPr>
+        </w:r>
+        <w:r>
+          <w:rPr>
+            <w:noProof/>
+          </w:rPr>
           <w:fldChar w:fldCharType="separate"/>
         </w:r>
         <w:r>
@@ -1042,6 +1064,11 @@
           <w:rPr>
             <w:noProof/>
           </w:rPr>
+        </w:r>
+        <w:r>
+          <w:rPr>
+            <w:noProof/>
+          </w:rPr>
           <w:fldChar w:fldCharType="separate"/>
         </w:r>
         <w:r>
@@ -1115,6 +1142,11 @@
           <w:rPr>
             <w:noProof/>
           </w:rPr>
+        </w:r>
+        <w:r>
+          <w:rPr>
+            <w:noProof/>
+          </w:rPr>
           <w:fldChar w:fldCharType="separate"/>
         </w:r>
         <w:r>
@@ -1188,6 +1220,11 @@
           <w:rPr>
             <w:noProof/>
           </w:rPr>
+        </w:r>
+        <w:r>
+          <w:rPr>
+            <w:noProof/>
+          </w:rPr>
           <w:fldChar w:fldCharType="separate"/>
         </w:r>
         <w:r>
@@ -1261,6 +1298,11 @@
           <w:rPr>
             <w:noProof/>
           </w:rPr>
+        </w:r>
+        <w:r>
+          <w:rPr>
+            <w:noProof/>
+          </w:rPr>
           <w:fldChar w:fldCharType="separate"/>
         </w:r>
         <w:r>
@@ -1321,6 +1363,11 @@
             <w:noProof/>
           </w:rPr>
           <w:instrText xml:space="preserve"> PAGEREF _Toc213267818 \h </w:instrText>
+        </w:r>
+        <w:r>
+          <w:rPr>
+            <w:noProof/>
+          </w:rPr>
         </w:r>
         <w:r>
           <w:rPr>
@@ -1399,6 +1446,11 @@
           <w:rPr>
             <w:noProof/>
           </w:rPr>
+        </w:r>
+        <w:r>
+          <w:rPr>
+            <w:noProof/>
+          </w:rPr>
           <w:fldChar w:fldCharType="separate"/>
         </w:r>
         <w:r>
@@ -1472,6 +1524,11 @@
           <w:rPr>
             <w:noProof/>
           </w:rPr>
+        </w:r>
+        <w:r>
+          <w:rPr>
+            <w:noProof/>
+          </w:rPr>
           <w:fldChar w:fldCharType="separate"/>
         </w:r>
         <w:r>
@@ -1532,6 +1589,11 @@
             <w:noProof/>
           </w:rPr>
           <w:instrText xml:space="preserve"> PAGEREF _Toc213267821 \h </w:instrText>
+        </w:r>
+        <w:r>
+          <w:rPr>
+            <w:noProof/>
+          </w:rPr>
         </w:r>
         <w:r>
           <w:rPr>
@@ -1612,6 +1674,11 @@
             <w:noProof/>
           </w:rPr>
           <w:instrText xml:space="preserve"> PAGEREF _Toc213267822 \h </w:instrText>
+        </w:r>
+        <w:r>
+          <w:rPr>
+            <w:noProof/>
+          </w:rPr>
         </w:r>
         <w:r>
           <w:rPr>
